--- a/8th semester/FYP II - Final Year Project/FYP_IntelliMeetPro_Report.docx
+++ b/8th semester/FYP II - Final Year Project/FYP_IntelliMeetPro_Report.docx
@@ -811,7 +811,7 @@
           <w:sz w:val="24"/>
           <w:szCs w:val="24"/>
         </w:rPr>
-        <w:t>Syeda Rubab Jaffar</w:t>
+        <w:t xml:space="preserve">Syeda Rubab Jaffar </w:t>
       </w:r>
       <w:r>
         <w:rPr>
@@ -821,26 +821,7 @@
           <w:sz w:val="24"/>
           <w:szCs w:val="24"/>
         </w:rPr>
-        <w:t xml:space="preserve"> </w:t>
-      </w:r>
-      <w:r>
-        <w:rPr>
-          <w:rFonts w:ascii="Georgia" w:eastAsia="Georgia" w:hAnsi="Georgia" w:cs="Georgia"/>
-          <w:b/>
-          <w:bCs/>
-          <w:sz w:val="24"/>
-          <w:szCs w:val="24"/>
-        </w:rPr>
         <w:tab/>
-      </w:r>
-      <w:r>
-        <w:rPr>
-          <w:rFonts w:ascii="Georgia" w:eastAsia="Georgia" w:hAnsi="Georgia" w:cs="Georgia"/>
-          <w:b/>
-          <w:bCs/>
-          <w:sz w:val="24"/>
-          <w:szCs w:val="24"/>
-        </w:rPr>
         <w:t xml:space="preserve">                 </w:t>
       </w:r>
       <w:r>
@@ -1535,7 +1516,7 @@
           <w:sz w:val="24"/>
           <w:szCs w:val="24"/>
         </w:rPr>
-        <w:t>This project proposes the development of an AI-powered meeting assistant that automates transcription, meeting summarization, speaker identification, and workflow management. IntelliMeet Pro uses advanced Natural Language Processing (NLP), speaker diarization, and Retrieval-Augmented Generation (RAG) techniques to generate searchable transcripts, extract tasks and decisions, and provide semantic search across meeting histories. The system further enhances productivity through integrations with project management platforms including Jira, Trello, and Asana, as well as conversational Slack bot support for querying past meetings.</w:t>
+        <w:t>This project proposes the development of an AI-powered meeting assistant that automates transcription, meeting summarization, speaker identification, and workflow management. IntelliMeet Pro uses advanced Natural Language Processing (NLP), speaker diarization, and Retrieval-Augmented Generation (RAG) techniques to generate searchable transcripts, extract tasks and decisions, and provide semantic search across meeting histories. The system further enhances productivity through integrations with project management platforms including Jira, Trello, and Asana.</w:t>
       </w:r>
     </w:p>
     <w:p>
@@ -1681,7 +1662,6 @@
           <w:sz w:val="32"/>
           <w:szCs w:val="32"/>
         </w:rPr>
-        <w:lastRenderedPageBreak/>
         <w:t>Table of Contents</w:t>
       </w:r>
     </w:p>
@@ -2217,17 +2197,7 @@
             <w:szCs w:val="24"/>
           </w:rPr>
           <w:tab/>
-          <w:t>1</w:t>
-        </w:r>
-        <w:r>
-          <w:rPr>
-            <w:rFonts w:ascii="Georgia" w:eastAsia="Georgia" w:hAnsi="Georgia" w:cs="Georgia"/>
-            <w:b/>
-            <w:bCs/>
-            <w:sz w:val="24"/>
-            <w:szCs w:val="24"/>
-          </w:rPr>
-          <w:t>6</w:t>
+          <w:t>16</w:t>
         </w:r>
       </w:hyperlink>
     </w:p>
@@ -3406,56 +3376,6 @@
           <w:tab w:val="right" w:leader="dot" w:pos="9360"/>
         </w:tabs>
         <w:spacing w:before="60" w:line="240" w:lineRule="auto"/>
-        <w:ind w:left="1080"/>
-        <w:jc w:val="both"/>
-        <w:rPr>
-          <w:rFonts w:ascii="Georgia" w:eastAsia="Georgia" w:hAnsi="Georgia" w:cs="Georgia"/>
-          <w:b/>
-          <w:bCs/>
-          <w:sz w:val="24"/>
-          <w:szCs w:val="24"/>
-        </w:rPr>
-      </w:pPr>
-      <w:r>
-        <w:rPr>
-          <w:rFonts w:ascii="Georgia" w:eastAsia="Georgia" w:hAnsi="Georgia" w:cs="Georgia"/>
-          <w:b/>
-          <w:bCs/>
-          <w:sz w:val="24"/>
-          <w:szCs w:val="24"/>
-        </w:rPr>
-        <w:lastRenderedPageBreak/>
-        <w:t>4.8.7 Query Meeting Content via Slack Bot</w:t>
-      </w:r>
-      <w:r>
-        <w:rPr>
-          <w:rFonts w:ascii="Georgia" w:eastAsia="Georgia" w:hAnsi="Georgia" w:cs="Georgia"/>
-          <w:b/>
-          <w:bCs/>
-          <w:sz w:val="24"/>
-          <w:szCs w:val="24"/>
-        </w:rPr>
-        <w:tab/>
-        <w:t>5</w:t>
-      </w:r>
-      <w:r>
-        <w:rPr>
-          <w:rFonts w:ascii="Georgia" w:eastAsia="Georgia" w:hAnsi="Georgia" w:cs="Georgia"/>
-          <w:b/>
-          <w:bCs/>
-          <w:sz w:val="24"/>
-          <w:szCs w:val="24"/>
-        </w:rPr>
-        <w:t>6</w:t>
-      </w:r>
-    </w:p>
-    <w:p>
-      <w:pPr>
-        <w:widowControl w:val="0"/>
-        <w:tabs>
-          <w:tab w:val="right" w:leader="dot" w:pos="9360"/>
-        </w:tabs>
-        <w:spacing w:before="60" w:line="240" w:lineRule="auto"/>
         <w:ind w:left="360"/>
         <w:jc w:val="both"/>
         <w:rPr>
@@ -3523,6 +3443,7 @@
           <w:sz w:val="24"/>
           <w:szCs w:val="24"/>
         </w:rPr>
+        <w:lastRenderedPageBreak/>
         <w:t>4.9.1 Authentication &amp; Account Lifecycle</w:t>
       </w:r>
       <w:r>
@@ -3572,17 +3493,7 @@
           <w:sz w:val="24"/>
           <w:szCs w:val="24"/>
         </w:rPr>
-        <w:t>4.9.2 Meeting</w:t>
-      </w:r>
-      <w:r>
-        <w:rPr>
-          <w:rFonts w:ascii="Georgia" w:eastAsia="Georgia" w:hAnsi="Georgia" w:cs="Georgia"/>
-          <w:b/>
-          <w:bCs/>
-          <w:sz w:val="24"/>
-          <w:szCs w:val="24"/>
-        </w:rPr>
-        <w:t xml:space="preserve"> Processing Lifecycle</w:t>
+        <w:t>4.9.2 Meeting Processing Lifecycle</w:t>
       </w:r>
       <w:r>
         <w:rPr>
@@ -4405,8 +4316,16 @@
           <w:sz w:val="24"/>
           <w:szCs w:val="24"/>
         </w:rPr>
+        <w:t xml:space="preserve">Team collaboration and meetings are an essential part of any organisation, but they are challenging to organise and manage [10]. With the rise in geographically dispersed teams, </w:t>
+      </w:r>
+      <w:r>
+        <w:rPr>
+          <w:rFonts w:ascii="Georgia" w:eastAsia="Georgia" w:hAnsi="Georgia" w:cs="Georgia"/>
+          <w:sz w:val="24"/>
+          <w:szCs w:val="24"/>
+        </w:rPr>
         <w:lastRenderedPageBreak/>
-        <w:t>Team collaboration and meetings are an essential part of any organisation, but they are challenging to organise and manage [10]. With the rise in geographically dispersed teams, the COVID-19 pandemic, and shift towards remote work, organizations are increasingly adopting online web conferencing tools to hold meetings [1, 2]. Organizations that use online meeting platforms like Google Meet generate a considerable amount of conversational data that contains critical business intelligence, project updates, and strategic decisions. Unfortunately, most of this information is not used because of the absence of tools that are able to record, structure, and transform discussions into actionable items. Traditional practices for capturing meeting content, such as paper and electronic note-taking, are often informal and burdensome on meeting participants [3].</w:t>
+        <w:t>the COVID-19 pandemic, and shift towards remote work, organizations are increasingly adopting online web conferencing tools to hold meetings [1, 2]. Organizations that use online meeting platforms like Google Meet generate a considerable amount of conversational data that contains critical business intelligence, project updates, and strategic decisions. Unfortunately, most of this information is not used because of the absence of tools that are able to record, structure, and transform discussions into actionable items. Traditional practices for capturing meeting content, such as paper and electronic note-taking, are often informal and burdensome on meeting participants [3].</w:t>
       </w:r>
     </w:p>
     <w:p>
@@ -4454,7 +4373,7 @@
           <w:sz w:val="24"/>
           <w:szCs w:val="24"/>
         </w:rPr>
-        <w:t>IntelliMeet Pro is an AI-powered meeting automation platform that seamlessly joins virtual meetings, transcribes discussions with accurate speaker identification, generates concise summaries, extracts action items with assigned owners, and syncs tasks across tools like Jira, Trello, and Asana. It stores all meeting data in a searchable vector database and provides a conversational Slack bot interface, enabling teams to instantly retrieve insights, track decisions, and convert discussions into actionable, persistent organizational knowledge.</w:t>
+        <w:t>IntelliMeet Pro is an AI-powered meeting automation platform that seamlessly joins virtual meetings, transcribes discussions with accurate speaker identification, generates concise summaries, extracts action items with assigned owners, and syncs tasks across tools like Jira, Trello, and Asana. It stores all meeting data in a searchable vector database, enabling teams to instantly retrieve insights, track decisions, and convert discussions into actionable, persistent organizational knowledge.</w:t>
       </w:r>
     </w:p>
     <w:p>
@@ -4521,7 +4440,39 @@
           <w:sz w:val="24"/>
           <w:szCs w:val="24"/>
         </w:rPr>
-        <w:t>To achieve this, the project will be divided into sub-tasks such as speech-to-text transcription, speaker diarization for persistent identification, semantic summarization of discussions, and integration with tools like Jira, Trello, and Slack. Techniques such as transformer-based NLP models, semantic search algorithms, and real-time API integrations will be adopted.</w:t>
+        <w:t>To achieve this, the project will be divided into sub-tasks such as speech-to-text transcription, speaker diarization for persistent identification, semantic summarization of discussions, and integration with tools like Jira,</w:t>
+      </w:r>
+      <w:r>
+        <w:rPr>
+          <w:rFonts w:ascii="Georgia" w:eastAsia="Georgia" w:hAnsi="Georgia" w:cs="Georgia"/>
+          <w:sz w:val="24"/>
+          <w:szCs w:val="24"/>
+        </w:rPr>
+        <w:t xml:space="preserve"> and</w:t>
+      </w:r>
+      <w:r>
+        <w:rPr>
+          <w:rFonts w:ascii="Georgia" w:eastAsia="Georgia" w:hAnsi="Georgia" w:cs="Georgia"/>
+          <w:sz w:val="24"/>
+          <w:szCs w:val="24"/>
+        </w:rPr>
+        <w:t xml:space="preserve"> Trell</w:t>
+      </w:r>
+      <w:r>
+        <w:rPr>
+          <w:rFonts w:ascii="Georgia" w:eastAsia="Georgia" w:hAnsi="Georgia" w:cs="Georgia"/>
+          <w:sz w:val="24"/>
+          <w:szCs w:val="24"/>
+        </w:rPr>
+        <w:t>o</w:t>
+      </w:r>
+      <w:r>
+        <w:rPr>
+          <w:rFonts w:ascii="Georgia" w:eastAsia="Georgia" w:hAnsi="Georgia" w:cs="Georgia"/>
+          <w:sz w:val="24"/>
+          <w:szCs w:val="24"/>
+        </w:rPr>
+        <w:t>. Techniques such as transformer-based NLP models, semantic search algorithms, and real-time API integrations will be adopted.</w:t>
       </w:r>
     </w:p>
     <w:p>
@@ -4640,7 +4591,6 @@
           <w:sz w:val="24"/>
           <w:szCs w:val="24"/>
         </w:rPr>
-        <w:lastRenderedPageBreak/>
         <w:t>Jury Members:</w:t>
       </w:r>
       <w:r>
@@ -4707,6 +4657,7 @@
           <w:sz w:val="24"/>
           <w:szCs w:val="24"/>
         </w:rPr>
+        <w:lastRenderedPageBreak/>
         <w:t>Development Team (Mustafa Masood, Laiba Fatima):</w:t>
       </w:r>
       <w:r>
@@ -5049,8 +5000,53 @@
           <w:sz w:val="32"/>
           <w:szCs w:val="32"/>
         </w:rPr>
+        <w:t xml:space="preserve">2. Related work </w:t>
+      </w:r>
+    </w:p>
+    <w:p>
+      <w:pPr>
+        <w:spacing w:before="240" w:after="240" w:line="240" w:lineRule="auto"/>
+        <w:jc w:val="both"/>
+        <w:rPr>
+          <w:rFonts w:ascii="Georgia" w:eastAsia="Georgia" w:hAnsi="Georgia" w:cs="Georgia"/>
+          <w:sz w:val="24"/>
+          <w:szCs w:val="24"/>
+        </w:rPr>
+      </w:pPr>
+      <w:r>
+        <w:rPr>
+          <w:rFonts w:ascii="Georgia" w:eastAsia="Georgia" w:hAnsi="Georgia" w:cs="Georgia"/>
+          <w:sz w:val="24"/>
+          <w:szCs w:val="24"/>
+        </w:rPr>
+        <w:t xml:space="preserve">Existing research on AI-assisted meeting understanding has advanced in transcription, summarization, and workflow integration, but key gaps remain. LLM-powered recap systems from Microsoft and </w:t>
+      </w:r>
+      <w:proofErr w:type="gramStart"/>
+      <w:r>
+        <w:rPr>
+          <w:rFonts w:ascii="Georgia" w:eastAsia="Georgia" w:hAnsi="Georgia" w:cs="Georgia"/>
+          <w:sz w:val="24"/>
+          <w:szCs w:val="24"/>
+        </w:rPr>
+        <w:t>HCI studies</w:t>
+      </w:r>
+      <w:proofErr w:type="gramEnd"/>
+      <w:r>
+        <w:rPr>
+          <w:rFonts w:ascii="Georgia" w:eastAsia="Georgia" w:hAnsi="Georgia" w:cs="Georgia"/>
+          <w:sz w:val="24"/>
+          <w:szCs w:val="24"/>
+        </w:rPr>
+        <w:t xml:space="preserve"> demonstrate that structured highlights and hierarchical minutes improve recall and coordination [13]. Benchmark datasets such as </w:t>
+      </w:r>
+      <w:r>
+        <w:rPr>
+          <w:rFonts w:ascii="Georgia" w:eastAsia="Georgia" w:hAnsi="Georgia" w:cs="Georgia"/>
+          <w:sz w:val="24"/>
+          <w:szCs w:val="24"/>
+        </w:rPr>
         <w:lastRenderedPageBreak/>
-        <w:t xml:space="preserve">2. Related work </w:t>
+        <w:t>MeetingBank [16] and MUG [17] enable supervised training for summarization and action detection, though they lack evidence-linked outputs. Real-time pipelines now achieve sub-200 ms transcription [18] and online summarization policies balance latency and quality [19], yet most omit persistent diarization and automated meeting participation.</w:t>
       </w:r>
     </w:p>
     <w:p>
@@ -5069,25 +5065,7 @@
           <w:sz w:val="24"/>
           <w:szCs w:val="24"/>
         </w:rPr>
-        <w:t xml:space="preserve">Existing research on AI-assisted meeting understanding has advanced in transcription, summarization, and workflow integration, but key gaps remain. LLM-powered recap systems from Microsoft and </w:t>
-      </w:r>
-      <w:proofErr w:type="gramStart"/>
-      <w:r>
-        <w:rPr>
-          <w:rFonts w:ascii="Georgia" w:eastAsia="Georgia" w:hAnsi="Georgia" w:cs="Georgia"/>
-          <w:sz w:val="24"/>
-          <w:szCs w:val="24"/>
-        </w:rPr>
-        <w:t>HCI studies</w:t>
-      </w:r>
-      <w:proofErr w:type="gramEnd"/>
-      <w:r>
-        <w:rPr>
-          <w:rFonts w:ascii="Georgia" w:eastAsia="Georgia" w:hAnsi="Georgia" w:cs="Georgia"/>
-          <w:sz w:val="24"/>
-          <w:szCs w:val="24"/>
-        </w:rPr>
-        <w:t xml:space="preserve"> demonstrate that structured highlights and hierarchical minutes improve recall and coordination [13]. Benchmark datasets such as MeetingBank [16] and MUG [17] enable supervised training for summarization and action detection, though they lack evidence-linked outputs. Real-time pipelines now achieve sub-200 ms transcription [18] and online summarization policies balance latency and quality [19], yet most omit persistent diarization and automated meeting participation.</w:t>
+        <w:t>Advances in diarization through multimodal challenges [20] and multi-agent systems for task extraction [21] show promise but remain limited in long-term speaker stability, structured action extraction, and bidirectional project management integration. Although recent systems have improved scalability and transcription accuracy, current solutions still struggle to provide grounded, context-aware, and enterprise-ready workflow automation.</w:t>
       </w:r>
     </w:p>
     <w:p>
@@ -5106,7 +5084,7 @@
           <w:sz w:val="24"/>
           <w:szCs w:val="24"/>
         </w:rPr>
-        <w:t>Advances in diarization through multimodal challenges [20] and multi-agent systems for task extraction [21] show promise but remain limited in long-term speaker stability, structured action extraction, and bidirectional project management integration. Although recent systems have improved scalability and transcription accuracy, current solutions still struggle to provide grounded, context-aware, and enterprise-ready workflow automation.</w:t>
+        <w:t>Several research prototypes have attempted to bridge these gaps. For example, TalkTraces maps discussion content to meeting agendas in real time [4], while MeetScript provides collaborative live transcripts that participants can annotate to improve meeting comprehension [5]. However, prior studies indicate that excessive real-time assistance can increase cognitive load, as users must simultaneously process transcripts, summaries, and visualizations during meetings.</w:t>
       </w:r>
     </w:p>
     <w:p>
@@ -5125,7 +5103,7 @@
           <w:sz w:val="24"/>
           <w:szCs w:val="24"/>
         </w:rPr>
-        <w:t>Several research prototypes have attempted to bridge these gaps. For example, TalkTraces maps discussion content to meeting agendas in real time [4], while MeetScript provides collaborative live transcripts that participants can annotate to improve meeting comprehension [5]. However, prior studies indicate that excessive real-time assistance can increase cognitive load, as users must simultaneously process transcripts, summaries, and visualizations during meetings.</w:t>
+        <w:t>Commercial platforms have also introduced AI-powered meeting assistants with varying levels of automation and collaboration support. Otter.ai is widely recognized for its real-time transcription, speaker identification, and live collaborative notes. The platform provides automated summaries and searchable transcripts but offers limited semantic retrieval and restricted workflow automation outside its native ecosystem. In addition, its action item extraction remains largely keyword-driven, which reduces contextual understanding in long and complex meetings.</w:t>
       </w:r>
     </w:p>
     <w:p>
@@ -5144,7 +5122,7 @@
           <w:sz w:val="24"/>
           <w:szCs w:val="24"/>
         </w:rPr>
-        <w:t>Commercial platforms have also introduced AI-powered meeting assistants with varying levels of automation and collaboration support. Otter.ai is widely recognized for its real-time transcription, speaker identification, and live collaborative notes. The platform provides automated summaries and searchable transcripts but offers limited semantic retrieval and restricted workflow automation outside its native ecosystem. In addition, its action item extraction remains largely keyword-driven, which reduces contextual understanding in long and complex meetings.</w:t>
+        <w:t>Fireflies.ai focuses heavily on enterprise integrations and meeting analytics. The platform supports automated note-taking, calendar synchronization, and integrations with collaboration tools such as Jira. While effective for basic workflow automation, it often struggles in meetings with overlapping speakers, rapid topic switching, and noisy environments. Furthermore, its action item generation lacks deeper contextual linking between discussions, assigned tasks, and historical meeting references.</w:t>
       </w:r>
     </w:p>
     <w:p>
@@ -5163,7 +5141,7 @@
           <w:sz w:val="24"/>
           <w:szCs w:val="24"/>
         </w:rPr>
-        <w:t>Fireflies.ai focuses heavily on enterprise integrations and meeting analytics. The platform supports automated note-taking, calendar synchronization, and integrations with collaboration tools such as Slack and Jira. While effective for basic workflow automation, it often struggles in meetings with overlapping speakers, rapid topic switching, and noisy environments. Furthermore, its action item generation lacks deeper contextual linking between discussions, assigned tasks, and historical meeting references.</w:t>
+        <w:t>ClickUp AI integrates meeting documentation directly within a broader project management environment. It combines note generation, task creation, and collaboration features into a unified workspace. However, its AI meeting capabilities are primarily supplementary to the project management platform itself and lack advanced conversational querying, persistent speaker profiling, and intelligent retrieval across historical meetings.</w:t>
       </w:r>
     </w:p>
     <w:p>
@@ -5182,7 +5160,7 @@
           <w:sz w:val="24"/>
           <w:szCs w:val="24"/>
         </w:rPr>
-        <w:t>ClickUp AI integrates meeting documentation directly within a broader project management environment. It combines note generation, task creation, and collaboration features into a unified workspace. However, its AI meeting capabilities are primarily supplementary to the project management platform itself and lack advanced conversational querying, persistent speaker profiling, and intelligent retrieval across historical meetings.</w:t>
+        <w:t>Sembly AI provides automated meeting transcription, summaries, and task extraction with support for cloud-based collaboration. The system emphasizes productivity reporting and post-meeting insights but offers limited automation for joining meetings and lacks persistent conversational memory between sessions. Its speaker diarization also becomes less reliable in large multi-speaker discussions.</w:t>
       </w:r>
     </w:p>
     <w:p>
@@ -5201,7 +5179,7 @@
           <w:sz w:val="24"/>
           <w:szCs w:val="24"/>
         </w:rPr>
-        <w:t xml:space="preserve">Sembly AI provides automated meeting transcription, summaries, and task extraction with support for cloud-based collaboration. The system emphasizes productivity reporting and post-meeting insights but offers limited automation for joining meetings and lacks </w:t>
+        <w:t xml:space="preserve">Other platforms such as Avoma, Fathom, MeetGeek, and Supernormal provide combinations of meeting summaries, CRM synchronization, and collaboration support. However, most existing systems primarily focus on transcription and summarization rather </w:t>
       </w:r>
       <w:r>
         <w:rPr>
@@ -5210,7 +5188,7 @@
           <w:szCs w:val="24"/>
         </w:rPr>
         <w:lastRenderedPageBreak/>
-        <w:t>persistent conversational memory between sessions. Its speaker diarization also becomes less reliable in large multi-speaker discussions.</w:t>
+        <w:t>than long-term knowledge management. Many platforms generate static summaries without enabling advanced semantic search, evidence-grounded retrieval, or conversational interaction with previous meetings.</w:t>
       </w:r>
     </w:p>
     <w:p>
@@ -5229,7 +5207,7 @@
           <w:sz w:val="24"/>
           <w:szCs w:val="24"/>
         </w:rPr>
-        <w:t>Other platforms such as Avoma, Fathom, MeetGeek, and Supernormal provide combinations of meeting summaries, CRM synchronization, and collaboration support. However, most existing systems primarily focus on transcription and summarization rather than long-term knowledge management. Many platforms generate static summaries without enabling advanced semantic search, evidence-grounded retrieval, or conversational interaction with previous meetings.</w:t>
+        <w:t>A major limitation across current commercial solutions is the absence of persistent meeting intelligence. Existing tools generally treat meetings as isolated sessions instead of connected organizational knowledge assets. As a result, users face difficulties retrieving past decisions, tracking recurring action items, and understanding discussion continuity across teams and projects. Moreover, many systems rely on basic keyword matching instead of Retrieval-Augmented Generation (RAG) architectures for contextual retrieval.</w:t>
       </w:r>
     </w:p>
     <w:p>
@@ -5248,7 +5226,7 @@
           <w:sz w:val="24"/>
           <w:szCs w:val="24"/>
         </w:rPr>
-        <w:t>A major limitation across current commercial solutions is the absence of persistent meeting intelligence. Existing tools generally treat meetings as isolated sessions instead of connected organizational knowledge assets. As a result, users face difficulties retrieving past decisions, tracking recurring action items, and understanding discussion continuity across teams and projects. Moreover, many systems rely on basic keyword matching instead of Retrieval-Augmented Generation (RAG) architectures for contextual retrieval.</w:t>
+        <w:t>IntelliMeet Pro differentiates itself through several architectural and functional innovations designed to address these limitations. The proposed system introduces persistent voice identification across meetings to build reusable speaker profiles and improve long-term diarization consistency. Unlike conventional keyword-based retrieval systems, IntelliMeet Pro utilizes a Retrieval-Augmented Generation (RAG) pipeline with Pinecone vector storage to enable semantic search and evidence-aware conversational querying over historical meetings.</w:t>
       </w:r>
     </w:p>
     <w:p>
@@ -5267,26 +5245,7 @@
           <w:sz w:val="24"/>
           <w:szCs w:val="24"/>
         </w:rPr>
-        <w:t>IntelliMeet Pro differentiates itself through several architectural and functional innovations designed to address these limitations. The proposed system introduces persistent voice identification across meetings to build reusable speaker profiles and improve long-term diarization consistency. Unlike conventional keyword-based retrieval systems, IntelliMeet Pro utilizes a Retrieval-Augmented Generation (RAG) pipeline with Pinecone vector storage to enable semantic search and evidence-aware conversational querying over historical meetings.</w:t>
-      </w:r>
-    </w:p>
-    <w:p>
-      <w:pPr>
-        <w:spacing w:before="240" w:after="240" w:line="240" w:lineRule="auto"/>
-        <w:jc w:val="both"/>
-        <w:rPr>
-          <w:rFonts w:ascii="Georgia" w:eastAsia="Georgia" w:hAnsi="Georgia" w:cs="Georgia"/>
-          <w:sz w:val="24"/>
-          <w:szCs w:val="24"/>
-        </w:rPr>
-      </w:pPr>
-      <w:r>
-        <w:rPr>
-          <w:rFonts w:ascii="Georgia" w:eastAsia="Georgia" w:hAnsi="Georgia" w:cs="Georgia"/>
-          <w:sz w:val="24"/>
-          <w:szCs w:val="24"/>
-        </w:rPr>
-        <w:t>The system also extends beyond transcription by integrating intelligent workflow orchestration. Through native Slack bot support and project management synchronization, extracted action items can be automatically converted into tasks and distributed across platforms such as Jira, Trello, and Asana. Additionally, IntelliMeet Pro supports automated meeting participation through bot joining, calendar synchronization, collaborative workspace management and encrypted storage.</w:t>
+        <w:t>The system also extends beyond transcription by integrating intelligent workflow orchestration. Through project management synchronization, extracted action items can be automatically converted into tasks and distributed across platforms such as Jira, Trello, and Asana. Additionally, IntelliMeet Pro supports automated meeting participation through bot joining, calendar synchronization, collaborative workspace management and encrypted storage.</w:t>
       </w:r>
     </w:p>
     <w:p>
@@ -5354,7 +5313,6 @@
           <w:sz w:val="32"/>
           <w:szCs w:val="32"/>
         </w:rPr>
-        <w:lastRenderedPageBreak/>
         <w:t>3. Requirements</w:t>
       </w:r>
     </w:p>
@@ -5471,6 +5429,14 @@
           <w:szCs w:val="24"/>
         </w:rPr>
         <w:br/>
+      </w:r>
+      <w:r>
+        <w:rPr>
+          <w:rFonts w:ascii="Georgia" w:eastAsia="Georgia" w:hAnsi="Georgia" w:cs="Georgia"/>
+          <w:sz w:val="24"/>
+          <w:szCs w:val="24"/>
+        </w:rPr>
+        <w:lastRenderedPageBreak/>
         <w:t xml:space="preserve">     1.1.3 Secure Login</w:t>
       </w:r>
       <w:r>
@@ -5877,7 +5843,6 @@
           <w:sz w:val="24"/>
           <w:szCs w:val="24"/>
         </w:rPr>
-        <w:lastRenderedPageBreak/>
         <w:t xml:space="preserve"> Transcription and Speaker Diarization</w:t>
       </w:r>
       <w:r>
@@ -5986,6 +5951,14 @@
           <w:szCs w:val="24"/>
         </w:rPr>
         <w:br/>
+      </w:r>
+      <w:r>
+        <w:rPr>
+          <w:rFonts w:ascii="Georgia" w:eastAsia="Georgia" w:hAnsi="Georgia" w:cs="Georgia"/>
+          <w:sz w:val="24"/>
+          <w:szCs w:val="24"/>
+        </w:rPr>
+        <w:lastRenderedPageBreak/>
         <w:t xml:space="preserve">     4.3.1 Store Transcripts in Database</w:t>
       </w:r>
       <w:r>
@@ -6364,14 +6337,6 @@
           <w:szCs w:val="24"/>
         </w:rPr>
         <w:br/>
-      </w:r>
-      <w:r>
-        <w:rPr>
-          <w:rFonts w:ascii="Georgia" w:eastAsia="Georgia" w:hAnsi="Georgia" w:cs="Georgia"/>
-          <w:sz w:val="24"/>
-          <w:szCs w:val="24"/>
-        </w:rPr>
-        <w:lastRenderedPageBreak/>
         <w:t xml:space="preserve">     7.1.4 Configure Default Projects/Boards</w:t>
       </w:r>
       <w:r>
@@ -6441,7 +6406,7 @@
           <w:sz w:val="24"/>
           <w:szCs w:val="24"/>
         </w:rPr>
-        <w:t xml:space="preserve"> Slack Bot Conversational Assistant</w:t>
+        <w:t>Subscription and Payment Processing</w:t>
       </w:r>
       <w:r>
         <w:rPr>
@@ -6459,7 +6424,7 @@
           <w:sz w:val="24"/>
           <w:szCs w:val="24"/>
         </w:rPr>
-        <w:t xml:space="preserve">   8.1 Bot Installation and Configuration</w:t>
+        <w:t xml:space="preserve">   9.1 Subscription Management</w:t>
       </w:r>
       <w:r>
         <w:rPr>
@@ -6468,7 +6433,7 @@
           <w:szCs w:val="24"/>
         </w:rPr>
         <w:br/>
-        <w:t xml:space="preserve">     8.1.1 Install Bot to Slack Workspace</w:t>
+        <w:t xml:space="preserve">     9.1.1 Display Subscription Tiers</w:t>
       </w:r>
       <w:r>
         <w:rPr>
@@ -6477,7 +6442,7 @@
           <w:szCs w:val="24"/>
         </w:rPr>
         <w:br/>
-        <w:t xml:space="preserve">     8.1.2 Link Slack Users to IntelliMeet Pro Accounts</w:t>
+        <w:t xml:space="preserve">     9.1.2 Process Subscription Selection</w:t>
       </w:r>
       <w:r>
         <w:rPr>
@@ -6486,7 +6451,15 @@
           <w:szCs w:val="24"/>
         </w:rPr>
         <w:br/>
-        <w:t xml:space="preserve">     8.1.3 Configure Bot Permissions</w:t>
+      </w:r>
+      <w:r>
+        <w:rPr>
+          <w:rFonts w:ascii="Georgia" w:eastAsia="Georgia" w:hAnsi="Georgia" w:cs="Georgia"/>
+          <w:sz w:val="24"/>
+          <w:szCs w:val="24"/>
+        </w:rPr>
+        <w:lastRenderedPageBreak/>
+        <w:t xml:space="preserve">     9.1.3 Handle Upgrades and Downgrades</w:t>
       </w:r>
       <w:r>
         <w:rPr>
@@ -6495,7 +6468,7 @@
           <w:szCs w:val="24"/>
         </w:rPr>
         <w:br/>
-        <w:t xml:space="preserve">   8.2 Query Processing</w:t>
+        <w:t xml:space="preserve">     9.1.4 Process Cancellations</w:t>
       </w:r>
       <w:r>
         <w:rPr>
@@ -6504,7 +6477,7 @@
           <w:szCs w:val="24"/>
         </w:rPr>
         <w:br/>
-        <w:t xml:space="preserve">     8.2.1 Receive User Messages</w:t>
+        <w:t xml:space="preserve">   9.2 Payment Processing</w:t>
       </w:r>
       <w:r>
         <w:rPr>
@@ -6513,7 +6486,7 @@
           <w:szCs w:val="24"/>
         </w:rPr>
         <w:br/>
-        <w:t xml:space="preserve">     8.2.2 Parse Natural Language Intent</w:t>
+        <w:t xml:space="preserve">     9.2.1 Integrate Stripe Elements</w:t>
       </w:r>
       <w:r>
         <w:rPr>
@@ -6522,7 +6495,7 @@
           <w:szCs w:val="24"/>
         </w:rPr>
         <w:br/>
-        <w:t xml:space="preserve">     8.2.3 Retrieve Relevant Information</w:t>
+        <w:t xml:space="preserve">     9.2.2 Create Stripe Customers</w:t>
       </w:r>
       <w:r>
         <w:rPr>
@@ -6531,7 +6504,7 @@
           <w:szCs w:val="24"/>
         </w:rPr>
         <w:br/>
-        <w:t xml:space="preserve">     8.2.4 Send Formatted Responses</w:t>
+        <w:t xml:space="preserve">     9.2.3 Process Recurring Payments</w:t>
       </w:r>
       <w:r>
         <w:rPr>
@@ -6540,7 +6513,7 @@
           <w:szCs w:val="24"/>
         </w:rPr>
         <w:br/>
-        <w:t xml:space="preserve">   8.3 Slash Commands</w:t>
+        <w:t xml:space="preserve">     9.2.4 Handle Payment Failures</w:t>
       </w:r>
       <w:r>
         <w:rPr>
@@ -6549,25 +6522,7 @@
           <w:szCs w:val="24"/>
         </w:rPr>
         <w:br/>
-        <w:t xml:space="preserve">     8.3.1 /</w:t>
-      </w:r>
-      <w:proofErr w:type="spellStart"/>
-      <w:r>
-        <w:rPr>
-          <w:rFonts w:ascii="Georgia" w:eastAsia="Georgia" w:hAnsi="Georgia" w:cs="Georgia"/>
-          <w:sz w:val="24"/>
-          <w:szCs w:val="24"/>
-        </w:rPr>
-        <w:t>intellimeet</w:t>
-      </w:r>
-      <w:proofErr w:type="spellEnd"/>
-      <w:r>
-        <w:rPr>
-          <w:rFonts w:ascii="Georgia" w:eastAsia="Georgia" w:hAnsi="Georgia" w:cs="Georgia"/>
-          <w:sz w:val="24"/>
-          <w:szCs w:val="24"/>
-        </w:rPr>
-        <w:t xml:space="preserve"> search [query]</w:t>
+        <w:t xml:space="preserve">   9.3 Usage Tracking and Enforcement</w:t>
       </w:r>
       <w:r>
         <w:rPr>
@@ -6576,25 +6531,7 @@
           <w:szCs w:val="24"/>
         </w:rPr>
         <w:br/>
-        <w:t xml:space="preserve">     8.3.2 /</w:t>
-      </w:r>
-      <w:proofErr w:type="spellStart"/>
-      <w:r>
-        <w:rPr>
-          <w:rFonts w:ascii="Georgia" w:eastAsia="Georgia" w:hAnsi="Georgia" w:cs="Georgia"/>
-          <w:sz w:val="24"/>
-          <w:szCs w:val="24"/>
-        </w:rPr>
-        <w:t>intellimeet</w:t>
-      </w:r>
-      <w:proofErr w:type="spellEnd"/>
-      <w:r>
-        <w:rPr>
-          <w:rFonts w:ascii="Georgia" w:eastAsia="Georgia" w:hAnsi="Georgia" w:cs="Georgia"/>
-          <w:sz w:val="24"/>
-          <w:szCs w:val="24"/>
-        </w:rPr>
-        <w:t xml:space="preserve"> summary [meeting]</w:t>
+        <w:t xml:space="preserve">     9.3.1 Track Meeting Minutes Usage</w:t>
       </w:r>
       <w:r>
         <w:rPr>
@@ -6603,25 +6540,7 @@
           <w:szCs w:val="24"/>
         </w:rPr>
         <w:br/>
-        <w:t xml:space="preserve">     8.3.3 /</w:t>
-      </w:r>
-      <w:proofErr w:type="spellStart"/>
-      <w:r>
-        <w:rPr>
-          <w:rFonts w:ascii="Georgia" w:eastAsia="Georgia" w:hAnsi="Georgia" w:cs="Georgia"/>
-          <w:sz w:val="24"/>
-          <w:szCs w:val="24"/>
-        </w:rPr>
-        <w:t>intellimeet</w:t>
-      </w:r>
-      <w:proofErr w:type="spellEnd"/>
-      <w:r>
-        <w:rPr>
-          <w:rFonts w:ascii="Georgia" w:eastAsia="Georgia" w:hAnsi="Georgia" w:cs="Georgia"/>
-          <w:sz w:val="24"/>
-          <w:szCs w:val="24"/>
-        </w:rPr>
-        <w:t xml:space="preserve"> actions</w:t>
+        <w:t xml:space="preserve">     9.3.2 Enforce Subscription Limits</w:t>
       </w:r>
       <w:r>
         <w:rPr>
@@ -6630,25 +6549,7 @@
           <w:szCs w:val="24"/>
         </w:rPr>
         <w:br/>
-        <w:t xml:space="preserve">     8.3.4 /</w:t>
-      </w:r>
-      <w:proofErr w:type="spellStart"/>
-      <w:r>
-        <w:rPr>
-          <w:rFonts w:ascii="Georgia" w:eastAsia="Georgia" w:hAnsi="Georgia" w:cs="Georgia"/>
-          <w:sz w:val="24"/>
-          <w:szCs w:val="24"/>
-        </w:rPr>
-        <w:t>intellimeet</w:t>
-      </w:r>
-      <w:proofErr w:type="spellEnd"/>
-      <w:r>
-        <w:rPr>
-          <w:rFonts w:ascii="Georgia" w:eastAsia="Georgia" w:hAnsi="Georgia" w:cs="Georgia"/>
-          <w:sz w:val="24"/>
-          <w:szCs w:val="24"/>
-        </w:rPr>
-        <w:t xml:space="preserve"> help</w:t>
+        <w:t xml:space="preserve">     9.3.3 Display Usage Metrics</w:t>
       </w:r>
       <w:r>
         <w:rPr>
@@ -6657,7 +6558,7 @@
           <w:szCs w:val="24"/>
         </w:rPr>
         <w:br/>
-        <w:t xml:space="preserve">   8.4 Notification Delivery</w:t>
+        <w:t xml:space="preserve">     9.3.4 Send Quota Warning Notifications</w:t>
       </w:r>
       <w:r>
         <w:rPr>
@@ -6666,7 +6567,7 @@
           <w:szCs w:val="24"/>
         </w:rPr>
         <w:br/>
-        <w:t xml:space="preserve">     8.4.1 Send Meeting Summary Notifications</w:t>
+        <w:t xml:space="preserve">   9.4 Billing and Invoicing</w:t>
       </w:r>
       <w:r>
         <w:rPr>
@@ -6675,7 +6576,7 @@
           <w:szCs w:val="24"/>
         </w:rPr>
         <w:br/>
-        <w:t xml:space="preserve">     8.4.2 Send Action Item Assignments</w:t>
+        <w:t xml:space="preserve">     9.4.1 Generate Invoices</w:t>
       </w:r>
       <w:r>
         <w:rPr>
@@ -6684,7 +6585,16 @@
           <w:szCs w:val="24"/>
         </w:rPr>
         <w:br/>
-        <w:t xml:space="preserve">     8.4.3 Allow Subscription Management</w:t>
+        <w:t xml:space="preserve">     9.4.2 Send Email Receipts</w:t>
+      </w:r>
+      <w:r>
+        <w:rPr>
+          <w:rFonts w:ascii="Georgia" w:eastAsia="Georgia" w:hAnsi="Georgia" w:cs="Georgia"/>
+          <w:sz w:val="24"/>
+          <w:szCs w:val="24"/>
+        </w:rPr>
+        <w:br/>
+        <w:t xml:space="preserve">     9.4.3 Provide Billing History</w:t>
       </w:r>
     </w:p>
     <w:p>
@@ -6708,7 +6618,7 @@
           <w:sz w:val="24"/>
           <w:szCs w:val="24"/>
         </w:rPr>
-        <w:t xml:space="preserve"> Subscription and Payment Processing</w:t>
+        <w:t>Multilingual Meeting Support</w:t>
       </w:r>
       <w:r>
         <w:rPr>
@@ -6726,7 +6636,7 @@
           <w:sz w:val="24"/>
           <w:szCs w:val="24"/>
         </w:rPr>
-        <w:t xml:space="preserve">   9.1 Subscription Management</w:t>
+        <w:t xml:space="preserve">   10.1 Multilingual Audio &amp; Transcript Processing </w:t>
       </w:r>
       <w:r>
         <w:rPr>
@@ -6735,7 +6645,7 @@
           <w:szCs w:val="24"/>
         </w:rPr>
         <w:br/>
-        <w:t xml:space="preserve">     9.1.1 Display Subscription Tiers</w:t>
+        <w:t xml:space="preserve">     10.1.1 Detect Spoken Language Automatically </w:t>
       </w:r>
       <w:r>
         <w:rPr>
@@ -6744,7 +6654,7 @@
           <w:szCs w:val="24"/>
         </w:rPr>
         <w:br/>
-        <w:t xml:space="preserve">     9.1.2 Process Subscription Selection</w:t>
+        <w:t xml:space="preserve">     10.1.2 Process Meetings in 99+ Languages </w:t>
       </w:r>
       <w:r>
         <w:rPr>
@@ -6753,142 +6663,7 @@
           <w:szCs w:val="24"/>
         </w:rPr>
         <w:br/>
-        <w:t xml:space="preserve">     9.1.3 Handle Upgrades and Downgrades</w:t>
-      </w:r>
-      <w:r>
-        <w:rPr>
-          <w:rFonts w:ascii="Georgia" w:eastAsia="Georgia" w:hAnsi="Georgia" w:cs="Georgia"/>
-          <w:sz w:val="24"/>
-          <w:szCs w:val="24"/>
-        </w:rPr>
-        <w:br/>
-        <w:t xml:space="preserve">     9.1.4 Process Cancellations</w:t>
-      </w:r>
-      <w:r>
-        <w:rPr>
-          <w:rFonts w:ascii="Georgia" w:eastAsia="Georgia" w:hAnsi="Georgia" w:cs="Georgia"/>
-          <w:sz w:val="24"/>
-          <w:szCs w:val="24"/>
-        </w:rPr>
-        <w:br/>
-        <w:t xml:space="preserve">   9.2 Payment Processing</w:t>
-      </w:r>
-      <w:r>
-        <w:rPr>
-          <w:rFonts w:ascii="Georgia" w:eastAsia="Georgia" w:hAnsi="Georgia" w:cs="Georgia"/>
-          <w:sz w:val="24"/>
-          <w:szCs w:val="24"/>
-        </w:rPr>
-        <w:br/>
-        <w:t xml:space="preserve">     9.2.1 Integrate Stripe Elements</w:t>
-      </w:r>
-      <w:r>
-        <w:rPr>
-          <w:rFonts w:ascii="Georgia" w:eastAsia="Georgia" w:hAnsi="Georgia" w:cs="Georgia"/>
-          <w:sz w:val="24"/>
-          <w:szCs w:val="24"/>
-        </w:rPr>
-        <w:br/>
-        <w:t xml:space="preserve">     9.2.2 Create Stripe Customers</w:t>
-      </w:r>
-      <w:r>
-        <w:rPr>
-          <w:rFonts w:ascii="Georgia" w:eastAsia="Georgia" w:hAnsi="Georgia" w:cs="Georgia"/>
-          <w:sz w:val="24"/>
-          <w:szCs w:val="24"/>
-        </w:rPr>
-        <w:br/>
-        <w:t xml:space="preserve">     9.2.3 Process Recurring Payments</w:t>
-      </w:r>
-      <w:r>
-        <w:rPr>
-          <w:rFonts w:ascii="Georgia" w:eastAsia="Georgia" w:hAnsi="Georgia" w:cs="Georgia"/>
-          <w:sz w:val="24"/>
-          <w:szCs w:val="24"/>
-        </w:rPr>
-        <w:br/>
-        <w:t xml:space="preserve">     9.2.4 Handle Payment Failures</w:t>
-      </w:r>
-      <w:r>
-        <w:rPr>
-          <w:rFonts w:ascii="Georgia" w:eastAsia="Georgia" w:hAnsi="Georgia" w:cs="Georgia"/>
-          <w:sz w:val="24"/>
-          <w:szCs w:val="24"/>
-        </w:rPr>
-        <w:br/>
-        <w:t xml:space="preserve">   9.3 Usage Tracking and Enforcement</w:t>
-      </w:r>
-      <w:r>
-        <w:rPr>
-          <w:rFonts w:ascii="Georgia" w:eastAsia="Georgia" w:hAnsi="Georgia" w:cs="Georgia"/>
-          <w:sz w:val="24"/>
-          <w:szCs w:val="24"/>
-        </w:rPr>
-        <w:br/>
-        <w:t xml:space="preserve">     9.3.1 Track Meeting Minutes Usage</w:t>
-      </w:r>
-      <w:r>
-        <w:rPr>
-          <w:rFonts w:ascii="Georgia" w:eastAsia="Georgia" w:hAnsi="Georgia" w:cs="Georgia"/>
-          <w:sz w:val="24"/>
-          <w:szCs w:val="24"/>
-        </w:rPr>
-        <w:br/>
-        <w:t xml:space="preserve">     9.3.2 Enforce Subscription Limits</w:t>
-      </w:r>
-      <w:r>
-        <w:rPr>
-          <w:rFonts w:ascii="Georgia" w:eastAsia="Georgia" w:hAnsi="Georgia" w:cs="Georgia"/>
-          <w:sz w:val="24"/>
-          <w:szCs w:val="24"/>
-        </w:rPr>
-        <w:br/>
-        <w:t xml:space="preserve">     9.3.3 Display Usage Metrics</w:t>
-      </w:r>
-      <w:r>
-        <w:rPr>
-          <w:rFonts w:ascii="Georgia" w:eastAsia="Georgia" w:hAnsi="Georgia" w:cs="Georgia"/>
-          <w:sz w:val="24"/>
-          <w:szCs w:val="24"/>
-        </w:rPr>
-        <w:br/>
-        <w:t xml:space="preserve">     9.3.4 Send Quota Warning Notifications</w:t>
-      </w:r>
-      <w:r>
-        <w:rPr>
-          <w:rFonts w:ascii="Georgia" w:eastAsia="Georgia" w:hAnsi="Georgia" w:cs="Georgia"/>
-          <w:sz w:val="24"/>
-          <w:szCs w:val="24"/>
-        </w:rPr>
-        <w:br/>
-        <w:t xml:space="preserve">   9.4 Billing and Invoicing</w:t>
-      </w:r>
-      <w:r>
-        <w:rPr>
-          <w:rFonts w:ascii="Georgia" w:eastAsia="Georgia" w:hAnsi="Georgia" w:cs="Georgia"/>
-          <w:sz w:val="24"/>
-          <w:szCs w:val="24"/>
-        </w:rPr>
-        <w:br/>
-        <w:t xml:space="preserve">     9.4.1 Generate Invoices</w:t>
-      </w:r>
-      <w:r>
-        <w:rPr>
-          <w:rFonts w:ascii="Georgia" w:eastAsia="Georgia" w:hAnsi="Georgia" w:cs="Georgia"/>
-          <w:sz w:val="24"/>
-          <w:szCs w:val="24"/>
-        </w:rPr>
-        <w:br/>
-        <w:t xml:space="preserve">     9.4.2 Send Email Receipts</w:t>
-      </w:r>
-      <w:r>
-        <w:rPr>
-          <w:rFonts w:ascii="Georgia" w:eastAsia="Georgia" w:hAnsi="Georgia" w:cs="Georgia"/>
-          <w:sz w:val="24"/>
-          <w:szCs w:val="24"/>
-        </w:rPr>
-        <w:br/>
-        <w:t xml:space="preserve">     9.4.3 Provide Billing History</w:t>
+        <w:t xml:space="preserve">     10.1.3 Support Multilingual Speech-to-Text Transcription  </w:t>
       </w:r>
     </w:p>
     <w:p>
@@ -6912,76 +6687,6 @@
           <w:sz w:val="24"/>
           <w:szCs w:val="24"/>
         </w:rPr>
-        <w:lastRenderedPageBreak/>
-        <w:t>Multilingual Meeting Support</w:t>
-      </w:r>
-      <w:r>
-        <w:rPr>
-          <w:rFonts w:ascii="Georgia" w:eastAsia="Georgia" w:hAnsi="Georgia" w:cs="Georgia"/>
-          <w:b/>
-          <w:bCs/>
-          <w:sz w:val="24"/>
-          <w:szCs w:val="24"/>
-        </w:rPr>
-        <w:br/>
-      </w:r>
-      <w:r>
-        <w:rPr>
-          <w:rFonts w:ascii="Georgia" w:eastAsia="Georgia" w:hAnsi="Georgia" w:cs="Georgia"/>
-          <w:sz w:val="24"/>
-          <w:szCs w:val="24"/>
-        </w:rPr>
-        <w:t xml:space="preserve">   10.1 Multilingual Audio &amp; Transcript Processing </w:t>
-      </w:r>
-      <w:r>
-        <w:rPr>
-          <w:rFonts w:ascii="Georgia" w:eastAsia="Georgia" w:hAnsi="Georgia" w:cs="Georgia"/>
-          <w:sz w:val="24"/>
-          <w:szCs w:val="24"/>
-        </w:rPr>
-        <w:br/>
-        <w:t xml:space="preserve">     10.1.1 Detect Spoken Language Automatically </w:t>
-      </w:r>
-      <w:r>
-        <w:rPr>
-          <w:rFonts w:ascii="Georgia" w:eastAsia="Georgia" w:hAnsi="Georgia" w:cs="Georgia"/>
-          <w:sz w:val="24"/>
-          <w:szCs w:val="24"/>
-        </w:rPr>
-        <w:br/>
-        <w:t xml:space="preserve">     10.1.2 Process Meetings in 99+ Languages </w:t>
-      </w:r>
-      <w:r>
-        <w:rPr>
-          <w:rFonts w:ascii="Georgia" w:eastAsia="Georgia" w:hAnsi="Georgia" w:cs="Georgia"/>
-          <w:sz w:val="24"/>
-          <w:szCs w:val="24"/>
-        </w:rPr>
-        <w:br/>
-        <w:t xml:space="preserve">     10.1.3 Support Multilingual Speech-to-Text Transcription  </w:t>
-      </w:r>
-    </w:p>
-    <w:p>
-      <w:pPr>
-        <w:numPr>
-          <w:ilvl w:val="0"/>
-          <w:numId w:val="20"/>
-        </w:numPr>
-        <w:spacing w:before="200" w:after="200" w:line="240" w:lineRule="auto"/>
-        <w:rPr>
-          <w:rFonts w:ascii="Georgia" w:eastAsia="Georgia" w:hAnsi="Georgia" w:cs="Georgia"/>
-          <w:sz w:val="24"/>
-          <w:szCs w:val="24"/>
-        </w:rPr>
-      </w:pPr>
-      <w:r>
-        <w:rPr>
-          <w:rFonts w:ascii="Georgia" w:eastAsia="Georgia" w:hAnsi="Georgia" w:cs="Georgia"/>
-          <w:b/>
-          <w:bCs/>
-          <w:sz w:val="24"/>
-          <w:szCs w:val="24"/>
-        </w:rPr>
         <w:t xml:space="preserve"> Dashboard and </w:t>
       </w:r>
       <w:proofErr w:type="gramStart"/>
@@ -7186,18 +6891,7 @@
           <w:szCs w:val="24"/>
           <w:lang w:val="en-US"/>
         </w:rPr>
-        <w:t xml:space="preserve">1. </w:t>
-      </w:r>
-      <w:r>
-        <w:rPr>
-          <w:rFonts w:ascii="Georgia" w:eastAsia="Georgia" w:hAnsi="Georgia" w:cs="Georgia"/>
-          <w:b/>
-          <w:bCs/>
-          <w:sz w:val="24"/>
-          <w:szCs w:val="24"/>
-          <w:lang w:val="en-US"/>
-        </w:rPr>
-        <w:t>Performance:</w:t>
+        <w:t>1. Performance:</w:t>
       </w:r>
     </w:p>
     <w:p>
@@ -7266,6 +6960,7 @@
           <w:szCs w:val="24"/>
           <w:lang w:val="en-US"/>
         </w:rPr>
+        <w:lastRenderedPageBreak/>
         <w:t>Reliability:</w:t>
       </w:r>
     </w:p>
@@ -7312,9 +7007,58 @@
           <w:szCs w:val="24"/>
           <w:lang w:val="en-US"/>
         </w:rPr>
-        <w:t xml:space="preserve">3. </w:t>
-      </w:r>
-      <w:r>
+        <w:t>3. Security:</w:t>
+      </w:r>
+    </w:p>
+    <w:p>
+      <w:pPr>
+        <w:spacing w:before="200"/>
+        <w:jc w:val="both"/>
+        <w:rPr>
+          <w:rFonts w:ascii="Georgia" w:eastAsia="Georgia" w:hAnsi="Georgia" w:cs="Georgia"/>
+          <w:sz w:val="24"/>
+          <w:szCs w:val="24"/>
+          <w:lang w:val="en-US"/>
+        </w:rPr>
+      </w:pPr>
+      <w:r>
+        <w:rPr>
+          <w:rFonts w:ascii="Georgia" w:eastAsia="Georgia" w:hAnsi="Georgia" w:cs="Georgia"/>
+          <w:sz w:val="24"/>
+          <w:szCs w:val="24"/>
+          <w:lang w:val="en-US"/>
+        </w:rPr>
+        <w:t>User accounts, meeting recordings, transcripts, and workspace data must be protected using secure authentication, authorization, and encrypted storage mechanisms. Access to sensitive information should be restricted to authorized users only.</w:t>
+      </w:r>
+    </w:p>
+    <w:p>
+      <w:pPr>
+        <w:spacing w:before="200"/>
+        <w:jc w:val="both"/>
+        <w:rPr>
+          <w:rFonts w:ascii="Georgia" w:eastAsia="Georgia" w:hAnsi="Georgia" w:cs="Georgia"/>
+          <w:sz w:val="24"/>
+          <w:szCs w:val="24"/>
+          <w:lang w:val="en-US"/>
+        </w:rPr>
+      </w:pPr>
+    </w:p>
+    <w:p>
+      <w:pPr>
+        <w:spacing w:before="200"/>
+        <w:jc w:val="both"/>
+        <w:rPr>
+          <w:rFonts w:ascii="Georgia" w:eastAsia="Georgia" w:hAnsi="Georgia" w:cs="Georgia"/>
+          <w:sz w:val="24"/>
+          <w:szCs w:val="24"/>
+          <w:lang w:val="en-US"/>
+        </w:rPr>
+      </w:pPr>
+    </w:p>
+    <w:p>
+      <w:pPr>
+        <w:spacing w:before="200"/>
+        <w:jc w:val="both"/>
         <w:rPr>
           <w:rFonts w:ascii="Georgia" w:eastAsia="Georgia" w:hAnsi="Georgia" w:cs="Georgia"/>
           <w:b/>
@@ -7323,58 +7067,8 @@
           <w:szCs w:val="24"/>
           <w:lang w:val="en-US"/>
         </w:rPr>
-        <w:t>Security:</w:t>
-      </w:r>
-    </w:p>
-    <w:p>
-      <w:pPr>
-        <w:spacing w:before="200"/>
-        <w:jc w:val="both"/>
-        <w:rPr>
-          <w:rFonts w:ascii="Georgia" w:eastAsia="Georgia" w:hAnsi="Georgia" w:cs="Georgia"/>
-          <w:sz w:val="24"/>
-          <w:szCs w:val="24"/>
-          <w:lang w:val="en-US"/>
-        </w:rPr>
-      </w:pPr>
-      <w:r>
-        <w:rPr>
-          <w:rFonts w:ascii="Georgia" w:eastAsia="Georgia" w:hAnsi="Georgia" w:cs="Georgia"/>
-          <w:sz w:val="24"/>
-          <w:szCs w:val="24"/>
-          <w:lang w:val="en-US"/>
-        </w:rPr>
-        <w:t>User accounts, meeting recordings, transcripts, and workspace data must be protected using secure authentication, authorization, and encrypted storage mechanisms. Access to sensitive information should be restricted to authorized users only.</w:t>
-      </w:r>
-    </w:p>
-    <w:p>
-      <w:pPr>
-        <w:spacing w:before="200"/>
-        <w:jc w:val="both"/>
-        <w:rPr>
-          <w:rFonts w:ascii="Georgia" w:eastAsia="Georgia" w:hAnsi="Georgia" w:cs="Georgia"/>
-          <w:sz w:val="24"/>
-          <w:szCs w:val="24"/>
-          <w:lang w:val="en-US"/>
-        </w:rPr>
-      </w:pPr>
-    </w:p>
-    <w:p>
-      <w:pPr>
-        <w:spacing w:before="200"/>
-        <w:jc w:val="both"/>
-        <w:rPr>
-          <w:rFonts w:ascii="Georgia" w:eastAsia="Georgia" w:hAnsi="Georgia" w:cs="Georgia"/>
-          <w:sz w:val="24"/>
-          <w:szCs w:val="24"/>
-          <w:lang w:val="en-US"/>
-        </w:rPr>
-      </w:pPr>
-    </w:p>
-    <w:p>
-      <w:pPr>
-        <w:spacing w:before="200"/>
-        <w:jc w:val="both"/>
+      </w:pPr>
+      <w:r>
         <w:rPr>
           <w:rFonts w:ascii="Georgia" w:eastAsia="Georgia" w:hAnsi="Georgia" w:cs="Georgia"/>
           <w:b/>
@@ -7383,8 +7077,34 @@
           <w:szCs w:val="24"/>
           <w:lang w:val="en-US"/>
         </w:rPr>
-      </w:pPr>
-      <w:r>
+        <w:t>4. Usability:</w:t>
+      </w:r>
+    </w:p>
+    <w:p>
+      <w:pPr>
+        <w:spacing w:before="200"/>
+        <w:jc w:val="both"/>
+        <w:rPr>
+          <w:rFonts w:ascii="Georgia" w:eastAsia="Georgia" w:hAnsi="Georgia" w:cs="Georgia"/>
+          <w:sz w:val="24"/>
+          <w:szCs w:val="24"/>
+          <w:lang w:val="en-US"/>
+        </w:rPr>
+      </w:pPr>
+      <w:r>
+        <w:rPr>
+          <w:rFonts w:ascii="Georgia" w:eastAsia="Georgia" w:hAnsi="Georgia" w:cs="Georgia"/>
+          <w:sz w:val="24"/>
+          <w:szCs w:val="24"/>
+          <w:lang w:val="en-US"/>
+        </w:rPr>
+        <w:t>The system interface should be simple, intuitive, and easy to navigate for both technical and non-technical users. Features such as meeting summaries, transcripts, and task management should be clearly accessible and understandable.</w:t>
+      </w:r>
+    </w:p>
+    <w:p>
+      <w:pPr>
+        <w:spacing w:before="200"/>
+        <w:jc w:val="both"/>
         <w:rPr>
           <w:rFonts w:ascii="Georgia" w:eastAsia="Georgia" w:hAnsi="Georgia" w:cs="Georgia"/>
           <w:b/>
@@ -7393,9 +7113,7 @@
           <w:szCs w:val="24"/>
           <w:lang w:val="en-US"/>
         </w:rPr>
-        <w:lastRenderedPageBreak/>
-        <w:t xml:space="preserve">4. </w:t>
-      </w:r>
+      </w:pPr>
       <w:r>
         <w:rPr>
           <w:rFonts w:ascii="Georgia" w:eastAsia="Georgia" w:hAnsi="Georgia" w:cs="Georgia"/>
@@ -7405,7 +7123,7 @@
           <w:szCs w:val="24"/>
           <w:lang w:val="en-US"/>
         </w:rPr>
-        <w:t>Usability:</w:t>
+        <w:t>5. Scalability:</w:t>
       </w:r>
     </w:p>
     <w:p>
@@ -7426,7 +7144,7 @@
           <w:szCs w:val="24"/>
           <w:lang w:val="en-US"/>
         </w:rPr>
-        <w:t>The system interface should be simple, intuitive, and easy to navigate for both technical and non-technical users. Features such as meeting summaries, transcripts, and task management should be clearly accessible and understandable.</w:t>
+        <w:t>The system should be capable of handling increasing numbers of meetings, transcripts, users, and integrations while maintaining stable performance and responsiveness.</w:t>
       </w:r>
     </w:p>
     <w:p>
@@ -7451,9 +7169,54 @@
           <w:szCs w:val="24"/>
           <w:lang w:val="en-US"/>
         </w:rPr>
-        <w:t xml:space="preserve">5. </w:t>
-      </w:r>
-      <w:r>
+        <w:t>6. Maintainability:</w:t>
+      </w:r>
+    </w:p>
+    <w:p>
+      <w:pPr>
+        <w:spacing w:before="200"/>
+        <w:jc w:val="both"/>
+        <w:rPr>
+          <w:rFonts w:ascii="Georgia" w:eastAsia="Georgia" w:hAnsi="Georgia" w:cs="Georgia"/>
+          <w:sz w:val="24"/>
+          <w:szCs w:val="24"/>
+          <w:lang w:val="en-US"/>
+        </w:rPr>
+      </w:pPr>
+      <w:r>
+        <w:rPr>
+          <w:rFonts w:ascii="Georgia" w:eastAsia="Georgia" w:hAnsi="Georgia" w:cs="Georgia"/>
+          <w:sz w:val="24"/>
+          <w:szCs w:val="24"/>
+          <w:lang w:val="en-US"/>
+        </w:rPr>
+        <w:t xml:space="preserve">The application should follow </w:t>
+      </w:r>
+      <w:proofErr w:type="gramStart"/>
+      <w:r>
+        <w:rPr>
+          <w:rFonts w:ascii="Georgia" w:eastAsia="Georgia" w:hAnsi="Georgia" w:cs="Georgia"/>
+          <w:sz w:val="24"/>
+          <w:szCs w:val="24"/>
+          <w:lang w:val="en-US"/>
+        </w:rPr>
+        <w:t>a modular</w:t>
+      </w:r>
+      <w:proofErr w:type="gramEnd"/>
+      <w:r>
+        <w:rPr>
+          <w:rFonts w:ascii="Georgia" w:eastAsia="Georgia" w:hAnsi="Georgia" w:cs="Georgia"/>
+          <w:sz w:val="24"/>
+          <w:szCs w:val="24"/>
+          <w:lang w:val="en-US"/>
+        </w:rPr>
+        <w:t xml:space="preserve"> and organized architecture so that future updates, feature additions, and bug fixes can be implemented efficiently.</w:t>
+      </w:r>
+    </w:p>
+    <w:p>
+      <w:pPr>
+        <w:spacing w:before="200"/>
+        <w:jc w:val="both"/>
         <w:rPr>
           <w:rFonts w:ascii="Georgia" w:eastAsia="Georgia" w:hAnsi="Georgia" w:cs="Georgia"/>
           <w:b/>
@@ -7462,34 +7225,8 @@
           <w:szCs w:val="24"/>
           <w:lang w:val="en-US"/>
         </w:rPr>
-        <w:t>Scalability:</w:t>
-      </w:r>
-    </w:p>
-    <w:p>
-      <w:pPr>
-        <w:spacing w:before="200"/>
-        <w:jc w:val="both"/>
-        <w:rPr>
-          <w:rFonts w:ascii="Georgia" w:eastAsia="Georgia" w:hAnsi="Georgia" w:cs="Georgia"/>
-          <w:sz w:val="24"/>
-          <w:szCs w:val="24"/>
-          <w:lang w:val="en-US"/>
-        </w:rPr>
-      </w:pPr>
-      <w:r>
-        <w:rPr>
-          <w:rFonts w:ascii="Georgia" w:eastAsia="Georgia" w:hAnsi="Georgia" w:cs="Georgia"/>
-          <w:sz w:val="24"/>
-          <w:szCs w:val="24"/>
-          <w:lang w:val="en-US"/>
-        </w:rPr>
-        <w:t>The system should be capable of handling increasing numbers of meetings, transcripts, users, and integrations while maintaining stable performance and responsiveness.</w:t>
-      </w:r>
-    </w:p>
-    <w:p>
-      <w:pPr>
-        <w:spacing w:before="200"/>
-        <w:jc w:val="both"/>
+      </w:pPr>
+      <w:r>
         <w:rPr>
           <w:rFonts w:ascii="Georgia" w:eastAsia="Georgia" w:hAnsi="Georgia" w:cs="Georgia"/>
           <w:b/>
@@ -7498,8 +7235,34 @@
           <w:szCs w:val="24"/>
           <w:lang w:val="en-US"/>
         </w:rPr>
-      </w:pPr>
-      <w:r>
+        <w:t>7. Availability:</w:t>
+      </w:r>
+    </w:p>
+    <w:p>
+      <w:pPr>
+        <w:spacing w:before="200"/>
+        <w:jc w:val="both"/>
+        <w:rPr>
+          <w:rFonts w:ascii="Georgia" w:eastAsia="Georgia" w:hAnsi="Georgia" w:cs="Georgia"/>
+          <w:sz w:val="24"/>
+          <w:szCs w:val="24"/>
+          <w:lang w:val="en-US"/>
+        </w:rPr>
+      </w:pPr>
+      <w:r>
+        <w:rPr>
+          <w:rFonts w:ascii="Georgia" w:eastAsia="Georgia" w:hAnsi="Georgia" w:cs="Georgia"/>
+          <w:sz w:val="24"/>
+          <w:szCs w:val="24"/>
+          <w:lang w:val="en-US"/>
+        </w:rPr>
+        <w:t>The system should remain accessible and operational with minimal downtime, ensuring users can access meetings, transcripts, and collaboration features whenever needed.</w:t>
+      </w:r>
+    </w:p>
+    <w:p>
+      <w:pPr>
+        <w:spacing w:before="200"/>
+        <w:jc w:val="both"/>
         <w:rPr>
           <w:rFonts w:ascii="Georgia" w:eastAsia="Georgia" w:hAnsi="Georgia" w:cs="Georgia"/>
           <w:b/>
@@ -7508,8 +7271,7 @@
           <w:szCs w:val="24"/>
           <w:lang w:val="en-US"/>
         </w:rPr>
-        <w:t xml:space="preserve">6. </w:t>
-      </w:r>
+      </w:pPr>
       <w:r>
         <w:rPr>
           <w:rFonts w:ascii="Georgia" w:eastAsia="Georgia" w:hAnsi="Georgia" w:cs="Georgia"/>
@@ -7519,7 +7281,7 @@
           <w:szCs w:val="24"/>
           <w:lang w:val="en-US"/>
         </w:rPr>
-        <w:t>Maintainability:</w:t>
+        <w:t>8. Compatibility:</w:t>
       </w:r>
     </w:p>
     <w:p>
@@ -7540,7 +7302,34 @@
           <w:szCs w:val="24"/>
           <w:lang w:val="en-US"/>
         </w:rPr>
-        <w:t xml:space="preserve">The application should follow </w:t>
+        <w:t>The platform should support integration with commonly used communication and project management tools such as Google Mee</w:t>
+      </w:r>
+      <w:r>
+        <w:rPr>
+          <w:rFonts w:ascii="Georgia" w:eastAsia="Georgia" w:hAnsi="Georgia" w:cs="Georgia"/>
+          <w:sz w:val="24"/>
+          <w:szCs w:val="24"/>
+          <w:lang w:val="en-US"/>
+        </w:rPr>
+        <w:t>t</w:t>
+      </w:r>
+      <w:r>
+        <w:rPr>
+          <w:rFonts w:ascii="Georgia" w:eastAsia="Georgia" w:hAnsi="Georgia" w:cs="Georgia"/>
+          <w:sz w:val="24"/>
+          <w:szCs w:val="24"/>
+          <w:lang w:val="en-US"/>
+        </w:rPr>
+        <w:t>, Jira, Trello,</w:t>
+      </w:r>
+      <w:r>
+        <w:rPr>
+          <w:rFonts w:ascii="Georgia" w:eastAsia="Georgia" w:hAnsi="Georgia" w:cs="Georgia"/>
+          <w:sz w:val="24"/>
+          <w:szCs w:val="24"/>
+          <w:lang w:val="en-US"/>
+        </w:rPr>
+        <w:t xml:space="preserve"> </w:t>
       </w:r>
       <w:proofErr w:type="gramStart"/>
       <w:r>
@@ -7550,7 +7339,16 @@
           <w:szCs w:val="24"/>
           <w:lang w:val="en-US"/>
         </w:rPr>
-        <w:t>a modular</w:t>
+        <w:t xml:space="preserve">and </w:t>
+      </w:r>
+      <w:r>
+        <w:rPr>
+          <w:rFonts w:ascii="Georgia" w:eastAsia="Georgia" w:hAnsi="Georgia" w:cs="Georgia"/>
+          <w:sz w:val="24"/>
+          <w:szCs w:val="24"/>
+          <w:lang w:val="en-US"/>
+        </w:rPr>
+        <w:t xml:space="preserve"> Asana</w:t>
       </w:r>
       <w:proofErr w:type="gramEnd"/>
       <w:r>
@@ -7560,7 +7358,7 @@
           <w:szCs w:val="24"/>
           <w:lang w:val="en-US"/>
         </w:rPr>
-        <w:t xml:space="preserve"> and organized architecture so that future updates, feature additions, and bug fixes can be implemented efficiently.</w:t>
+        <w:t>.</w:t>
       </w:r>
     </w:p>
     <w:p>
@@ -7585,9 +7383,34 @@
           <w:szCs w:val="24"/>
           <w:lang w:val="en-US"/>
         </w:rPr>
-        <w:t xml:space="preserve">7. </w:t>
-      </w:r>
-      <w:r>
+        <w:t>9. Data Integrity:</w:t>
+      </w:r>
+    </w:p>
+    <w:p>
+      <w:pPr>
+        <w:spacing w:before="200"/>
+        <w:jc w:val="both"/>
+        <w:rPr>
+          <w:rFonts w:ascii="Georgia" w:eastAsia="Georgia" w:hAnsi="Georgia" w:cs="Georgia"/>
+          <w:sz w:val="24"/>
+          <w:szCs w:val="24"/>
+          <w:lang w:val="en-US"/>
+        </w:rPr>
+      </w:pPr>
+      <w:r>
+        <w:rPr>
+          <w:rFonts w:ascii="Georgia" w:eastAsia="Georgia" w:hAnsi="Georgia" w:cs="Georgia"/>
+          <w:sz w:val="24"/>
+          <w:szCs w:val="24"/>
+          <w:lang w:val="en-US"/>
+        </w:rPr>
+        <w:t>Meeting transcripts, summaries, and action items should remain accurate, consistent, and synchronized across the system and connected third-party platforms.</w:t>
+      </w:r>
+    </w:p>
+    <w:p>
+      <w:pPr>
+        <w:spacing w:before="200"/>
+        <w:jc w:val="both"/>
         <w:rPr>
           <w:rFonts w:ascii="Georgia" w:eastAsia="Georgia" w:hAnsi="Georgia" w:cs="Georgia"/>
           <w:b/>
@@ -7596,34 +7419,8 @@
           <w:szCs w:val="24"/>
           <w:lang w:val="en-US"/>
         </w:rPr>
-        <w:t>Availability:</w:t>
-      </w:r>
-    </w:p>
-    <w:p>
-      <w:pPr>
-        <w:spacing w:before="200"/>
-        <w:jc w:val="both"/>
-        <w:rPr>
-          <w:rFonts w:ascii="Georgia" w:eastAsia="Georgia" w:hAnsi="Georgia" w:cs="Georgia"/>
-          <w:sz w:val="24"/>
-          <w:szCs w:val="24"/>
-          <w:lang w:val="en-US"/>
-        </w:rPr>
-      </w:pPr>
-      <w:r>
-        <w:rPr>
-          <w:rFonts w:ascii="Georgia" w:eastAsia="Georgia" w:hAnsi="Georgia" w:cs="Georgia"/>
-          <w:sz w:val="24"/>
-          <w:szCs w:val="24"/>
-          <w:lang w:val="en-US"/>
-        </w:rPr>
-        <w:t>The system should remain accessible and operational with minimal downtime, ensuring users can access meetings, transcripts, and collaboration features whenever needed.</w:t>
-      </w:r>
-    </w:p>
-    <w:p>
-      <w:pPr>
-        <w:spacing w:before="200"/>
-        <w:jc w:val="both"/>
+      </w:pPr>
+      <w:r>
         <w:rPr>
           <w:rFonts w:ascii="Georgia" w:eastAsia="Georgia" w:hAnsi="Georgia" w:cs="Georgia"/>
           <w:b/>
@@ -7632,160 +7429,8 @@
           <w:szCs w:val="24"/>
           <w:lang w:val="en-US"/>
         </w:rPr>
-      </w:pPr>
-      <w:r>
-        <w:rPr>
-          <w:rFonts w:ascii="Georgia" w:eastAsia="Georgia" w:hAnsi="Georgia" w:cs="Georgia"/>
-          <w:b/>
-          <w:bCs/>
-          <w:sz w:val="24"/>
-          <w:szCs w:val="24"/>
-          <w:lang w:val="en-US"/>
-        </w:rPr>
-        <w:t xml:space="preserve">8. </w:t>
-      </w:r>
-      <w:r>
-        <w:rPr>
-          <w:rFonts w:ascii="Georgia" w:eastAsia="Georgia" w:hAnsi="Georgia" w:cs="Georgia"/>
-          <w:b/>
-          <w:bCs/>
-          <w:sz w:val="24"/>
-          <w:szCs w:val="24"/>
-          <w:lang w:val="en-US"/>
-        </w:rPr>
-        <w:t>Compatibility:</w:t>
-      </w:r>
-    </w:p>
-    <w:p>
-      <w:pPr>
-        <w:spacing w:before="200"/>
-        <w:jc w:val="both"/>
-        <w:rPr>
-          <w:rFonts w:ascii="Georgia" w:eastAsia="Georgia" w:hAnsi="Georgia" w:cs="Georgia"/>
-          <w:sz w:val="24"/>
-          <w:szCs w:val="24"/>
-          <w:lang w:val="en-US"/>
-        </w:rPr>
-      </w:pPr>
-      <w:r>
-        <w:rPr>
-          <w:rFonts w:ascii="Georgia" w:eastAsia="Georgia" w:hAnsi="Georgia" w:cs="Georgia"/>
-          <w:sz w:val="24"/>
-          <w:szCs w:val="24"/>
-          <w:lang w:val="en-US"/>
-        </w:rPr>
-        <w:t>The platform should support integration with commonly used communication and project management tools such as Google Mee</w:t>
-      </w:r>
-      <w:r>
-        <w:rPr>
-          <w:rFonts w:ascii="Georgia" w:eastAsia="Georgia" w:hAnsi="Georgia" w:cs="Georgia"/>
-          <w:sz w:val="24"/>
-          <w:szCs w:val="24"/>
-          <w:lang w:val="en-US"/>
-        </w:rPr>
-        <w:t>t</w:t>
-      </w:r>
-      <w:r>
-        <w:rPr>
-          <w:rFonts w:ascii="Georgia" w:eastAsia="Georgia" w:hAnsi="Georgia" w:cs="Georgia"/>
-          <w:sz w:val="24"/>
-          <w:szCs w:val="24"/>
-          <w:lang w:val="en-US"/>
-        </w:rPr>
-        <w:t>, Jira, Trello, Asana, and Slack.</w:t>
-      </w:r>
-    </w:p>
-    <w:p>
-      <w:pPr>
-        <w:spacing w:before="200"/>
-        <w:jc w:val="both"/>
-        <w:rPr>
-          <w:rFonts w:ascii="Georgia" w:eastAsia="Georgia" w:hAnsi="Georgia" w:cs="Georgia"/>
-          <w:b/>
-          <w:bCs/>
-          <w:sz w:val="24"/>
-          <w:szCs w:val="24"/>
-          <w:lang w:val="en-US"/>
-        </w:rPr>
-      </w:pPr>
-      <w:r>
-        <w:rPr>
-          <w:rFonts w:ascii="Georgia" w:eastAsia="Georgia" w:hAnsi="Georgia" w:cs="Georgia"/>
-          <w:b/>
-          <w:bCs/>
-          <w:sz w:val="24"/>
-          <w:szCs w:val="24"/>
-          <w:lang w:val="en-US"/>
-        </w:rPr>
-        <w:t xml:space="preserve">9. </w:t>
-      </w:r>
-      <w:r>
-        <w:rPr>
-          <w:rFonts w:ascii="Georgia" w:eastAsia="Georgia" w:hAnsi="Georgia" w:cs="Georgia"/>
-          <w:b/>
-          <w:bCs/>
-          <w:sz w:val="24"/>
-          <w:szCs w:val="24"/>
-          <w:lang w:val="en-US"/>
-        </w:rPr>
-        <w:t>Data Integrity:</w:t>
-      </w:r>
-    </w:p>
-    <w:p>
-      <w:pPr>
-        <w:spacing w:before="200"/>
-        <w:jc w:val="both"/>
-        <w:rPr>
-          <w:rFonts w:ascii="Georgia" w:eastAsia="Georgia" w:hAnsi="Georgia" w:cs="Georgia"/>
-          <w:sz w:val="24"/>
-          <w:szCs w:val="24"/>
-          <w:lang w:val="en-US"/>
-        </w:rPr>
-      </w:pPr>
-      <w:r>
-        <w:rPr>
-          <w:rFonts w:ascii="Georgia" w:eastAsia="Georgia" w:hAnsi="Georgia" w:cs="Georgia"/>
-          <w:sz w:val="24"/>
-          <w:szCs w:val="24"/>
-          <w:lang w:val="en-US"/>
-        </w:rPr>
-        <w:t>Meeting transcripts, summaries, and action items should remain accurate, consistent, and synchronized across the system and connected third-party platforms.</w:t>
-      </w:r>
-    </w:p>
-    <w:p>
-      <w:pPr>
-        <w:spacing w:before="200"/>
-        <w:jc w:val="both"/>
-        <w:rPr>
-          <w:rFonts w:ascii="Georgia" w:eastAsia="Georgia" w:hAnsi="Georgia" w:cs="Georgia"/>
-          <w:b/>
-          <w:bCs/>
-          <w:sz w:val="24"/>
-          <w:szCs w:val="24"/>
-          <w:lang w:val="en-US"/>
-        </w:rPr>
-      </w:pPr>
-      <w:r>
-        <w:rPr>
-          <w:rFonts w:ascii="Georgia" w:eastAsia="Georgia" w:hAnsi="Georgia" w:cs="Georgia"/>
-          <w:b/>
-          <w:bCs/>
-          <w:sz w:val="24"/>
-          <w:szCs w:val="24"/>
-          <w:lang w:val="en-US"/>
-        </w:rPr>
-        <w:t xml:space="preserve">10. </w:t>
-      </w:r>
-      <w:r>
-        <w:rPr>
-          <w:rFonts w:ascii="Georgia" w:eastAsia="Georgia" w:hAnsi="Georgia" w:cs="Georgia"/>
-          <w:b/>
-          <w:bCs/>
-          <w:sz w:val="24"/>
-          <w:szCs w:val="24"/>
-          <w:lang w:val="en-US"/>
-        </w:rPr>
-        <w:t>Multilingual Support:</w:t>
+        <w:lastRenderedPageBreak/>
+        <w:t>10. Multilingual Support:</w:t>
       </w:r>
     </w:p>
     <w:p>
@@ -7971,7 +7616,6 @@
           <w:sz w:val="24"/>
           <w:szCs w:val="24"/>
         </w:rPr>
-        <w:lastRenderedPageBreak/>
         <w:t xml:space="preserve"> Mobile Application Development</w:t>
       </w:r>
     </w:p>
@@ -8507,6 +8151,7 @@
           <w:sz w:val="24"/>
           <w:szCs w:val="24"/>
         </w:rPr>
+        <w:lastRenderedPageBreak/>
         <w:t>No white-label customization for third-party resellers</w:t>
       </w:r>
     </w:p>
@@ -8772,7 +8417,6 @@
           <w:sz w:val="24"/>
           <w:szCs w:val="24"/>
         </w:rPr>
-        <w:lastRenderedPageBreak/>
         <w:t xml:space="preserve"> Real-Time Live Transcription Display During Meetings</w:t>
       </w:r>
     </w:p>
@@ -9029,7 +8673,16 @@
           <w:sz w:val="24"/>
           <w:szCs w:val="24"/>
         </w:rPr>
-        <w:t>This deployment diagram shows IntelliMeet Pro running through a client browser that communicates with a central Azure App Service hosting all backend services, including authentication, meetings, integrations, search, transcription orchestration, summarization, and subscriptions. The backend connects to Azure Storage for transcript files, a database cluster containing the main Postgres DB, Key Vault, and Pinecone vector index, and various external APIs such as Whisper, GPT, Translation services, Jira, and conferencing platforms. Stripe Payment handles billing and subscription processing, completing the system's external integrations.</w:t>
+        <w:t xml:space="preserve">This deployment diagram shows IntelliMeet Pro running through a client browser that communicates with a central Azure App Service hosting all backend services, including authentication, meetings, integrations, search, transcription orchestration, </w:t>
+      </w:r>
+      <w:r>
+        <w:rPr>
+          <w:rFonts w:ascii="Georgia" w:eastAsia="Georgia" w:hAnsi="Georgia" w:cs="Georgia"/>
+          <w:sz w:val="24"/>
+          <w:szCs w:val="24"/>
+        </w:rPr>
+        <w:lastRenderedPageBreak/>
+        <w:t>summarization, and subscriptions. The backend connects to Azure Storage for transcript files, a database cluster containing the main Postgres DB, Key Vault, and Pinecone vector index, and various external APIs such as Whisper, GPT, Translation services, Jira, and conferencing platforms. Stripe Payment handles billing and subscription processing, completing the system's external integrations.</w:t>
       </w:r>
     </w:p>
     <w:p>
@@ -9187,7 +8840,6 @@
           <w:sz w:val="28"/>
           <w:szCs w:val="28"/>
         </w:rPr>
-        <w:lastRenderedPageBreak/>
         <w:t>4.2 Software Architecture</w:t>
       </w:r>
     </w:p>
@@ -9208,6 +8860,7 @@
           <w:rFonts w:ascii="Georgia" w:eastAsia="Georgia" w:hAnsi="Georgia" w:cs="Georgia"/>
           <w:noProof/>
         </w:rPr>
+        <w:lastRenderedPageBreak/>
         <w:drawing>
           <wp:inline distT="114300" distB="114300" distL="114300" distR="114300" wp14:anchorId="7A469FEE" wp14:editId="0272588A">
             <wp:extent cx="5731200" cy="5854700"/>
@@ -9288,7 +8941,25 @@
           <w:sz w:val="24"/>
           <w:szCs w:val="24"/>
         </w:rPr>
-        <w:t>This architecture diagram illustrates the layered design of IntelliMeet Pro, where the User Interface layer (React Web App, Slack Bot, Notifications) interacts with the central .NET API, which serves as the system’s orchestrator. The Application Layer handles authentication, meeting integrations, action item extraction, semantic search, and webhook processing, while the NLP Services layer provides AI-powered capabilities such as Whisper transcription and GPT summarization. The Data Layer stores structured data in SQL Server, caches sessions in Redis, and saves audio files in Azure Blob Storage. Finally, the Integrations Layer connects the system to external services including Stripe for payments, Jira/Trello/Asana for task synchronization, and Zoom/Meet/Teams for meeting automation, enabling seamless communication through secure API calls and webhooks.</w:t>
+        <w:t xml:space="preserve">This architecture diagram illustrates the layered design of IntelliMeet Pro, where the User Interface layer (React Web App, Notifications) interacts with the central .NET API, which serves as the system’s orchestrator. The Application Layer handles authentication, meeting integrations, action item extraction, semantic search, and webhook processing, while the NLP Services layer provides AI-powered capabilities such as Whisper transcription and GPT summarization. The Data Layer stores structured data in SQL Server, caches sessions in Redis, and saves audio files in Azure Blob Storage. Finally, the Integrations Layer connects the system to external services including Stripe for payments, Jira/Trello/Asana for task synchronization, and </w:t>
+      </w:r>
+      <w:proofErr w:type="gramStart"/>
+      <w:r>
+        <w:rPr>
+          <w:rFonts w:ascii="Georgia" w:eastAsia="Georgia" w:hAnsi="Georgia" w:cs="Georgia"/>
+          <w:sz w:val="24"/>
+          <w:szCs w:val="24"/>
+        </w:rPr>
+        <w:t>Meet</w:t>
+      </w:r>
+      <w:proofErr w:type="gramEnd"/>
+      <w:r>
+        <w:rPr>
+          <w:rFonts w:ascii="Georgia" w:eastAsia="Georgia" w:hAnsi="Georgia" w:cs="Georgia"/>
+          <w:sz w:val="24"/>
+          <w:szCs w:val="24"/>
+        </w:rPr>
+        <w:t xml:space="preserve"> for meeting automation, enabling seamless communication through secure API calls and webhooks.</w:t>
       </w:r>
     </w:p>
     <w:p>
@@ -9310,7 +8981,6 @@
           <w:sz w:val="28"/>
           <w:szCs w:val="28"/>
         </w:rPr>
-        <w:lastRenderedPageBreak/>
         <w:t>4.3 System Flow</w:t>
       </w:r>
     </w:p>
@@ -9333,6 +9003,7 @@
           <w:sz w:val="24"/>
           <w:szCs w:val="24"/>
         </w:rPr>
+        <w:lastRenderedPageBreak/>
         <w:t>A typical system interaction proceeds as follows:</w:t>
       </w:r>
     </w:p>
@@ -9437,7 +9108,7 @@
           <w:sz w:val="24"/>
           <w:szCs w:val="24"/>
         </w:rPr>
-        <w:t>If external services are required (e.g., Slack query, Jira integration, or Stripe subscription validation), the Application Layer communicates with the Integration Layer, which handles the API calls.</w:t>
+        <w:t>If external services are required (e.g., Jira integration, or Stripe subscription validation), the Application Layer communicates with the Integration Layer, which handles the API calls.</w:t>
       </w:r>
     </w:p>
     <w:p>
@@ -9642,7 +9313,6 @@
           <w:sz w:val="28"/>
           <w:szCs w:val="28"/>
         </w:rPr>
-        <w:lastRenderedPageBreak/>
         <w:t>4.5 Class Diagram</w:t>
       </w:r>
     </w:p>
@@ -9663,6 +9333,7 @@
           <w:sz w:val="24"/>
           <w:szCs w:val="24"/>
         </w:rPr>
+        <w:lastRenderedPageBreak/>
         <w:drawing>
           <wp:inline distT="114300" distB="114300" distL="114300" distR="114300" wp14:anchorId="6F6A57B5" wp14:editId="5DB3A6CD">
             <wp:extent cx="5943600" cy="6565900"/>
@@ -9784,7 +9455,6 @@
           <w:bCs/>
           <w:color w:val="000000"/>
         </w:rPr>
-        <w:lastRenderedPageBreak/>
         <w:t>Data Dictionary</w:t>
       </w:r>
     </w:p>
@@ -9876,6 +9546,7 @@
                 <w:sz w:val="24"/>
                 <w:szCs w:val="24"/>
               </w:rPr>
+              <w:lastRenderedPageBreak/>
               <w:t>Users</w:t>
             </w:r>
           </w:p>
@@ -10041,7 +9712,31 @@
                 <w:sz w:val="24"/>
                 <w:szCs w:val="24"/>
               </w:rPr>
-              <w:t>Users represent all individuals who log into IntelliMeet Pro, including workspace owners (admins) and members. They authenticate through the system using email/password, receive verification emails, join workspaces, and perform actions such as querying transcripts, generating summaries, reviewing tasks, and receiving Slack responses.</w:t>
+              <w:t>Users represent all individuals who log into IntelliMeet Pro, including workspace owners (admins) and members. They authenticate through the system using email/password, receive verification emails, join workspaces, and perform actions such as querying transcripts, generating summaries,</w:t>
+            </w:r>
+            <w:r>
+              <w:rPr>
+                <w:rFonts w:ascii="Georgia" w:eastAsia="Georgia" w:hAnsi="Georgia" w:cs="Georgia"/>
+                <w:sz w:val="24"/>
+                <w:szCs w:val="24"/>
+              </w:rPr>
+              <w:t xml:space="preserve"> and</w:t>
+            </w:r>
+            <w:r>
+              <w:rPr>
+                <w:rFonts w:ascii="Georgia" w:eastAsia="Georgia" w:hAnsi="Georgia" w:cs="Georgia"/>
+                <w:sz w:val="24"/>
+                <w:szCs w:val="24"/>
+              </w:rPr>
+              <w:t xml:space="preserve"> reviewing tasks</w:t>
+            </w:r>
+            <w:r>
+              <w:rPr>
+                <w:rFonts w:ascii="Georgia" w:eastAsia="Georgia" w:hAnsi="Georgia" w:cs="Georgia"/>
+                <w:sz w:val="24"/>
+                <w:szCs w:val="24"/>
+              </w:rPr>
+              <w:t>.</w:t>
             </w:r>
           </w:p>
         </w:tc>
@@ -11658,7 +11353,6 @@
           <w:bCs/>
           <w:color w:val="000000"/>
         </w:rPr>
-        <w:lastRenderedPageBreak/>
         <w:t>Workspaces</w:t>
       </w:r>
     </w:p>
@@ -11724,6 +11418,7 @@
                 <w:sz w:val="24"/>
                 <w:szCs w:val="24"/>
               </w:rPr>
+              <w:lastRenderedPageBreak/>
               <w:t>Workspaces</w:t>
             </w:r>
           </w:p>
@@ -11918,30 +11613,34 @@
                 <w:sz w:val="24"/>
                 <w:szCs w:val="24"/>
               </w:rPr>
-              <w:t>A workspace groups users, meetings, transcripts, and summaries under one collaborative entity. Every user belongs to a workspace, and all meetings, integrations, and permissions derive from workspace ownership. Admins manage members, authorize Slack + PM integrations, and control settings.</w:t>
-            </w:r>
-          </w:p>
-          <w:p>
-            <w:pPr>
-              <w:spacing w:after="80" w:line="240" w:lineRule="auto"/>
-              <w:jc w:val="both"/>
-              <w:rPr>
-                <w:rFonts w:ascii="Georgia" w:eastAsia="Georgia" w:hAnsi="Georgia" w:cs="Georgia"/>
-                <w:sz w:val="24"/>
-                <w:szCs w:val="24"/>
-              </w:rPr>
-            </w:pPr>
-          </w:p>
-          <w:p>
-            <w:pPr>
-              <w:spacing w:after="80" w:line="240" w:lineRule="auto"/>
-              <w:jc w:val="both"/>
-              <w:rPr>
-                <w:rFonts w:ascii="Georgia" w:eastAsia="Georgia" w:hAnsi="Georgia" w:cs="Georgia"/>
-                <w:sz w:val="24"/>
-                <w:szCs w:val="24"/>
-              </w:rPr>
-            </w:pPr>
+              <w:t xml:space="preserve">A workspace groups users, meetings, transcripts, and summaries under one collaborative entity. Every user belongs to a workspace, and all meetings, integrations, and permissions derive from workspace ownership. Admins manage </w:t>
+            </w:r>
+            <w:proofErr w:type="gramStart"/>
+            <w:r>
+              <w:rPr>
+                <w:rFonts w:ascii="Georgia" w:eastAsia="Georgia" w:hAnsi="Georgia" w:cs="Georgia"/>
+                <w:sz w:val="24"/>
+                <w:szCs w:val="24"/>
+              </w:rPr>
+              <w:t>members</w:t>
+            </w:r>
+            <w:r>
+              <w:rPr>
+                <w:rFonts w:ascii="Georgia" w:eastAsia="Georgia" w:hAnsi="Georgia" w:cs="Georgia"/>
+                <w:sz w:val="24"/>
+                <w:szCs w:val="24"/>
+              </w:rPr>
+              <w:t>.</w:t>
+            </w:r>
+            <w:r>
+              <w:rPr>
+                <w:rFonts w:ascii="Georgia" w:eastAsia="Georgia" w:hAnsi="Georgia" w:cs="Georgia"/>
+                <w:sz w:val="24"/>
+                <w:szCs w:val="24"/>
+              </w:rPr>
+              <w:t>.</w:t>
+            </w:r>
+            <w:proofErr w:type="gramEnd"/>
           </w:p>
         </w:tc>
       </w:tr>
@@ -13054,6 +12753,72 @@
     </w:p>
     <w:p>
       <w:pPr>
+        <w:spacing w:line="240" w:lineRule="auto"/>
+        <w:jc w:val="both"/>
+        <w:rPr>
+          <w:rFonts w:ascii="Georgia" w:eastAsia="Georgia" w:hAnsi="Georgia" w:cs="Georgia"/>
+          <w:sz w:val="24"/>
+          <w:szCs w:val="24"/>
+        </w:rPr>
+      </w:pPr>
+    </w:p>
+    <w:p>
+      <w:pPr>
+        <w:spacing w:line="240" w:lineRule="auto"/>
+        <w:jc w:val="both"/>
+        <w:rPr>
+          <w:rFonts w:ascii="Georgia" w:eastAsia="Georgia" w:hAnsi="Georgia" w:cs="Georgia"/>
+          <w:sz w:val="24"/>
+          <w:szCs w:val="24"/>
+        </w:rPr>
+      </w:pPr>
+    </w:p>
+    <w:p>
+      <w:pPr>
+        <w:spacing w:line="240" w:lineRule="auto"/>
+        <w:jc w:val="both"/>
+        <w:rPr>
+          <w:rFonts w:ascii="Georgia" w:eastAsia="Georgia" w:hAnsi="Georgia" w:cs="Georgia"/>
+          <w:sz w:val="24"/>
+          <w:szCs w:val="24"/>
+        </w:rPr>
+      </w:pPr>
+    </w:p>
+    <w:p>
+      <w:pPr>
+        <w:spacing w:line="240" w:lineRule="auto"/>
+        <w:jc w:val="both"/>
+        <w:rPr>
+          <w:rFonts w:ascii="Georgia" w:eastAsia="Georgia" w:hAnsi="Georgia" w:cs="Georgia"/>
+          <w:sz w:val="24"/>
+          <w:szCs w:val="24"/>
+        </w:rPr>
+      </w:pPr>
+    </w:p>
+    <w:p>
+      <w:pPr>
+        <w:spacing w:line="240" w:lineRule="auto"/>
+        <w:jc w:val="both"/>
+        <w:rPr>
+          <w:rFonts w:ascii="Georgia" w:eastAsia="Georgia" w:hAnsi="Georgia" w:cs="Georgia"/>
+          <w:sz w:val="24"/>
+          <w:szCs w:val="24"/>
+        </w:rPr>
+      </w:pPr>
+    </w:p>
+    <w:p>
+      <w:pPr>
+        <w:spacing w:line="240" w:lineRule="auto"/>
+        <w:jc w:val="both"/>
+        <w:rPr>
+          <w:rFonts w:ascii="Georgia" w:eastAsia="Georgia" w:hAnsi="Georgia" w:cs="Georgia"/>
+          <w:sz w:val="24"/>
+          <w:szCs w:val="24"/>
+        </w:rPr>
+      </w:pPr>
+    </w:p>
+    <w:p>
+      <w:pPr>
         <w:pStyle w:val="Heading4"/>
         <w:keepLines w:val="0"/>
         <w:numPr>
@@ -13075,6 +12840,7 @@
           <w:bCs/>
           <w:color w:val="000000"/>
         </w:rPr>
+        <w:lastRenderedPageBreak/>
         <w:t>Meetings</w:t>
       </w:r>
       <w:r>
@@ -14086,7 +13852,7 @@
                 <w:sz w:val="24"/>
                 <w:szCs w:val="24"/>
               </w:rPr>
-              <w:t>Zoom/Meet/Teams</w:t>
+              <w:t>Meet</w:t>
             </w:r>
           </w:p>
         </w:tc>
@@ -14790,6 +14556,7 @@
           <w:bCs/>
           <w:color w:val="000000"/>
         </w:rPr>
+        <w:lastRenderedPageBreak/>
         <w:t>Transcripts</w:t>
       </w:r>
       <w:r>
@@ -15049,7 +14816,7 @@
                 <w:sz w:val="24"/>
                 <w:szCs w:val="24"/>
               </w:rPr>
-              <w:t>Stores the audio-to-text output from Whisper API along with diarization results. Used for RAG search, summary generation, Slack Q&amp;A, action item extraction, and semantic search embedding.</w:t>
+              <w:t>Stores the audio-to-text output from Whisper API along with diarization results. Used for RAG search, summary generation, action item extraction, and semantic search embedding.</w:t>
             </w:r>
           </w:p>
           <w:p>
@@ -16313,7 +16080,6 @@
           <w:bCs/>
           <w:color w:val="000000"/>
         </w:rPr>
-        <w:lastRenderedPageBreak/>
         <w:t>Summaries</w:t>
       </w:r>
       <w:r>
@@ -16388,6 +16154,7 @@
                 <w:sz w:val="24"/>
                 <w:szCs w:val="24"/>
               </w:rPr>
+              <w:lastRenderedPageBreak/>
               <w:t>Summaries</w:t>
             </w:r>
           </w:p>
@@ -16575,7 +16342,7 @@
                 <w:sz w:val="24"/>
                 <w:szCs w:val="24"/>
               </w:rPr>
-              <w:t>Created automatically after a meeting ends. GPT uses transcript and embeddings to produce high-level summaries and action items. These summaries appear on dashboards, Slack summaries, PM tool syncing, and semantic search.</w:t>
+              <w:t>Created automatically after a meeting ends. GPT uses transcript and embeddings to produce high-level summaries and action items. These summaries appear on dashboards, PM tool syncing, and semantic search.</w:t>
             </w:r>
           </w:p>
           <w:p>
@@ -17718,7 +17485,6 @@
           <w:bCs/>
           <w:color w:val="000000"/>
         </w:rPr>
-        <w:lastRenderedPageBreak/>
         <w:t>Action Items</w:t>
       </w:r>
       <w:r>
@@ -17803,6 +17569,7 @@
                 <w:sz w:val="24"/>
                 <w:szCs w:val="24"/>
               </w:rPr>
+              <w:lastRenderedPageBreak/>
               <w:t>ActionItems</w:t>
             </w:r>
             <w:proofErr w:type="spellEnd"/>
@@ -19431,7 +19198,6 @@
           <w:bCs/>
           <w:color w:val="000000"/>
         </w:rPr>
-        <w:lastRenderedPageBreak/>
         <w:t>Speaker Profiles</w:t>
       </w:r>
       <w:r>
@@ -19507,6 +19273,7 @@
                 <w:sz w:val="24"/>
                 <w:szCs w:val="24"/>
               </w:rPr>
+              <w:lastRenderedPageBreak/>
               <w:t>SpeakerProfiles</w:t>
             </w:r>
             <w:proofErr w:type="spellEnd"/>
@@ -20850,7 +20617,6 @@
           <w:bCs/>
           <w:color w:val="000000"/>
         </w:rPr>
-        <w:lastRenderedPageBreak/>
         <w:t>Integrations</w:t>
       </w:r>
       <w:r>
@@ -20925,6 +20691,7 @@
                 <w:sz w:val="24"/>
                 <w:szCs w:val="24"/>
               </w:rPr>
+              <w:lastRenderedPageBreak/>
               <w:t>Integrations</w:t>
             </w:r>
           </w:p>
@@ -21112,7 +20879,7 @@
                 <w:sz w:val="24"/>
                 <w:szCs w:val="24"/>
               </w:rPr>
-              <w:t>Stores tokens and configuration for external services: Slack bot authentication, Zoom/Meet/Teams bot access, Jira / Trello / Asana OAuth tokens</w:t>
+              <w:t>Stores tokens and configuration for external services: Meet bot access, Jira / Trello / Asana OAuth tokens</w:t>
             </w:r>
           </w:p>
         </w:tc>
@@ -21650,7 +21417,7 @@
                 <w:sz w:val="24"/>
                 <w:szCs w:val="24"/>
               </w:rPr>
-              <w:t>Jira/Slack/Asana/etc.</w:t>
+              <w:t>Jira/Asana/etc.</w:t>
             </w:r>
           </w:p>
         </w:tc>
@@ -22360,7 +22127,6 @@
           <w:bCs/>
           <w:color w:val="000000"/>
         </w:rPr>
-        <w:lastRenderedPageBreak/>
         <w:t>Subscriptions</w:t>
       </w:r>
       <w:r>
@@ -22435,6 +22201,7 @@
                 <w:sz w:val="24"/>
                 <w:szCs w:val="24"/>
               </w:rPr>
+              <w:lastRenderedPageBreak/>
               <w:t>Subscriptions</w:t>
             </w:r>
           </w:p>
@@ -30486,7 +30253,7 @@
                 <w:sz w:val="24"/>
                 <w:szCs w:val="24"/>
               </w:rPr>
-              <w:t>- Meeting platform (Zoom/Google Meet/Teams) credentials configured</w:t>
+              <w:t>- Meeting platform (Google Meet) credentials configured</w:t>
             </w:r>
           </w:p>
           <w:p>
@@ -30765,7 +30532,7 @@
                 <w:sz w:val="24"/>
                 <w:szCs w:val="24"/>
               </w:rPr>
-              <w:t>User enters meeting title, date/time, selects platform (Zoom/Google Meet/Teams), enters meeting credentials (ID, passcode, or URL)</w:t>
+              <w:t>User enters meeting title, date/time, selects platform (Google Meet), enters meeting credentials (ID, passcode, or URL)</w:t>
             </w:r>
           </w:p>
         </w:tc>
@@ -39447,1588 +39214,6 @@
         </w:rPr>
       </w:pPr>
     </w:p>
-    <w:tbl>
-      <w:tblPr>
-        <w:tblStyle w:val="afb"/>
-        <w:tblW w:w="9570" w:type="dxa"/>
-        <w:tblInd w:w="-115" w:type="dxa"/>
-        <w:tblBorders>
-          <w:top w:val="single" w:sz="4" w:space="0" w:color="000000"/>
-          <w:left w:val="single" w:sz="4" w:space="0" w:color="000000"/>
-          <w:bottom w:val="single" w:sz="4" w:space="0" w:color="000000"/>
-          <w:right w:val="single" w:sz="4" w:space="0" w:color="000000"/>
-          <w:insideH w:val="single" w:sz="4" w:space="0" w:color="000000"/>
-          <w:insideV w:val="single" w:sz="4" w:space="0" w:color="000000"/>
-        </w:tblBorders>
-        <w:tblLayout w:type="fixed"/>
-        <w:tblLook w:val="0000" w:firstRow="0" w:lastRow="0" w:firstColumn="0" w:lastColumn="0" w:noHBand="0" w:noVBand="0"/>
-      </w:tblPr>
-      <w:tblGrid>
-        <w:gridCol w:w="945"/>
-        <w:gridCol w:w="1875"/>
-        <w:gridCol w:w="435"/>
-        <w:gridCol w:w="1545"/>
-        <w:gridCol w:w="4770"/>
-      </w:tblGrid>
-      <w:tr>
-        <w:trPr>
-          <w:cantSplit/>
-          <w:trHeight w:val="165"/>
-        </w:trPr>
-        <w:tc>
-          <w:tcPr>
-            <w:tcW w:w="9570" w:type="dxa"/>
-            <w:gridSpan w:val="5"/>
-          </w:tcPr>
-          <w:p>
-            <w:pPr>
-              <w:spacing w:line="240" w:lineRule="auto"/>
-              <w:jc w:val="both"/>
-              <w:rPr>
-                <w:rFonts w:ascii="Georgia" w:eastAsia="Georgia" w:hAnsi="Georgia" w:cs="Georgia"/>
-                <w:b/>
-                <w:bCs/>
-                <w:sz w:val="24"/>
-                <w:szCs w:val="24"/>
-              </w:rPr>
-            </w:pPr>
-            <w:r>
-              <w:rPr>
-                <w:rFonts w:ascii="Georgia" w:eastAsia="Georgia" w:hAnsi="Georgia" w:cs="Georgia"/>
-                <w:b/>
-                <w:bCs/>
-                <w:sz w:val="24"/>
-                <w:szCs w:val="24"/>
-              </w:rPr>
-              <w:lastRenderedPageBreak/>
-              <w:t>UC-SLACK-01: Query Meeting Content via Slack Bot</w:t>
-            </w:r>
-          </w:p>
-        </w:tc>
-      </w:tr>
-      <w:tr>
-        <w:trPr>
-          <w:trHeight w:val="165"/>
-        </w:trPr>
-        <w:tc>
-          <w:tcPr>
-            <w:tcW w:w="2820" w:type="dxa"/>
-            <w:gridSpan w:val="2"/>
-          </w:tcPr>
-          <w:p>
-            <w:pPr>
-              <w:spacing w:line="240" w:lineRule="auto"/>
-              <w:jc w:val="both"/>
-              <w:rPr>
-                <w:rFonts w:ascii="Georgia" w:eastAsia="Georgia" w:hAnsi="Georgia" w:cs="Georgia"/>
-                <w:b/>
-                <w:bCs/>
-                <w:sz w:val="24"/>
-                <w:szCs w:val="24"/>
-              </w:rPr>
-            </w:pPr>
-            <w:r>
-              <w:rPr>
-                <w:rFonts w:ascii="Georgia" w:eastAsia="Georgia" w:hAnsi="Georgia" w:cs="Georgia"/>
-                <w:b/>
-                <w:bCs/>
-                <w:sz w:val="24"/>
-                <w:szCs w:val="24"/>
-              </w:rPr>
-              <w:t>Use case Id:</w:t>
-            </w:r>
-          </w:p>
-        </w:tc>
-        <w:tc>
-          <w:tcPr>
-            <w:tcW w:w="6750" w:type="dxa"/>
-            <w:gridSpan w:val="3"/>
-          </w:tcPr>
-          <w:p>
-            <w:pPr>
-              <w:spacing w:line="240" w:lineRule="auto"/>
-              <w:jc w:val="both"/>
-              <w:rPr>
-                <w:rFonts w:ascii="Georgia" w:eastAsia="Georgia" w:hAnsi="Georgia" w:cs="Georgia"/>
-                <w:sz w:val="24"/>
-                <w:szCs w:val="24"/>
-              </w:rPr>
-            </w:pPr>
-            <w:r>
-              <w:rPr>
-                <w:rFonts w:ascii="Georgia" w:eastAsia="Georgia" w:hAnsi="Georgia" w:cs="Georgia"/>
-                <w:sz w:val="24"/>
-                <w:szCs w:val="24"/>
-              </w:rPr>
-              <w:t>UC-SLACK-01</w:t>
-            </w:r>
-          </w:p>
-        </w:tc>
-      </w:tr>
-      <w:tr>
-        <w:trPr>
-          <w:cantSplit/>
-          <w:trHeight w:val="165"/>
-        </w:trPr>
-        <w:tc>
-          <w:tcPr>
-            <w:tcW w:w="9570" w:type="dxa"/>
-            <w:gridSpan w:val="5"/>
-          </w:tcPr>
-          <w:p>
-            <w:pPr>
-              <w:spacing w:line="240" w:lineRule="auto"/>
-              <w:jc w:val="both"/>
-              <w:rPr>
-                <w:rFonts w:ascii="Georgia" w:eastAsia="Georgia" w:hAnsi="Georgia" w:cs="Georgia"/>
-                <w:sz w:val="24"/>
-                <w:szCs w:val="24"/>
-              </w:rPr>
-            </w:pPr>
-            <w:r>
-              <w:rPr>
-                <w:rFonts w:ascii="Georgia" w:eastAsia="Georgia" w:hAnsi="Georgia" w:cs="Georgia"/>
-                <w:b/>
-                <w:bCs/>
-                <w:sz w:val="24"/>
-                <w:szCs w:val="24"/>
-              </w:rPr>
-              <w:t>Actors:</w:t>
-            </w:r>
-            <w:r>
-              <w:rPr>
-                <w:rFonts w:ascii="Georgia" w:eastAsia="Georgia" w:hAnsi="Georgia" w:cs="Georgia"/>
-                <w:b/>
-                <w:bCs/>
-                <w:sz w:val="24"/>
-                <w:szCs w:val="24"/>
-              </w:rPr>
-              <w:tab/>
-            </w:r>
-            <w:r>
-              <w:rPr>
-                <w:rFonts w:ascii="Georgia" w:eastAsia="Georgia" w:hAnsi="Georgia" w:cs="Georgia"/>
-                <w:sz w:val="24"/>
-                <w:szCs w:val="24"/>
-              </w:rPr>
-              <w:t xml:space="preserve">        </w:t>
-            </w:r>
-            <w:r>
-              <w:rPr>
-                <w:rFonts w:ascii="Georgia" w:eastAsia="Georgia" w:hAnsi="Georgia" w:cs="Georgia"/>
-                <w:b/>
-                <w:bCs/>
-                <w:sz w:val="24"/>
-                <w:szCs w:val="24"/>
-              </w:rPr>
-              <w:t>Slack Workspace Member</w:t>
-            </w:r>
-            <w:r>
-              <w:rPr>
-                <w:rFonts w:ascii="Georgia" w:eastAsia="Georgia" w:hAnsi="Georgia" w:cs="Georgia"/>
-                <w:sz w:val="24"/>
-                <w:szCs w:val="24"/>
-              </w:rPr>
-              <w:t>: User interacting with IntelliMeet Pro bot in Slack</w:t>
-            </w:r>
-          </w:p>
-        </w:tc>
-      </w:tr>
-      <w:tr>
-        <w:trPr>
-          <w:cantSplit/>
-          <w:trHeight w:val="165"/>
-        </w:trPr>
-        <w:tc>
-          <w:tcPr>
-            <w:tcW w:w="9570" w:type="dxa"/>
-            <w:gridSpan w:val="5"/>
-          </w:tcPr>
-          <w:p>
-            <w:pPr>
-              <w:spacing w:line="240" w:lineRule="auto"/>
-              <w:jc w:val="both"/>
-              <w:rPr>
-                <w:rFonts w:ascii="Georgia" w:eastAsia="Georgia" w:hAnsi="Georgia" w:cs="Georgia"/>
-                <w:sz w:val="24"/>
-                <w:szCs w:val="24"/>
-              </w:rPr>
-            </w:pPr>
-            <w:r>
-              <w:rPr>
-                <w:rFonts w:ascii="Georgia" w:eastAsia="Georgia" w:hAnsi="Georgia" w:cs="Georgia"/>
-                <w:b/>
-                <w:bCs/>
-                <w:sz w:val="24"/>
-                <w:szCs w:val="24"/>
-              </w:rPr>
-              <w:t>Feature:</w:t>
-            </w:r>
-            <w:r>
-              <w:rPr>
-                <w:rFonts w:ascii="Georgia" w:eastAsia="Georgia" w:hAnsi="Georgia" w:cs="Georgia"/>
-                <w:sz w:val="24"/>
-                <w:szCs w:val="24"/>
-              </w:rPr>
-              <w:t xml:space="preserve">                            Slack Bot Conversational Assistant</w:t>
-            </w:r>
-          </w:p>
-        </w:tc>
-      </w:tr>
-      <w:tr>
-        <w:trPr>
-          <w:trHeight w:val="917"/>
-        </w:trPr>
-        <w:tc>
-          <w:tcPr>
-            <w:tcW w:w="2820" w:type="dxa"/>
-            <w:gridSpan w:val="2"/>
-          </w:tcPr>
-          <w:p>
-            <w:pPr>
-              <w:spacing w:line="240" w:lineRule="auto"/>
-              <w:jc w:val="both"/>
-              <w:rPr>
-                <w:rFonts w:ascii="Georgia" w:eastAsia="Georgia" w:hAnsi="Georgia" w:cs="Georgia"/>
-                <w:b/>
-                <w:bCs/>
-                <w:sz w:val="24"/>
-                <w:szCs w:val="24"/>
-              </w:rPr>
-            </w:pPr>
-            <w:r>
-              <w:rPr>
-                <w:rFonts w:ascii="Georgia" w:eastAsia="Georgia" w:hAnsi="Georgia" w:cs="Georgia"/>
-                <w:b/>
-                <w:bCs/>
-                <w:sz w:val="24"/>
-                <w:szCs w:val="24"/>
-              </w:rPr>
-              <w:t>Pre-condition:</w:t>
-            </w:r>
-          </w:p>
-        </w:tc>
-        <w:tc>
-          <w:tcPr>
-            <w:tcW w:w="6750" w:type="dxa"/>
-            <w:gridSpan w:val="3"/>
-          </w:tcPr>
-          <w:p>
-            <w:pPr>
-              <w:spacing w:line="240" w:lineRule="auto"/>
-              <w:jc w:val="both"/>
-              <w:rPr>
-                <w:rFonts w:ascii="Georgia" w:eastAsia="Georgia" w:hAnsi="Georgia" w:cs="Georgia"/>
-                <w:sz w:val="24"/>
-                <w:szCs w:val="24"/>
-              </w:rPr>
-            </w:pPr>
-            <w:r>
-              <w:rPr>
-                <w:rFonts w:ascii="Georgia" w:eastAsia="Georgia" w:hAnsi="Georgia" w:cs="Georgia"/>
-                <w:sz w:val="24"/>
-                <w:szCs w:val="24"/>
-              </w:rPr>
-              <w:t>- IntelliMeet Pro Slack bot installed in workspace</w:t>
-            </w:r>
-          </w:p>
-          <w:p>
-            <w:pPr>
-              <w:spacing w:line="240" w:lineRule="auto"/>
-              <w:jc w:val="both"/>
-              <w:rPr>
-                <w:rFonts w:ascii="Georgia" w:eastAsia="Georgia" w:hAnsi="Georgia" w:cs="Georgia"/>
-                <w:sz w:val="24"/>
-                <w:szCs w:val="24"/>
-              </w:rPr>
-            </w:pPr>
-            <w:r>
-              <w:rPr>
-                <w:rFonts w:ascii="Georgia" w:eastAsia="Georgia" w:hAnsi="Georgia" w:cs="Georgia"/>
-                <w:sz w:val="24"/>
-                <w:szCs w:val="24"/>
-              </w:rPr>
-              <w:t>- User's Slack account linked to IntelliMeet Pro account</w:t>
-            </w:r>
-          </w:p>
-          <w:p>
-            <w:pPr>
-              <w:spacing w:line="240" w:lineRule="auto"/>
-              <w:jc w:val="both"/>
-              <w:rPr>
-                <w:rFonts w:ascii="Georgia" w:eastAsia="Georgia" w:hAnsi="Georgia" w:cs="Georgia"/>
-                <w:sz w:val="24"/>
-                <w:szCs w:val="24"/>
-              </w:rPr>
-            </w:pPr>
-            <w:r>
-              <w:rPr>
-                <w:rFonts w:ascii="Georgia" w:eastAsia="Georgia" w:hAnsi="Georgia" w:cs="Georgia"/>
-                <w:sz w:val="24"/>
-                <w:szCs w:val="24"/>
-              </w:rPr>
-              <w:t>- Bot has necessary Slack permissions</w:t>
-            </w:r>
-          </w:p>
-          <w:p>
-            <w:pPr>
-              <w:spacing w:line="240" w:lineRule="auto"/>
-              <w:jc w:val="both"/>
-              <w:rPr>
-                <w:rFonts w:ascii="Georgia" w:eastAsia="Georgia" w:hAnsi="Georgia" w:cs="Georgia"/>
-                <w:sz w:val="24"/>
-                <w:szCs w:val="24"/>
-              </w:rPr>
-            </w:pPr>
-          </w:p>
-        </w:tc>
-      </w:tr>
-      <w:tr>
-        <w:trPr>
-          <w:cantSplit/>
-          <w:trHeight w:val="330"/>
-        </w:trPr>
-        <w:tc>
-          <w:tcPr>
-            <w:tcW w:w="9570" w:type="dxa"/>
-            <w:gridSpan w:val="5"/>
-          </w:tcPr>
-          <w:p>
-            <w:pPr>
-              <w:spacing w:line="240" w:lineRule="auto"/>
-              <w:jc w:val="both"/>
-              <w:rPr>
-                <w:rFonts w:ascii="Georgia" w:eastAsia="Georgia" w:hAnsi="Georgia" w:cs="Georgia"/>
-                <w:b/>
-                <w:bCs/>
-                <w:sz w:val="24"/>
-                <w:szCs w:val="24"/>
-              </w:rPr>
-            </w:pPr>
-            <w:r>
-              <w:rPr>
-                <w:rFonts w:ascii="Georgia" w:eastAsia="Georgia" w:hAnsi="Georgia" w:cs="Georgia"/>
-                <w:b/>
-                <w:bCs/>
-                <w:sz w:val="24"/>
-                <w:szCs w:val="24"/>
-              </w:rPr>
-              <w:t>Scenarios</w:t>
-            </w:r>
-          </w:p>
-        </w:tc>
-      </w:tr>
-      <w:tr>
-        <w:trPr>
-          <w:cantSplit/>
-          <w:trHeight w:val="330"/>
-        </w:trPr>
-        <w:tc>
-          <w:tcPr>
-            <w:tcW w:w="945" w:type="dxa"/>
-          </w:tcPr>
-          <w:p>
-            <w:pPr>
-              <w:spacing w:line="240" w:lineRule="auto"/>
-              <w:jc w:val="both"/>
-              <w:rPr>
-                <w:rFonts w:ascii="Georgia" w:eastAsia="Georgia" w:hAnsi="Georgia" w:cs="Georgia"/>
-                <w:b/>
-                <w:bCs/>
-                <w:sz w:val="24"/>
-                <w:szCs w:val="24"/>
-              </w:rPr>
-            </w:pPr>
-            <w:r>
-              <w:rPr>
-                <w:rFonts w:ascii="Georgia" w:eastAsia="Georgia" w:hAnsi="Georgia" w:cs="Georgia"/>
-                <w:b/>
-                <w:bCs/>
-                <w:sz w:val="24"/>
-                <w:szCs w:val="24"/>
-              </w:rPr>
-              <w:t>Step#</w:t>
-            </w:r>
-          </w:p>
-        </w:tc>
-        <w:tc>
-          <w:tcPr>
-            <w:tcW w:w="3855" w:type="dxa"/>
-            <w:gridSpan w:val="3"/>
-          </w:tcPr>
-          <w:p>
-            <w:pPr>
-              <w:spacing w:line="240" w:lineRule="auto"/>
-              <w:jc w:val="both"/>
-              <w:rPr>
-                <w:rFonts w:ascii="Georgia" w:eastAsia="Georgia" w:hAnsi="Georgia" w:cs="Georgia"/>
-                <w:b/>
-                <w:bCs/>
-                <w:sz w:val="24"/>
-                <w:szCs w:val="24"/>
-              </w:rPr>
-            </w:pPr>
-            <w:r>
-              <w:rPr>
-                <w:rFonts w:ascii="Georgia" w:eastAsia="Georgia" w:hAnsi="Georgia" w:cs="Georgia"/>
-                <w:b/>
-                <w:bCs/>
-                <w:sz w:val="24"/>
-                <w:szCs w:val="24"/>
-              </w:rPr>
-              <w:t>Action</w:t>
-            </w:r>
-          </w:p>
-        </w:tc>
-        <w:tc>
-          <w:tcPr>
-            <w:tcW w:w="4770" w:type="dxa"/>
-          </w:tcPr>
-          <w:p>
-            <w:pPr>
-              <w:spacing w:line="240" w:lineRule="auto"/>
-              <w:jc w:val="both"/>
-              <w:rPr>
-                <w:rFonts w:ascii="Georgia" w:eastAsia="Georgia" w:hAnsi="Georgia" w:cs="Georgia"/>
-                <w:b/>
-                <w:bCs/>
-                <w:sz w:val="24"/>
-                <w:szCs w:val="24"/>
-              </w:rPr>
-            </w:pPr>
-            <w:r>
-              <w:rPr>
-                <w:rFonts w:ascii="Georgia" w:eastAsia="Georgia" w:hAnsi="Georgia" w:cs="Georgia"/>
-                <w:b/>
-                <w:bCs/>
-                <w:sz w:val="24"/>
-                <w:szCs w:val="24"/>
-              </w:rPr>
-              <w:t>Software Reaction</w:t>
-            </w:r>
-          </w:p>
-        </w:tc>
-      </w:tr>
-      <w:tr>
-        <w:trPr>
-          <w:cantSplit/>
-          <w:trHeight w:val="165"/>
-        </w:trPr>
-        <w:tc>
-          <w:tcPr>
-            <w:tcW w:w="945" w:type="dxa"/>
-          </w:tcPr>
-          <w:p>
-            <w:pPr>
-              <w:spacing w:line="240" w:lineRule="auto"/>
-              <w:jc w:val="both"/>
-              <w:rPr>
-                <w:rFonts w:ascii="Georgia" w:eastAsia="Georgia" w:hAnsi="Georgia" w:cs="Georgia"/>
-                <w:b/>
-                <w:bCs/>
-                <w:sz w:val="24"/>
-                <w:szCs w:val="24"/>
-              </w:rPr>
-            </w:pPr>
-            <w:r>
-              <w:rPr>
-                <w:rFonts w:ascii="Georgia" w:eastAsia="Georgia" w:hAnsi="Georgia" w:cs="Georgia"/>
-                <w:b/>
-                <w:bCs/>
-                <w:sz w:val="24"/>
-                <w:szCs w:val="24"/>
-              </w:rPr>
-              <w:t>1.</w:t>
-            </w:r>
-          </w:p>
-        </w:tc>
-        <w:tc>
-          <w:tcPr>
-            <w:tcW w:w="3855" w:type="dxa"/>
-            <w:gridSpan w:val="3"/>
-          </w:tcPr>
-          <w:p>
-            <w:pPr>
-              <w:spacing w:line="240" w:lineRule="auto"/>
-              <w:jc w:val="both"/>
-              <w:rPr>
-                <w:rFonts w:ascii="Georgia" w:eastAsia="Georgia" w:hAnsi="Georgia" w:cs="Georgia"/>
-                <w:sz w:val="24"/>
-                <w:szCs w:val="24"/>
-              </w:rPr>
-            </w:pPr>
-            <w:r>
-              <w:rPr>
-                <w:rFonts w:ascii="Georgia" w:eastAsia="Georgia" w:hAnsi="Georgia" w:cs="Georgia"/>
-                <w:sz w:val="24"/>
-                <w:szCs w:val="24"/>
-              </w:rPr>
-              <w:t xml:space="preserve">User opens direct message </w:t>
-            </w:r>
-            <w:proofErr w:type="gramStart"/>
-            <w:r>
-              <w:rPr>
-                <w:rFonts w:ascii="Georgia" w:eastAsia="Georgia" w:hAnsi="Georgia" w:cs="Georgia"/>
-                <w:sz w:val="24"/>
-                <w:szCs w:val="24"/>
-              </w:rPr>
-              <w:t>with @</w:t>
-            </w:r>
-            <w:proofErr w:type="gramEnd"/>
-            <w:r>
-              <w:rPr>
-                <w:rFonts w:ascii="Georgia" w:eastAsia="Georgia" w:hAnsi="Georgia" w:cs="Georgia"/>
-                <w:sz w:val="24"/>
-                <w:szCs w:val="24"/>
-              </w:rPr>
-              <w:t>IntelliMeetPro bot in Slack</w:t>
-            </w:r>
-          </w:p>
-        </w:tc>
-        <w:tc>
-          <w:tcPr>
-            <w:tcW w:w="4770" w:type="dxa"/>
-          </w:tcPr>
-          <w:p>
-            <w:pPr>
-              <w:spacing w:line="240" w:lineRule="auto"/>
-              <w:jc w:val="both"/>
-              <w:rPr>
-                <w:rFonts w:ascii="Georgia" w:eastAsia="Georgia" w:hAnsi="Georgia" w:cs="Georgia"/>
-                <w:sz w:val="24"/>
-                <w:szCs w:val="24"/>
-              </w:rPr>
-            </w:pPr>
-            <w:r>
-              <w:rPr>
-                <w:rFonts w:ascii="Georgia" w:eastAsia="Georgia" w:hAnsi="Georgia" w:cs="Georgia"/>
-                <w:sz w:val="24"/>
-                <w:szCs w:val="24"/>
-              </w:rPr>
-              <w:t>Bot displays welcome message with available commands</w:t>
-            </w:r>
-          </w:p>
-        </w:tc>
-      </w:tr>
-      <w:tr>
-        <w:trPr>
-          <w:cantSplit/>
-          <w:trHeight w:val="225"/>
-        </w:trPr>
-        <w:tc>
-          <w:tcPr>
-            <w:tcW w:w="945" w:type="dxa"/>
-          </w:tcPr>
-          <w:p>
-            <w:pPr>
-              <w:spacing w:line="240" w:lineRule="auto"/>
-              <w:jc w:val="both"/>
-              <w:rPr>
-                <w:rFonts w:ascii="Georgia" w:eastAsia="Georgia" w:hAnsi="Georgia" w:cs="Georgia"/>
-                <w:b/>
-                <w:bCs/>
-                <w:sz w:val="24"/>
-                <w:szCs w:val="24"/>
-              </w:rPr>
-            </w:pPr>
-            <w:r>
-              <w:rPr>
-                <w:rFonts w:ascii="Georgia" w:eastAsia="Georgia" w:hAnsi="Georgia" w:cs="Georgia"/>
-                <w:b/>
-                <w:bCs/>
-                <w:sz w:val="24"/>
-                <w:szCs w:val="24"/>
-              </w:rPr>
-              <w:t>2.</w:t>
-            </w:r>
-          </w:p>
-        </w:tc>
-        <w:tc>
-          <w:tcPr>
-            <w:tcW w:w="3855" w:type="dxa"/>
-            <w:gridSpan w:val="3"/>
-          </w:tcPr>
-          <w:p>
-            <w:pPr>
-              <w:spacing w:line="240" w:lineRule="auto"/>
-              <w:jc w:val="both"/>
-              <w:rPr>
-                <w:rFonts w:ascii="Georgia" w:eastAsia="Georgia" w:hAnsi="Georgia" w:cs="Georgia"/>
-                <w:sz w:val="24"/>
-                <w:szCs w:val="24"/>
-              </w:rPr>
-            </w:pPr>
-            <w:r>
-              <w:rPr>
-                <w:rFonts w:ascii="Georgia" w:eastAsia="Georgia" w:hAnsi="Georgia" w:cs="Georgia"/>
-                <w:sz w:val="24"/>
-                <w:szCs w:val="24"/>
-              </w:rPr>
-              <w:t xml:space="preserve">User </w:t>
-            </w:r>
-            <w:proofErr w:type="gramStart"/>
-            <w:r>
-              <w:rPr>
-                <w:rFonts w:ascii="Georgia" w:eastAsia="Georgia" w:hAnsi="Georgia" w:cs="Georgia"/>
-                <w:sz w:val="24"/>
-                <w:szCs w:val="24"/>
-              </w:rPr>
-              <w:t>types</w:t>
-            </w:r>
-            <w:proofErr w:type="gramEnd"/>
-            <w:r>
-              <w:rPr>
-                <w:rFonts w:ascii="Georgia" w:eastAsia="Georgia" w:hAnsi="Georgia" w:cs="Georgia"/>
-                <w:sz w:val="24"/>
-                <w:szCs w:val="24"/>
-              </w:rPr>
-              <w:t xml:space="preserve"> natural language query: "What were the action items from yesterday's standup?"</w:t>
-            </w:r>
-          </w:p>
-        </w:tc>
-        <w:tc>
-          <w:tcPr>
-            <w:tcW w:w="4770" w:type="dxa"/>
-          </w:tcPr>
-          <w:p>
-            <w:pPr>
-              <w:spacing w:line="240" w:lineRule="auto"/>
-              <w:jc w:val="both"/>
-              <w:rPr>
-                <w:rFonts w:ascii="Georgia" w:eastAsia="Georgia" w:hAnsi="Georgia" w:cs="Georgia"/>
-                <w:sz w:val="24"/>
-                <w:szCs w:val="24"/>
-              </w:rPr>
-            </w:pPr>
-            <w:r>
-              <w:rPr>
-                <w:rFonts w:ascii="Georgia" w:eastAsia="Georgia" w:hAnsi="Georgia" w:cs="Georgia"/>
-                <w:sz w:val="24"/>
-                <w:szCs w:val="24"/>
-              </w:rPr>
-              <w:t>Bot receives message via Slack Events API</w:t>
-            </w:r>
-          </w:p>
-        </w:tc>
-      </w:tr>
-      <w:tr>
-        <w:trPr>
-          <w:cantSplit/>
-          <w:trHeight w:val="225"/>
-        </w:trPr>
-        <w:tc>
-          <w:tcPr>
-            <w:tcW w:w="945" w:type="dxa"/>
-          </w:tcPr>
-          <w:p>
-            <w:pPr>
-              <w:spacing w:line="240" w:lineRule="auto"/>
-              <w:jc w:val="both"/>
-              <w:rPr>
-                <w:rFonts w:ascii="Georgia" w:eastAsia="Georgia" w:hAnsi="Georgia" w:cs="Georgia"/>
-                <w:b/>
-                <w:bCs/>
-                <w:sz w:val="24"/>
-                <w:szCs w:val="24"/>
-              </w:rPr>
-            </w:pPr>
-            <w:r>
-              <w:rPr>
-                <w:rFonts w:ascii="Georgia" w:eastAsia="Georgia" w:hAnsi="Georgia" w:cs="Georgia"/>
-                <w:b/>
-                <w:bCs/>
-                <w:sz w:val="24"/>
-                <w:szCs w:val="24"/>
-              </w:rPr>
-              <w:t>3.</w:t>
-            </w:r>
-          </w:p>
-        </w:tc>
-        <w:tc>
-          <w:tcPr>
-            <w:tcW w:w="3855" w:type="dxa"/>
-            <w:gridSpan w:val="3"/>
-          </w:tcPr>
-          <w:p>
-            <w:pPr>
-              <w:spacing w:line="240" w:lineRule="auto"/>
-              <w:jc w:val="both"/>
-              <w:rPr>
-                <w:rFonts w:ascii="Georgia" w:eastAsia="Georgia" w:hAnsi="Georgia" w:cs="Georgia"/>
-                <w:sz w:val="24"/>
-                <w:szCs w:val="24"/>
-              </w:rPr>
-            </w:pPr>
-            <w:r>
-              <w:rPr>
-                <w:rFonts w:ascii="Georgia" w:eastAsia="Georgia" w:hAnsi="Georgia" w:cs="Georgia"/>
-                <w:sz w:val="24"/>
-                <w:szCs w:val="24"/>
-              </w:rPr>
-              <w:t>Bot parses query to determine intent (retrieve action items) and parameters (date: yesterday, meeting type: standup)</w:t>
-            </w:r>
-          </w:p>
-        </w:tc>
-        <w:tc>
-          <w:tcPr>
-            <w:tcW w:w="4770" w:type="dxa"/>
-          </w:tcPr>
-          <w:p>
-            <w:pPr>
-              <w:spacing w:line="240" w:lineRule="auto"/>
-              <w:jc w:val="both"/>
-              <w:rPr>
-                <w:rFonts w:ascii="Georgia" w:eastAsia="Georgia" w:hAnsi="Georgia" w:cs="Georgia"/>
-                <w:sz w:val="24"/>
-                <w:szCs w:val="24"/>
-              </w:rPr>
-            </w:pPr>
-            <w:r>
-              <w:rPr>
-                <w:rFonts w:ascii="Georgia" w:eastAsia="Georgia" w:hAnsi="Georgia" w:cs="Georgia"/>
-                <w:sz w:val="24"/>
-                <w:szCs w:val="24"/>
-              </w:rPr>
-              <w:t>Bot queries IntelliMeet Pro backend API for matching action items</w:t>
-            </w:r>
-          </w:p>
-        </w:tc>
-      </w:tr>
-      <w:tr>
-        <w:trPr>
-          <w:cantSplit/>
-          <w:trHeight w:val="225"/>
-        </w:trPr>
-        <w:tc>
-          <w:tcPr>
-            <w:tcW w:w="945" w:type="dxa"/>
-          </w:tcPr>
-          <w:p>
-            <w:pPr>
-              <w:spacing w:line="240" w:lineRule="auto"/>
-              <w:jc w:val="both"/>
-              <w:rPr>
-                <w:rFonts w:ascii="Georgia" w:eastAsia="Georgia" w:hAnsi="Georgia" w:cs="Georgia"/>
-                <w:b/>
-                <w:bCs/>
-                <w:sz w:val="24"/>
-                <w:szCs w:val="24"/>
-              </w:rPr>
-            </w:pPr>
-            <w:r>
-              <w:rPr>
-                <w:rFonts w:ascii="Georgia" w:eastAsia="Georgia" w:hAnsi="Georgia" w:cs="Georgia"/>
-                <w:b/>
-                <w:bCs/>
-                <w:sz w:val="24"/>
-                <w:szCs w:val="24"/>
-              </w:rPr>
-              <w:t>4.</w:t>
-            </w:r>
-          </w:p>
-        </w:tc>
-        <w:tc>
-          <w:tcPr>
-            <w:tcW w:w="3855" w:type="dxa"/>
-            <w:gridSpan w:val="3"/>
-          </w:tcPr>
-          <w:p>
-            <w:pPr>
-              <w:spacing w:line="240" w:lineRule="auto"/>
-              <w:jc w:val="both"/>
-              <w:rPr>
-                <w:rFonts w:ascii="Georgia" w:eastAsia="Georgia" w:hAnsi="Georgia" w:cs="Georgia"/>
-                <w:sz w:val="24"/>
-                <w:szCs w:val="24"/>
-              </w:rPr>
-            </w:pPr>
-            <w:r>
-              <w:rPr>
-                <w:rFonts w:ascii="Georgia" w:eastAsia="Georgia" w:hAnsi="Georgia" w:cs="Georgia"/>
-                <w:sz w:val="24"/>
-                <w:szCs w:val="24"/>
-              </w:rPr>
-              <w:t>Backend returns action items matching criteria</w:t>
-            </w:r>
-          </w:p>
-        </w:tc>
-        <w:tc>
-          <w:tcPr>
-            <w:tcW w:w="4770" w:type="dxa"/>
-          </w:tcPr>
-          <w:p>
-            <w:pPr>
-              <w:spacing w:line="240" w:lineRule="auto"/>
-              <w:jc w:val="both"/>
-              <w:rPr>
-                <w:rFonts w:ascii="Georgia" w:eastAsia="Georgia" w:hAnsi="Georgia" w:cs="Georgia"/>
-                <w:sz w:val="24"/>
-                <w:szCs w:val="24"/>
-              </w:rPr>
-            </w:pPr>
-            <w:r>
-              <w:rPr>
-                <w:rFonts w:ascii="Georgia" w:eastAsia="Georgia" w:hAnsi="Georgia" w:cs="Georgia"/>
-                <w:sz w:val="24"/>
-                <w:szCs w:val="24"/>
-              </w:rPr>
-              <w:t>Bot formats response using Slack Block Kit with bullet points, assignee names, and "View Full Transcript" button</w:t>
-            </w:r>
-          </w:p>
-        </w:tc>
-      </w:tr>
-      <w:tr>
-        <w:trPr>
-          <w:cantSplit/>
-          <w:trHeight w:val="225"/>
-        </w:trPr>
-        <w:tc>
-          <w:tcPr>
-            <w:tcW w:w="945" w:type="dxa"/>
-          </w:tcPr>
-          <w:p>
-            <w:pPr>
-              <w:spacing w:line="240" w:lineRule="auto"/>
-              <w:jc w:val="both"/>
-              <w:rPr>
-                <w:rFonts w:ascii="Georgia" w:eastAsia="Georgia" w:hAnsi="Georgia" w:cs="Georgia"/>
-                <w:b/>
-                <w:bCs/>
-                <w:sz w:val="24"/>
-                <w:szCs w:val="24"/>
-              </w:rPr>
-            </w:pPr>
-            <w:r>
-              <w:rPr>
-                <w:rFonts w:ascii="Georgia" w:eastAsia="Georgia" w:hAnsi="Georgia" w:cs="Georgia"/>
-                <w:b/>
-                <w:bCs/>
-                <w:sz w:val="24"/>
-                <w:szCs w:val="24"/>
-              </w:rPr>
-              <w:t>5.</w:t>
-            </w:r>
-          </w:p>
-        </w:tc>
-        <w:tc>
-          <w:tcPr>
-            <w:tcW w:w="3855" w:type="dxa"/>
-            <w:gridSpan w:val="3"/>
-          </w:tcPr>
-          <w:p>
-            <w:pPr>
-              <w:spacing w:line="240" w:lineRule="auto"/>
-              <w:jc w:val="both"/>
-              <w:rPr>
-                <w:rFonts w:ascii="Georgia" w:eastAsia="Georgia" w:hAnsi="Georgia" w:cs="Georgia"/>
-                <w:sz w:val="24"/>
-                <w:szCs w:val="24"/>
-              </w:rPr>
-            </w:pPr>
-            <w:r>
-              <w:rPr>
-                <w:rFonts w:ascii="Georgia" w:eastAsia="Georgia" w:hAnsi="Georgia" w:cs="Georgia"/>
-                <w:sz w:val="24"/>
-                <w:szCs w:val="24"/>
-              </w:rPr>
-              <w:t>Bot sends formatted response in thread</w:t>
-            </w:r>
-          </w:p>
-        </w:tc>
-        <w:tc>
-          <w:tcPr>
-            <w:tcW w:w="4770" w:type="dxa"/>
-          </w:tcPr>
-          <w:p>
-            <w:pPr>
-              <w:spacing w:line="240" w:lineRule="auto"/>
-              <w:jc w:val="both"/>
-              <w:rPr>
-                <w:rFonts w:ascii="Georgia" w:eastAsia="Georgia" w:hAnsi="Georgia" w:cs="Georgia"/>
-                <w:sz w:val="24"/>
-                <w:szCs w:val="24"/>
-              </w:rPr>
-            </w:pPr>
-            <w:r>
-              <w:rPr>
-                <w:rFonts w:ascii="Georgia" w:eastAsia="Georgia" w:hAnsi="Georgia" w:cs="Georgia"/>
-                <w:sz w:val="24"/>
-                <w:szCs w:val="24"/>
-              </w:rPr>
-              <w:t>User sees action items directly in Slack</w:t>
-            </w:r>
-          </w:p>
-        </w:tc>
-      </w:tr>
-      <w:tr>
-        <w:trPr>
-          <w:cantSplit/>
-          <w:trHeight w:val="225"/>
-        </w:trPr>
-        <w:tc>
-          <w:tcPr>
-            <w:tcW w:w="945" w:type="dxa"/>
-          </w:tcPr>
-          <w:p>
-            <w:pPr>
-              <w:spacing w:line="240" w:lineRule="auto"/>
-              <w:jc w:val="both"/>
-              <w:rPr>
-                <w:rFonts w:ascii="Georgia" w:eastAsia="Georgia" w:hAnsi="Georgia" w:cs="Georgia"/>
-                <w:b/>
-                <w:bCs/>
-                <w:sz w:val="24"/>
-                <w:szCs w:val="24"/>
-              </w:rPr>
-            </w:pPr>
-            <w:r>
-              <w:rPr>
-                <w:rFonts w:ascii="Georgia" w:eastAsia="Georgia" w:hAnsi="Georgia" w:cs="Georgia"/>
-                <w:b/>
-                <w:bCs/>
-                <w:sz w:val="24"/>
-                <w:szCs w:val="24"/>
-              </w:rPr>
-              <w:t>6.</w:t>
-            </w:r>
-          </w:p>
-        </w:tc>
-        <w:tc>
-          <w:tcPr>
-            <w:tcW w:w="3855" w:type="dxa"/>
-            <w:gridSpan w:val="3"/>
-          </w:tcPr>
-          <w:p>
-            <w:pPr>
-              <w:spacing w:line="240" w:lineRule="auto"/>
-              <w:jc w:val="both"/>
-              <w:rPr>
-                <w:rFonts w:ascii="Georgia" w:eastAsia="Georgia" w:hAnsi="Georgia" w:cs="Georgia"/>
-                <w:sz w:val="24"/>
-                <w:szCs w:val="24"/>
-              </w:rPr>
-            </w:pPr>
-            <w:r>
-              <w:rPr>
-                <w:rFonts w:ascii="Georgia" w:eastAsia="Georgia" w:hAnsi="Georgia" w:cs="Georgia"/>
-                <w:sz w:val="24"/>
-                <w:szCs w:val="24"/>
-              </w:rPr>
-              <w:t>User clicks "View Full Transcript" button</w:t>
-            </w:r>
-          </w:p>
-        </w:tc>
-        <w:tc>
-          <w:tcPr>
-            <w:tcW w:w="4770" w:type="dxa"/>
-          </w:tcPr>
-          <w:p>
-            <w:pPr>
-              <w:spacing w:line="240" w:lineRule="auto"/>
-              <w:jc w:val="both"/>
-              <w:rPr>
-                <w:rFonts w:ascii="Georgia" w:eastAsia="Georgia" w:hAnsi="Georgia" w:cs="Georgia"/>
-                <w:sz w:val="24"/>
-                <w:szCs w:val="24"/>
-              </w:rPr>
-            </w:pPr>
-            <w:r>
-              <w:rPr>
-                <w:rFonts w:ascii="Georgia" w:eastAsia="Georgia" w:hAnsi="Georgia" w:cs="Georgia"/>
-                <w:sz w:val="24"/>
-                <w:szCs w:val="24"/>
-              </w:rPr>
-              <w:t>Bot sends ephemeral message (visible only to user) with secure link to meeting details page in IntelliMeet Pro web app</w:t>
-            </w:r>
-          </w:p>
-        </w:tc>
-      </w:tr>
-      <w:tr>
-        <w:trPr>
-          <w:cantSplit/>
-          <w:trHeight w:val="345"/>
-        </w:trPr>
-        <w:tc>
-          <w:tcPr>
-            <w:tcW w:w="9570" w:type="dxa"/>
-            <w:gridSpan w:val="5"/>
-          </w:tcPr>
-          <w:p>
-            <w:pPr>
-              <w:spacing w:line="240" w:lineRule="auto"/>
-              <w:jc w:val="both"/>
-              <w:rPr>
-                <w:rFonts w:ascii="Georgia" w:eastAsia="Georgia" w:hAnsi="Georgia" w:cs="Georgia"/>
-                <w:b/>
-                <w:bCs/>
-                <w:sz w:val="24"/>
-                <w:szCs w:val="24"/>
-              </w:rPr>
-            </w:pPr>
-            <w:r>
-              <w:rPr>
-                <w:rFonts w:ascii="Georgia" w:eastAsia="Georgia" w:hAnsi="Georgia" w:cs="Georgia"/>
-                <w:b/>
-                <w:bCs/>
-                <w:sz w:val="24"/>
-                <w:szCs w:val="24"/>
-              </w:rPr>
-              <w:t xml:space="preserve">Alternate Scenarios: </w:t>
-            </w:r>
-          </w:p>
-        </w:tc>
-      </w:tr>
-      <w:tr>
-        <w:trPr>
-          <w:cantSplit/>
-          <w:trHeight w:val="2186"/>
-        </w:trPr>
-        <w:tc>
-          <w:tcPr>
-            <w:tcW w:w="9570" w:type="dxa"/>
-            <w:gridSpan w:val="5"/>
-          </w:tcPr>
-          <w:p>
-            <w:pPr>
-              <w:spacing w:line="240" w:lineRule="auto"/>
-              <w:jc w:val="both"/>
-              <w:rPr>
-                <w:rFonts w:ascii="Georgia" w:eastAsia="Georgia" w:hAnsi="Georgia" w:cs="Georgia"/>
-                <w:b/>
-                <w:bCs/>
-                <w:sz w:val="24"/>
-                <w:szCs w:val="24"/>
-              </w:rPr>
-            </w:pPr>
-            <w:r>
-              <w:rPr>
-                <w:rFonts w:ascii="Georgia" w:eastAsia="Georgia" w:hAnsi="Georgia" w:cs="Georgia"/>
-                <w:b/>
-                <w:bCs/>
-                <w:sz w:val="24"/>
-                <w:szCs w:val="24"/>
-              </w:rPr>
-              <w:t xml:space="preserve">3a: If query is ambiguous (e.g., multiple meetings match "yesterday's standup"), </w:t>
-            </w:r>
-            <w:proofErr w:type="gramStart"/>
-            <w:r>
-              <w:rPr>
-                <w:rFonts w:ascii="Georgia" w:eastAsia="Georgia" w:hAnsi="Georgia" w:cs="Georgia"/>
-                <w:b/>
-                <w:bCs/>
-                <w:sz w:val="24"/>
-                <w:szCs w:val="24"/>
-              </w:rPr>
-              <w:t>bot</w:t>
-            </w:r>
-            <w:proofErr w:type="gramEnd"/>
-            <w:r>
-              <w:rPr>
-                <w:rFonts w:ascii="Georgia" w:eastAsia="Georgia" w:hAnsi="Georgia" w:cs="Georgia"/>
-                <w:b/>
-                <w:bCs/>
-                <w:sz w:val="24"/>
-                <w:szCs w:val="24"/>
-              </w:rPr>
-              <w:t xml:space="preserve"> requests clarification: "I found 2 standup meetings yesterday. Which one? [Meeting A at 9 AM] [Meeting B at 3 PM]"</w:t>
-            </w:r>
-          </w:p>
-          <w:p>
-            <w:pPr>
-              <w:spacing w:line="240" w:lineRule="auto"/>
-              <w:jc w:val="both"/>
-              <w:rPr>
-                <w:rFonts w:ascii="Georgia" w:eastAsia="Georgia" w:hAnsi="Georgia" w:cs="Georgia"/>
-                <w:b/>
-                <w:bCs/>
-                <w:sz w:val="24"/>
-                <w:szCs w:val="24"/>
-              </w:rPr>
-            </w:pPr>
-            <w:r>
-              <w:rPr>
-                <w:rFonts w:ascii="Georgia" w:eastAsia="Georgia" w:hAnsi="Georgia" w:cs="Georgia"/>
-                <w:b/>
-                <w:bCs/>
-                <w:sz w:val="24"/>
-                <w:szCs w:val="24"/>
-              </w:rPr>
-              <w:t xml:space="preserve">4a: If </w:t>
-            </w:r>
-            <w:proofErr w:type="gramStart"/>
-            <w:r>
-              <w:rPr>
-                <w:rFonts w:ascii="Georgia" w:eastAsia="Georgia" w:hAnsi="Georgia" w:cs="Georgia"/>
-                <w:b/>
-                <w:bCs/>
-                <w:sz w:val="24"/>
-                <w:szCs w:val="24"/>
-              </w:rPr>
-              <w:t>no</w:t>
-            </w:r>
-            <w:proofErr w:type="gramEnd"/>
-            <w:r>
-              <w:rPr>
-                <w:rFonts w:ascii="Georgia" w:eastAsia="Georgia" w:hAnsi="Georgia" w:cs="Georgia"/>
-                <w:b/>
-                <w:bCs/>
-                <w:sz w:val="24"/>
-                <w:szCs w:val="24"/>
-              </w:rPr>
-              <w:t xml:space="preserve"> matching action items found, bot responds: "I couldn't find any action items from yesterday's standup. Would you like to </w:t>
-            </w:r>
-            <w:proofErr w:type="gramStart"/>
-            <w:r>
-              <w:rPr>
-                <w:rFonts w:ascii="Georgia" w:eastAsia="Georgia" w:hAnsi="Georgia" w:cs="Georgia"/>
-                <w:b/>
-                <w:bCs/>
-                <w:sz w:val="24"/>
-                <w:szCs w:val="24"/>
-              </w:rPr>
-              <w:t>search</w:t>
-            </w:r>
-            <w:proofErr w:type="gramEnd"/>
-            <w:r>
-              <w:rPr>
-                <w:rFonts w:ascii="Georgia" w:eastAsia="Georgia" w:hAnsi="Georgia" w:cs="Georgia"/>
-                <w:b/>
-                <w:bCs/>
-                <w:sz w:val="24"/>
-                <w:szCs w:val="24"/>
-              </w:rPr>
-              <w:t xml:space="preserve"> all meetings from yesterday?"</w:t>
-            </w:r>
-          </w:p>
-          <w:p>
-            <w:pPr>
-              <w:spacing w:line="240" w:lineRule="auto"/>
-              <w:jc w:val="both"/>
-              <w:rPr>
-                <w:rFonts w:ascii="Georgia" w:eastAsia="Georgia" w:hAnsi="Georgia" w:cs="Georgia"/>
-                <w:b/>
-                <w:bCs/>
-                <w:sz w:val="24"/>
-                <w:szCs w:val="24"/>
-              </w:rPr>
-            </w:pPr>
-            <w:r>
-              <w:rPr>
-                <w:rFonts w:ascii="Georgia" w:eastAsia="Georgia" w:hAnsi="Georgia" w:cs="Georgia"/>
-                <w:b/>
-                <w:bCs/>
-                <w:sz w:val="24"/>
-                <w:szCs w:val="24"/>
-              </w:rPr>
-              <w:t xml:space="preserve">5a: If user uses slash command </w:t>
-            </w:r>
-            <w:r>
-              <w:rPr>
-                <w:rFonts w:ascii="Georgia" w:eastAsia="Georgia" w:hAnsi="Georgia" w:cs="Georgia"/>
-                <w:b/>
-                <w:bCs/>
-                <w:color w:val="188038"/>
-                <w:sz w:val="24"/>
-                <w:szCs w:val="24"/>
-              </w:rPr>
-              <w:t>/</w:t>
-            </w:r>
-            <w:proofErr w:type="spellStart"/>
-            <w:r>
-              <w:rPr>
-                <w:rFonts w:ascii="Georgia" w:eastAsia="Georgia" w:hAnsi="Georgia" w:cs="Georgia"/>
-                <w:b/>
-                <w:bCs/>
-                <w:color w:val="188038"/>
-                <w:sz w:val="24"/>
-                <w:szCs w:val="24"/>
-              </w:rPr>
-              <w:t>intellimeet</w:t>
-            </w:r>
-            <w:proofErr w:type="spellEnd"/>
-            <w:r>
-              <w:rPr>
-                <w:rFonts w:ascii="Georgia" w:eastAsia="Georgia" w:hAnsi="Georgia" w:cs="Georgia"/>
-                <w:b/>
-                <w:bCs/>
-                <w:color w:val="188038"/>
-                <w:sz w:val="24"/>
-                <w:szCs w:val="24"/>
-              </w:rPr>
-              <w:t xml:space="preserve"> search budget discussion</w:t>
-            </w:r>
-            <w:r>
-              <w:rPr>
-                <w:rFonts w:ascii="Georgia" w:eastAsia="Georgia" w:hAnsi="Georgia" w:cs="Georgia"/>
-                <w:b/>
-                <w:bCs/>
-                <w:sz w:val="24"/>
-                <w:szCs w:val="24"/>
-              </w:rPr>
-              <w:t>, bot performs semantic search and returns top 3 results in ephemeral message.</w:t>
-            </w:r>
-          </w:p>
-          <w:p>
-            <w:pPr>
-              <w:spacing w:line="240" w:lineRule="auto"/>
-              <w:jc w:val="both"/>
-              <w:rPr>
-                <w:rFonts w:ascii="Georgia" w:eastAsia="Georgia" w:hAnsi="Georgia" w:cs="Georgia"/>
-                <w:b/>
-                <w:bCs/>
-                <w:sz w:val="24"/>
-                <w:szCs w:val="24"/>
-              </w:rPr>
-            </w:pPr>
-          </w:p>
-        </w:tc>
-      </w:tr>
-      <w:tr>
-        <w:trPr>
-          <w:cantSplit/>
-          <w:trHeight w:val="315"/>
-        </w:trPr>
-        <w:tc>
-          <w:tcPr>
-            <w:tcW w:w="9570" w:type="dxa"/>
-            <w:gridSpan w:val="5"/>
-          </w:tcPr>
-          <w:p>
-            <w:pPr>
-              <w:spacing w:line="240" w:lineRule="auto"/>
-              <w:jc w:val="both"/>
-              <w:rPr>
-                <w:rFonts w:ascii="Georgia" w:eastAsia="Georgia" w:hAnsi="Georgia" w:cs="Georgia"/>
-                <w:b/>
-                <w:bCs/>
-                <w:sz w:val="24"/>
-                <w:szCs w:val="24"/>
-              </w:rPr>
-            </w:pPr>
-            <w:r>
-              <w:rPr>
-                <w:rFonts w:ascii="Georgia" w:eastAsia="Georgia" w:hAnsi="Georgia" w:cs="Georgia"/>
-                <w:b/>
-                <w:bCs/>
-                <w:sz w:val="24"/>
-                <w:szCs w:val="24"/>
-              </w:rPr>
-              <w:t xml:space="preserve">Post Conditions </w:t>
-            </w:r>
-          </w:p>
-        </w:tc>
-      </w:tr>
-      <w:tr>
-        <w:trPr>
-          <w:cantSplit/>
-          <w:trHeight w:val="315"/>
-        </w:trPr>
-        <w:tc>
-          <w:tcPr>
-            <w:tcW w:w="945" w:type="dxa"/>
-            <w:tcBorders>
-              <w:bottom w:val="single" w:sz="4" w:space="0" w:color="000000"/>
-            </w:tcBorders>
-          </w:tcPr>
-          <w:p>
-            <w:pPr>
-              <w:spacing w:line="240" w:lineRule="auto"/>
-              <w:jc w:val="both"/>
-              <w:rPr>
-                <w:rFonts w:ascii="Georgia" w:eastAsia="Georgia" w:hAnsi="Georgia" w:cs="Georgia"/>
-                <w:b/>
-                <w:bCs/>
-                <w:sz w:val="24"/>
-                <w:szCs w:val="24"/>
-              </w:rPr>
-            </w:pPr>
-            <w:r>
-              <w:rPr>
-                <w:rFonts w:ascii="Georgia" w:eastAsia="Georgia" w:hAnsi="Georgia" w:cs="Georgia"/>
-                <w:b/>
-                <w:bCs/>
-                <w:sz w:val="24"/>
-                <w:szCs w:val="24"/>
-              </w:rPr>
-              <w:t>Step#</w:t>
-            </w:r>
-          </w:p>
-        </w:tc>
-        <w:tc>
-          <w:tcPr>
-            <w:tcW w:w="8625" w:type="dxa"/>
-            <w:gridSpan w:val="4"/>
-            <w:tcBorders>
-              <w:bottom w:val="single" w:sz="4" w:space="0" w:color="000000"/>
-            </w:tcBorders>
-          </w:tcPr>
-          <w:p>
-            <w:pPr>
-              <w:spacing w:line="240" w:lineRule="auto"/>
-              <w:jc w:val="both"/>
-              <w:rPr>
-                <w:rFonts w:ascii="Georgia" w:eastAsia="Georgia" w:hAnsi="Georgia" w:cs="Georgia"/>
-                <w:b/>
-                <w:bCs/>
-                <w:sz w:val="24"/>
-                <w:szCs w:val="24"/>
-              </w:rPr>
-            </w:pPr>
-            <w:r>
-              <w:rPr>
-                <w:rFonts w:ascii="Georgia" w:eastAsia="Georgia" w:hAnsi="Georgia" w:cs="Georgia"/>
-                <w:b/>
-                <w:bCs/>
-                <w:sz w:val="24"/>
-                <w:szCs w:val="24"/>
-              </w:rPr>
-              <w:t>Description</w:t>
-            </w:r>
-          </w:p>
-        </w:tc>
-      </w:tr>
-      <w:tr>
-        <w:trPr>
-          <w:cantSplit/>
-          <w:trHeight w:val="315"/>
-        </w:trPr>
-        <w:tc>
-          <w:tcPr>
-            <w:tcW w:w="945" w:type="dxa"/>
-          </w:tcPr>
-          <w:p>
-            <w:pPr>
-              <w:spacing w:line="240" w:lineRule="auto"/>
-              <w:jc w:val="both"/>
-              <w:rPr>
-                <w:rFonts w:ascii="Georgia" w:eastAsia="Georgia" w:hAnsi="Georgia" w:cs="Georgia"/>
-                <w:b/>
-                <w:bCs/>
-                <w:sz w:val="24"/>
-                <w:szCs w:val="24"/>
-              </w:rPr>
-            </w:pPr>
-          </w:p>
-        </w:tc>
-        <w:tc>
-          <w:tcPr>
-            <w:tcW w:w="8625" w:type="dxa"/>
-            <w:gridSpan w:val="4"/>
-          </w:tcPr>
-          <w:p>
-            <w:pPr>
-              <w:spacing w:line="240" w:lineRule="auto"/>
-              <w:jc w:val="both"/>
-              <w:rPr>
-                <w:rFonts w:ascii="Georgia" w:eastAsia="Georgia" w:hAnsi="Georgia" w:cs="Georgia"/>
-                <w:sz w:val="24"/>
-                <w:szCs w:val="24"/>
-              </w:rPr>
-            </w:pPr>
-            <w:r>
-              <w:rPr>
-                <w:rFonts w:ascii="Georgia" w:eastAsia="Georgia" w:hAnsi="Georgia" w:cs="Georgia"/>
-                <w:sz w:val="24"/>
-                <w:szCs w:val="24"/>
-              </w:rPr>
-              <w:t>User receives requested meeting information in Slack</w:t>
-            </w:r>
-          </w:p>
-        </w:tc>
-      </w:tr>
-      <w:tr>
-        <w:trPr>
-          <w:cantSplit/>
-          <w:trHeight w:val="315"/>
-        </w:trPr>
-        <w:tc>
-          <w:tcPr>
-            <w:tcW w:w="945" w:type="dxa"/>
-          </w:tcPr>
-          <w:p>
-            <w:pPr>
-              <w:spacing w:line="240" w:lineRule="auto"/>
-              <w:jc w:val="both"/>
-              <w:rPr>
-                <w:rFonts w:ascii="Georgia" w:eastAsia="Georgia" w:hAnsi="Georgia" w:cs="Georgia"/>
-                <w:b/>
-                <w:bCs/>
-                <w:sz w:val="24"/>
-                <w:szCs w:val="24"/>
-              </w:rPr>
-            </w:pPr>
-          </w:p>
-        </w:tc>
-        <w:tc>
-          <w:tcPr>
-            <w:tcW w:w="8625" w:type="dxa"/>
-            <w:gridSpan w:val="4"/>
-          </w:tcPr>
-          <w:p>
-            <w:pPr>
-              <w:spacing w:line="240" w:lineRule="auto"/>
-              <w:jc w:val="both"/>
-              <w:rPr>
-                <w:rFonts w:ascii="Georgia" w:eastAsia="Georgia" w:hAnsi="Georgia" w:cs="Georgia"/>
-                <w:sz w:val="24"/>
-                <w:szCs w:val="24"/>
-              </w:rPr>
-            </w:pPr>
-            <w:proofErr w:type="gramStart"/>
-            <w:r>
-              <w:rPr>
-                <w:rFonts w:ascii="Georgia" w:eastAsia="Georgia" w:hAnsi="Georgia" w:cs="Georgia"/>
-                <w:sz w:val="24"/>
-                <w:szCs w:val="24"/>
-              </w:rPr>
-              <w:t>User</w:t>
-            </w:r>
-            <w:proofErr w:type="gramEnd"/>
-            <w:r>
-              <w:rPr>
-                <w:rFonts w:ascii="Georgia" w:eastAsia="Georgia" w:hAnsi="Georgia" w:cs="Georgia"/>
-                <w:sz w:val="24"/>
-                <w:szCs w:val="24"/>
-              </w:rPr>
-              <w:t xml:space="preserve"> can access full content via provided links</w:t>
-            </w:r>
-          </w:p>
-        </w:tc>
-      </w:tr>
-      <w:tr>
-        <w:trPr>
-          <w:cantSplit/>
-          <w:trHeight w:val="315"/>
-        </w:trPr>
-        <w:tc>
-          <w:tcPr>
-            <w:tcW w:w="945" w:type="dxa"/>
-          </w:tcPr>
-          <w:p>
-            <w:pPr>
-              <w:spacing w:line="240" w:lineRule="auto"/>
-              <w:jc w:val="both"/>
-              <w:rPr>
-                <w:rFonts w:ascii="Georgia" w:eastAsia="Georgia" w:hAnsi="Georgia" w:cs="Georgia"/>
-                <w:b/>
-                <w:bCs/>
-                <w:sz w:val="24"/>
-                <w:szCs w:val="24"/>
-              </w:rPr>
-            </w:pPr>
-            <w:r>
-              <w:rPr>
-                <w:rFonts w:ascii="Georgia" w:eastAsia="Georgia" w:hAnsi="Georgia" w:cs="Georgia"/>
-                <w:b/>
-                <w:bCs/>
-                <w:sz w:val="24"/>
-                <w:szCs w:val="24"/>
-              </w:rPr>
-              <w:t xml:space="preserve"> </w:t>
-            </w:r>
-          </w:p>
-        </w:tc>
-        <w:tc>
-          <w:tcPr>
-            <w:tcW w:w="8625" w:type="dxa"/>
-            <w:gridSpan w:val="4"/>
-          </w:tcPr>
-          <w:p>
-            <w:pPr>
-              <w:spacing w:line="240" w:lineRule="auto"/>
-              <w:jc w:val="both"/>
-              <w:rPr>
-                <w:rFonts w:ascii="Georgia" w:eastAsia="Georgia" w:hAnsi="Georgia" w:cs="Georgia"/>
-                <w:sz w:val="24"/>
-                <w:szCs w:val="24"/>
-              </w:rPr>
-            </w:pPr>
-            <w:r>
-              <w:rPr>
-                <w:rFonts w:ascii="Georgia" w:eastAsia="Georgia" w:hAnsi="Georgia" w:cs="Georgia"/>
-                <w:sz w:val="24"/>
-                <w:szCs w:val="24"/>
-              </w:rPr>
-              <w:t>Interaction logged for query accuracy tracking</w:t>
-            </w:r>
-          </w:p>
-        </w:tc>
-      </w:tr>
-      <w:tr>
-        <w:trPr>
-          <w:cantSplit/>
-          <w:trHeight w:val="315"/>
-        </w:trPr>
-        <w:tc>
-          <w:tcPr>
-            <w:tcW w:w="3255" w:type="dxa"/>
-            <w:gridSpan w:val="3"/>
-          </w:tcPr>
-          <w:p>
-            <w:pPr>
-              <w:spacing w:line="240" w:lineRule="auto"/>
-              <w:jc w:val="both"/>
-              <w:rPr>
-                <w:rFonts w:ascii="Georgia" w:eastAsia="Georgia" w:hAnsi="Georgia" w:cs="Georgia"/>
-                <w:b/>
-                <w:bCs/>
-                <w:sz w:val="24"/>
-                <w:szCs w:val="24"/>
-              </w:rPr>
-            </w:pPr>
-            <w:r>
-              <w:rPr>
-                <w:rFonts w:ascii="Georgia" w:eastAsia="Georgia" w:hAnsi="Georgia" w:cs="Georgia"/>
-                <w:b/>
-                <w:bCs/>
-                <w:sz w:val="24"/>
-                <w:szCs w:val="24"/>
-              </w:rPr>
-              <w:lastRenderedPageBreak/>
-              <w:t>Use Case Cross referenced</w:t>
-            </w:r>
-          </w:p>
-        </w:tc>
-        <w:tc>
-          <w:tcPr>
-            <w:tcW w:w="6315" w:type="dxa"/>
-            <w:gridSpan w:val="2"/>
-          </w:tcPr>
-          <w:p>
-            <w:pPr>
-              <w:spacing w:line="240" w:lineRule="auto"/>
-              <w:jc w:val="both"/>
-              <w:rPr>
-                <w:rFonts w:ascii="Georgia" w:eastAsia="Georgia" w:hAnsi="Georgia" w:cs="Georgia"/>
-                <w:sz w:val="24"/>
-                <w:szCs w:val="24"/>
-              </w:rPr>
-            </w:pPr>
-            <w:r>
-              <w:rPr>
-                <w:rFonts w:ascii="Georgia" w:eastAsia="Georgia" w:hAnsi="Georgia" w:cs="Georgia"/>
-                <w:b/>
-                <w:bCs/>
-                <w:sz w:val="24"/>
-                <w:szCs w:val="24"/>
-              </w:rPr>
-              <w:t>UC-SEARCH-01 (Semantic Search), UC-ACTION-01 (View Action Items), UC-SLACK-02 (Configure Slack Notifications)</w:t>
-            </w:r>
-          </w:p>
-        </w:tc>
-      </w:tr>
-    </w:tbl>
-    <w:p>
-      <w:pPr>
-        <w:spacing w:before="120" w:after="120" w:line="240" w:lineRule="auto"/>
-        <w:jc w:val="both"/>
-        <w:rPr>
-          <w:rFonts w:ascii="Georgia" w:eastAsia="Georgia" w:hAnsi="Georgia" w:cs="Georgia"/>
-          <w:sz w:val="24"/>
-          <w:szCs w:val="24"/>
-        </w:rPr>
-      </w:pPr>
-    </w:p>
     <w:p>
       <w:pPr>
         <w:keepNext/>
@@ -41052,6 +39237,7 @@
           <w:sz w:val="18"/>
           <w:szCs w:val="18"/>
         </w:rPr>
+        <w:lastRenderedPageBreak/>
         <w:t>Table 19. Subscribe</w:t>
       </w:r>
     </w:p>
@@ -42180,7 +40366,6 @@
                 <w:sz w:val="24"/>
                 <w:szCs w:val="24"/>
               </w:rPr>
-              <w:lastRenderedPageBreak/>
               <w:t>4a: If payment fails due to declined card, display error message from Stripe with reason (insufficient funds, invalid card, etc.), allow user to update payment method and retry.</w:t>
             </w:r>
           </w:p>
@@ -42299,6 +40484,7 @@
                 <w:sz w:val="24"/>
                 <w:szCs w:val="24"/>
               </w:rPr>
+              <w:lastRenderedPageBreak/>
               <w:t>Step#</w:t>
             </w:r>
           </w:p>
@@ -43430,226 +41616,33 @@
     </w:p>
     <w:p>
       <w:pPr>
+        <w:spacing w:line="240" w:lineRule="auto"/>
+        <w:ind w:left="864"/>
+        <w:jc w:val="both"/>
+        <w:rPr>
+          <w:rFonts w:ascii="Georgia" w:eastAsia="Georgia" w:hAnsi="Georgia" w:cs="Georgia"/>
+          <w:sz w:val="24"/>
+          <w:szCs w:val="24"/>
+        </w:rPr>
+      </w:pPr>
+      <w:bookmarkStart w:id="35" w:name="_2g8fe0vpxia8" w:colFirst="0" w:colLast="0"/>
+      <w:bookmarkEnd w:id="35"/>
+    </w:p>
+    <w:p>
+      <w:pPr>
         <w:pStyle w:val="Heading4"/>
         <w:keepLines w:val="0"/>
-        <w:numPr>
-          <w:ilvl w:val="2"/>
-          <w:numId w:val="10"/>
-        </w:numPr>
         <w:spacing w:before="240" w:after="60" w:line="240" w:lineRule="auto"/>
         <w:jc w:val="both"/>
-        <w:rPr>
-          <w:rFonts w:ascii="Georgia" w:eastAsia="Georgia" w:hAnsi="Georgia" w:cs="Georgia"/>
-          <w:b/>
-          <w:bCs/>
-        </w:rPr>
-      </w:pPr>
-      <w:bookmarkStart w:id="35" w:name="_2g8fe0vpxia8" w:colFirst="0" w:colLast="0"/>
-      <w:bookmarkEnd w:id="35"/>
-      <w:r>
         <w:rPr>
           <w:rFonts w:ascii="Georgia" w:eastAsia="Georgia" w:hAnsi="Georgia" w:cs="Georgia"/>
           <w:b/>
           <w:bCs/>
           <w:color w:val="000000"/>
         </w:rPr>
-        <w:lastRenderedPageBreak/>
-        <w:t>Query Meeting Content via Slack Bot</w:t>
-      </w:r>
-    </w:p>
-    <w:p>
-      <w:pPr>
-        <w:keepNext/>
-        <w:spacing w:line="240" w:lineRule="auto"/>
-        <w:ind w:left="864"/>
-        <w:jc w:val="both"/>
-        <w:rPr>
-          <w:rFonts w:ascii="Georgia" w:eastAsia="Georgia" w:hAnsi="Georgia" w:cs="Georgia"/>
-        </w:rPr>
-      </w:pPr>
-      <w:r>
-        <w:rPr>
-          <w:rFonts w:ascii="Georgia" w:eastAsia="Georgia" w:hAnsi="Georgia" w:cs="Georgia"/>
-          <w:noProof/>
-          <w:sz w:val="24"/>
-          <w:szCs w:val="24"/>
-        </w:rPr>
-        <w:drawing>
-          <wp:inline distT="114300" distB="114300" distL="114300" distR="114300" wp14:anchorId="48050288" wp14:editId="033EFB3E">
-            <wp:extent cx="5943600" cy="3137650"/>
-            <wp:effectExtent l="0" t="0" r="0" b="0"/>
-            <wp:docPr id="2" name="image12.png"/>
-            <wp:cNvGraphicFramePr/>
-            <a:graphic xmlns:a="http://schemas.openxmlformats.org/drawingml/2006/main">
-              <a:graphicData uri="http://schemas.openxmlformats.org/drawingml/2006/picture">
-                <pic:pic xmlns:pic="http://schemas.openxmlformats.org/drawingml/2006/picture">
-                  <pic:nvPicPr>
-                    <pic:cNvPr id="0" name="image12.png"/>
-                    <pic:cNvPicPr preferRelativeResize="0"/>
-                  </pic:nvPicPr>
-                  <pic:blipFill>
-                    <a:blip r:embed="rId35"/>
-                    <a:srcRect b="16180"/>
-                    <a:stretch>
-                      <a:fillRect/>
-                    </a:stretch>
-                  </pic:blipFill>
-                  <pic:spPr>
-                    <a:xfrm>
-                      <a:off x="0" y="0"/>
-                      <a:ext cx="5943600" cy="3137650"/>
-                    </a:xfrm>
-                    <a:prstGeom prst="rect">
-                      <a:avLst/>
-                    </a:prstGeom>
-                    <a:ln/>
-                  </pic:spPr>
-                </pic:pic>
-              </a:graphicData>
-            </a:graphic>
-          </wp:inline>
-        </w:drawing>
-      </w:r>
-    </w:p>
-    <w:p>
-      <w:pPr>
-        <w:spacing w:after="200" w:line="240" w:lineRule="auto"/>
-        <w:jc w:val="center"/>
-        <w:rPr>
-          <w:rFonts w:ascii="Georgia" w:eastAsia="Georgia" w:hAnsi="Georgia" w:cs="Georgia"/>
-          <w:i/>
-          <w:iCs/>
-          <w:color w:val="1F497D"/>
-          <w:sz w:val="24"/>
-          <w:szCs w:val="24"/>
-        </w:rPr>
-      </w:pPr>
-      <w:r>
-        <w:rPr>
-          <w:rFonts w:ascii="Georgia" w:eastAsia="Georgia" w:hAnsi="Georgia" w:cs="Georgia"/>
-          <w:i/>
-          <w:iCs/>
-          <w:color w:val="1F497D"/>
-          <w:sz w:val="18"/>
-          <w:szCs w:val="18"/>
-        </w:rPr>
-        <w:t>Figure 17. Query Meeting Content</w:t>
-      </w:r>
-    </w:p>
-    <w:p>
-      <w:pPr>
-        <w:spacing w:line="240" w:lineRule="auto"/>
-        <w:ind w:left="864"/>
-        <w:jc w:val="both"/>
-        <w:rPr>
-          <w:rFonts w:ascii="Georgia" w:eastAsia="Georgia" w:hAnsi="Georgia" w:cs="Georgia"/>
-          <w:sz w:val="24"/>
-          <w:szCs w:val="24"/>
-        </w:rPr>
-      </w:pPr>
-      <w:r>
-        <w:rPr>
-          <w:rFonts w:ascii="Georgia" w:eastAsia="Georgia" w:hAnsi="Georgia" w:cs="Georgia"/>
-          <w:sz w:val="24"/>
-          <w:szCs w:val="24"/>
-        </w:rPr>
-        <w:t>The user sends a query to the Slack bot, which forwards the message to the backend API. The backend performs semantic search on meeting content, retrieves authorized results, and returns formatted Slack message blocks. The user may click “View Transcript,” prompting the bot to request a secure link from the backend and send it as an ephemeral message accessible only to the requesting user.</w:t>
-      </w:r>
-    </w:p>
-    <w:p>
-      <w:pPr>
-        <w:spacing w:line="240" w:lineRule="auto"/>
-        <w:ind w:left="864"/>
-        <w:jc w:val="both"/>
-        <w:rPr>
-          <w:rFonts w:ascii="Georgia" w:eastAsia="Georgia" w:hAnsi="Georgia" w:cs="Georgia"/>
-          <w:sz w:val="24"/>
-          <w:szCs w:val="24"/>
-        </w:rPr>
-      </w:pPr>
-    </w:p>
-    <w:p>
-      <w:pPr>
-        <w:spacing w:line="240" w:lineRule="auto"/>
-        <w:ind w:left="864"/>
-        <w:jc w:val="both"/>
-        <w:rPr>
-          <w:rFonts w:ascii="Georgia" w:eastAsia="Georgia" w:hAnsi="Georgia" w:cs="Georgia"/>
-          <w:sz w:val="24"/>
-          <w:szCs w:val="24"/>
-        </w:rPr>
-      </w:pPr>
-    </w:p>
-    <w:p>
-      <w:pPr>
-        <w:pStyle w:val="Heading4"/>
-        <w:keepLines w:val="0"/>
-        <w:spacing w:before="240" w:after="60" w:line="240" w:lineRule="auto"/>
-        <w:jc w:val="both"/>
-        <w:rPr>
-          <w:rFonts w:ascii="Georgia" w:eastAsia="Georgia" w:hAnsi="Georgia" w:cs="Georgia"/>
-          <w:b/>
-          <w:bCs/>
-          <w:color w:val="000000"/>
-        </w:rPr>
       </w:pPr>
       <w:bookmarkStart w:id="36" w:name="_5za9biyg1y81" w:colFirst="0" w:colLast="0"/>
       <w:bookmarkEnd w:id="36"/>
-    </w:p>
-    <w:p>
-      <w:pPr>
-        <w:spacing w:line="240" w:lineRule="auto"/>
-        <w:jc w:val="both"/>
-        <w:rPr>
-          <w:rFonts w:ascii="Georgia" w:eastAsia="Georgia" w:hAnsi="Georgia" w:cs="Georgia"/>
-          <w:sz w:val="24"/>
-          <w:szCs w:val="24"/>
-        </w:rPr>
-      </w:pPr>
-    </w:p>
-    <w:p>
-      <w:pPr>
-        <w:spacing w:line="240" w:lineRule="auto"/>
-        <w:jc w:val="both"/>
-        <w:rPr>
-          <w:rFonts w:ascii="Georgia" w:eastAsia="Georgia" w:hAnsi="Georgia" w:cs="Georgia"/>
-          <w:sz w:val="24"/>
-          <w:szCs w:val="24"/>
-        </w:rPr>
-      </w:pPr>
-    </w:p>
-    <w:p>
-      <w:pPr>
-        <w:spacing w:line="240" w:lineRule="auto"/>
-        <w:jc w:val="both"/>
-        <w:rPr>
-          <w:rFonts w:ascii="Georgia" w:eastAsia="Georgia" w:hAnsi="Georgia" w:cs="Georgia"/>
-          <w:sz w:val="24"/>
-          <w:szCs w:val="24"/>
-        </w:rPr>
-      </w:pPr>
-    </w:p>
-    <w:p>
-      <w:pPr>
-        <w:spacing w:line="240" w:lineRule="auto"/>
-        <w:jc w:val="both"/>
-        <w:rPr>
-          <w:rFonts w:ascii="Georgia" w:eastAsia="Georgia" w:hAnsi="Georgia" w:cs="Georgia"/>
-          <w:sz w:val="24"/>
-          <w:szCs w:val="24"/>
-        </w:rPr>
-      </w:pPr>
-    </w:p>
-    <w:p>
-      <w:pPr>
-        <w:spacing w:line="240" w:lineRule="auto"/>
-        <w:jc w:val="both"/>
-        <w:rPr>
-          <w:rFonts w:ascii="Georgia" w:eastAsia="Georgia" w:hAnsi="Georgia" w:cs="Georgia"/>
-          <w:sz w:val="24"/>
-          <w:szCs w:val="24"/>
-        </w:rPr>
-      </w:pPr>
     </w:p>
     <w:p>
       <w:pPr>
@@ -43872,7 +41865,7 @@
                     <pic:cNvPicPr preferRelativeResize="0"/>
                   </pic:nvPicPr>
                   <pic:blipFill>
-                    <a:blip r:embed="rId36"/>
+                    <a:blip r:embed="rId35"/>
                     <a:srcRect t="3578"/>
                     <a:stretch>
                       <a:fillRect/>
@@ -43998,7 +41991,7 @@
                     <pic:cNvPicPr preferRelativeResize="0"/>
                   </pic:nvPicPr>
                   <pic:blipFill>
-                    <a:blip r:embed="rId37"/>
+                    <a:blip r:embed="rId36"/>
                     <a:srcRect t="1371"/>
                     <a:stretch>
                       <a:fillRect/>
@@ -44169,7 +42162,7 @@
                     <pic:cNvPicPr preferRelativeResize="0"/>
                   </pic:nvPicPr>
                   <pic:blipFill>
-                    <a:blip r:embed="rId38"/>
+                    <a:blip r:embed="rId37"/>
                     <a:srcRect/>
                     <a:stretch>
                       <a:fillRect/>
@@ -44313,7 +42306,7 @@
                     <pic:cNvPicPr preferRelativeResize="0"/>
                   </pic:nvPicPr>
                   <pic:blipFill>
-                    <a:blip r:embed="rId39"/>
+                    <a:blip r:embed="rId38"/>
                     <a:srcRect/>
                     <a:stretch>
                       <a:fillRect/>
@@ -44503,7 +42496,7 @@
                     <pic:cNvPicPr preferRelativeResize="0"/>
                   </pic:nvPicPr>
                   <pic:blipFill>
-                    <a:blip r:embed="rId40"/>
+                    <a:blip r:embed="rId39"/>
                     <a:srcRect/>
                     <a:stretch>
                       <a:fillRect/>
@@ -44650,7 +42643,7 @@
                     <pic:cNvPicPr preferRelativeResize="0"/>
                   </pic:nvPicPr>
                   <pic:blipFill>
-                    <a:blip r:embed="rId41"/>
+                    <a:blip r:embed="rId40"/>
                     <a:srcRect/>
                     <a:stretch>
                       <a:fillRect/>
@@ -44720,7 +42713,25 @@
           <w:sz w:val="24"/>
           <w:szCs w:val="24"/>
         </w:rPr>
-        <w:t>This Level-1 DFD shows how IntelliMeet Pro processes meeting data end-to-end: the user authenticates, manages their workspace, and schedules meetings, which triggers the bot to join external meeting platforms. Audio from the meeting is sent to the transcription/diarization module, producing transcripts, speaker profiles, and audio files that feed into the summary and action item extraction process. Summaries and action items are stored and used by the semantic search engine, which also powers Slack bot queries. Action items are synced with external project management tools, while the payment system manages subscriptions through Stripe and updates access permissions.</w:t>
+        <w:t>This Level-1 DFD shows how IntelliMeet Pro processes meeting data end-to-end: the user authenticates, manages their workspace, and schedules meetings, which triggers the bot to join external meeting platforms. Audio from the meeting is sent to the transcription/diarization module, producing transcripts, speaker profiles, and audio files that feed into the summary and action item extraction process. Summaries and action items are stored and used by the semantic search engine</w:t>
+      </w:r>
+      <w:r>
+        <w:rPr>
+          <w:rFonts w:ascii="Georgia" w:eastAsia="Georgia" w:hAnsi="Georgia" w:cs="Georgia"/>
+          <w:color w:val="000000"/>
+          <w:sz w:val="24"/>
+          <w:szCs w:val="24"/>
+        </w:rPr>
+        <w:t>.</w:t>
+      </w:r>
+      <w:r>
+        <w:rPr>
+          <w:rFonts w:ascii="Georgia" w:eastAsia="Georgia" w:hAnsi="Georgia" w:cs="Georgia"/>
+          <w:color w:val="000000"/>
+          <w:sz w:val="24"/>
+          <w:szCs w:val="24"/>
+        </w:rPr>
+        <w:t xml:space="preserve"> Action items are synced with external project management tools, while the payment system manages subscriptions through Stripe and updates access permissions.</w:t>
       </w:r>
     </w:p>
     <w:p>
@@ -45207,7 +43218,7 @@
           <w:sz w:val="24"/>
           <w:szCs w:val="24"/>
         </w:rPr>
-        <w:t>Slack Bot, UI/UX, Bilingual Support, Payment &amp; Notifications</w:t>
+        <w:t>UI/UX, Bilingual Support, Payment &amp; Notifications</w:t>
       </w:r>
     </w:p>
     <w:p>
@@ -45810,28 +43821,6 @@
           <w:sz w:val="24"/>
           <w:szCs w:val="24"/>
         </w:rPr>
-        <w:t>Slack bot query handling</w:t>
-      </w:r>
-    </w:p>
-    <w:p>
-      <w:pPr>
-        <w:numPr>
-          <w:ilvl w:val="0"/>
-          <w:numId w:val="22"/>
-        </w:numPr>
-        <w:jc w:val="both"/>
-        <w:rPr>
-          <w:rFonts w:ascii="Georgia" w:eastAsia="Georgia" w:hAnsi="Georgia" w:cs="Georgia"/>
-          <w:sz w:val="24"/>
-          <w:szCs w:val="24"/>
-        </w:rPr>
-      </w:pPr>
-      <w:r>
-        <w:rPr>
-          <w:rFonts w:ascii="Georgia" w:eastAsia="Georgia" w:hAnsi="Georgia" w:cs="Georgia"/>
-          <w:sz w:val="24"/>
-          <w:szCs w:val="24"/>
-        </w:rPr>
         <w:t>Jira, Trello, and Asana task synchronization</w:t>
       </w:r>
     </w:p>
@@ -46056,7 +44045,6 @@
           <w:sz w:val="24"/>
           <w:szCs w:val="24"/>
         </w:rPr>
-        <w:lastRenderedPageBreak/>
         <w:t>Speaker attribution accuracy</w:t>
       </w:r>
     </w:p>
@@ -46080,6 +44068,7 @@
           <w:sz w:val="24"/>
           <w:szCs w:val="24"/>
         </w:rPr>
+        <w:lastRenderedPageBreak/>
         <w:t>Diarization Error Rate (DER)</w:t>
       </w:r>
     </w:p>
@@ -46543,8 +44532,19 @@
           <w:sz w:val="24"/>
           <w:szCs w:val="24"/>
         </w:rPr>
-        <w:t>Third-party integrations with Zoom, Google Meet, Microsoft Teams, Jira, Trello, Asana, Slack, Stripe, and Google Translation API have been successfully tested to ensure reliable communication and secure data exchange.</w:t>
-      </w:r>
+        <w:t>Third-party integrations with Google Meet, Jira, Trello, Asana, Stripe, and Google Translation API have been successfully tested to ensure reliable communication and secure data exchange.</w:t>
+      </w:r>
+    </w:p>
+    <w:p>
+      <w:pPr>
+        <w:spacing w:before="240" w:after="240"/>
+        <w:jc w:val="both"/>
+        <w:rPr>
+          <w:rFonts w:ascii="Georgia" w:eastAsia="Georgia" w:hAnsi="Georgia" w:cs="Georgia"/>
+          <w:sz w:val="24"/>
+          <w:szCs w:val="24"/>
+        </w:rPr>
+      </w:pPr>
     </w:p>
     <w:p>
       <w:pPr>
@@ -46987,6 +44987,22 @@
     </w:p>
     <w:p>
       <w:pPr>
+        <w:jc w:val="both"/>
+        <w:rPr>
+          <w:rFonts w:ascii="Georgia" w:eastAsia="Georgia" w:hAnsi="Georgia" w:cs="Georgia"/>
+        </w:rPr>
+      </w:pPr>
+    </w:p>
+    <w:p>
+      <w:pPr>
+        <w:jc w:val="both"/>
+        <w:rPr>
+          <w:rFonts w:ascii="Georgia" w:eastAsia="Georgia" w:hAnsi="Georgia" w:cs="Georgia"/>
+        </w:rPr>
+      </w:pPr>
+    </w:p>
+    <w:p>
+      <w:pPr>
         <w:pStyle w:val="Heading2"/>
         <w:keepNext w:val="0"/>
         <w:keepLines w:val="0"/>
@@ -47046,7 +45062,23 @@
           <w:sz w:val="24"/>
           <w:szCs w:val="24"/>
         </w:rPr>
-        <w:t>By integrating with tools such as Zoom, Google Meet, Jira, Trello, Asana, and Slack, the platform reduces manual effort, improves collaboration, and ensures that important decisions and action items are not lost. The project also highlights the practical use of NLP, RAG, and cloud-based technologies in solving real-world communication and productivity challenges.</w:t>
+        <w:t>By integrating with tools such as Google Meet, Jira, Trello,</w:t>
+      </w:r>
+      <w:r>
+        <w:rPr>
+          <w:rFonts w:ascii="Georgia" w:eastAsia="Georgia" w:hAnsi="Georgia" w:cs="Georgia"/>
+          <w:sz w:val="24"/>
+          <w:szCs w:val="24"/>
+        </w:rPr>
+        <w:t xml:space="preserve"> and</w:t>
+      </w:r>
+      <w:r>
+        <w:rPr>
+          <w:rFonts w:ascii="Georgia" w:eastAsia="Georgia" w:hAnsi="Georgia" w:cs="Georgia"/>
+          <w:sz w:val="24"/>
+          <w:szCs w:val="24"/>
+        </w:rPr>
+        <w:t xml:space="preserve"> Asana, the platform reduces manual effort, improves collaboration, and ensures that important decisions and action items are not lost. The project also highlights the practical use of NLP, RAG, and cloud-based technologies in solving real-world communication and productivity challenges.</w:t>
       </w:r>
     </w:p>
     <w:p>
@@ -47396,7 +45428,7 @@
         </w:rPr>
         <w:t xml:space="preserve"> Wan. 2022. Microsoft New Future of Work Report 2022. Technical Report MSR-TR-2022-3. Microsoft. </w:t>
       </w:r>
-      <w:hyperlink r:id="rId42">
+      <w:hyperlink r:id="rId41">
         <w:r>
           <w:rPr>
             <w:rFonts w:ascii="Georgia" w:eastAsia="Georgia" w:hAnsi="Georgia" w:cs="Georgia"/>
@@ -47436,7 +45468,7 @@
         <w:tab/>
         <w:t xml:space="preserve"> Meetings More Effective. In Proceedings of the 2004 ACM Conference on Computer Supported Cooperative Work (Chicago, Illinois, USA) (CSCW ’04). Association for Computing Machinery, New York, NY, USA, 419–428. </w:t>
       </w:r>
-      <w:hyperlink r:id="rId43">
+      <w:hyperlink r:id="rId42">
         <w:r>
           <w:rPr>
             <w:rFonts w:ascii="Georgia" w:eastAsia="Georgia" w:hAnsi="Georgia" w:cs="Georgia"/>
@@ -47485,7 +45517,7 @@
         </w:rPr>
         <w:t xml:space="preserve">, Patrick Ehlen, and Steve Whittaker. 2012. Markup as You Talk: Establishing Effective Memory Cues While Still Contributing to a Meeting. In Proceedings of the ACM 2012 Conference on Computer Supported Cooperative Work (Seattle, Washington, USA) (CSCW ’12). Association for Computing Machinery, New York, NY, USA, 349–358. </w:t>
       </w:r>
-      <w:hyperlink r:id="rId44">
+      <w:hyperlink r:id="rId43">
         <w:r>
           <w:rPr>
             <w:rFonts w:ascii="Georgia" w:eastAsia="Georgia" w:hAnsi="Georgia" w:cs="Georgia"/>
@@ -47571,7 +45603,7 @@
         </w:rPr>
         <w:t xml:space="preserve"> Liu, Robin Fowler, and Xu Wang. 2023. MeetScript: Designing Transcript-based Interactions to Support Active Participation in Group Video Meetings. Proceedings of the ACM on Human-Computer Interaction 7, CSCW2 (2023), 1–32. </w:t>
       </w:r>
-      <w:hyperlink r:id="rId45">
+      <w:hyperlink r:id="rId44">
         <w:r>
           <w:rPr>
             <w:rFonts w:ascii="Georgia" w:eastAsia="Georgia" w:hAnsi="Georgia" w:cs="Georgia"/>
@@ -47602,7 +45634,7 @@
         </w:rPr>
         <w:t xml:space="preserve">[6] Otter.ai. 2023. </w:t>
       </w:r>
-      <w:hyperlink r:id="rId46">
+      <w:hyperlink r:id="rId45">
         <w:r>
           <w:rPr>
             <w:rFonts w:ascii="Georgia" w:eastAsia="Georgia" w:hAnsi="Georgia" w:cs="Georgia"/>
@@ -47725,7 +45757,7 @@
         </w:rPr>
         <w:t xml:space="preserve"> Xu, Chenguang Zhu, and Michael Zeng. 2022. Narrate Dialogues for Better Summarization. In Findings of the Association for Computational Linguistics: EMNLP 2022. Association for Computational Linguistics, Abu Dhabi, United Arab Emirates, 3565–3575. </w:t>
       </w:r>
-      <w:hyperlink r:id="rId47">
+      <w:hyperlink r:id="rId46">
         <w:r>
           <w:rPr>
             <w:rFonts w:ascii="Georgia" w:eastAsia="Georgia" w:hAnsi="Georgia" w:cs="Georgia"/>
@@ -47792,7 +45824,7 @@
         </w:rPr>
         <w:t xml:space="preserve"> LLM Meeting Assistants”. </w:t>
       </w:r>
-      <w:hyperlink r:id="rId48">
+      <w:hyperlink r:id="rId47">
         <w:r>
           <w:rPr>
             <w:rFonts w:ascii="Georgia" w:eastAsia="Georgia" w:hAnsi="Georgia" w:cs="Georgia"/>
@@ -47842,7 +45874,7 @@
         </w:rPr>
         <w:t xml:space="preserve"> He, and Aaron Halfaker 2025. “Summaries, Highlights, and Action Items: Design, Implementation and Evaluation of an LLM-powered Meeting Recap System”. </w:t>
       </w:r>
-      <w:hyperlink r:id="rId49">
+      <w:hyperlink r:id="rId48">
         <w:r>
           <w:rPr>
             <w:rFonts w:ascii="Georgia" w:eastAsia="Georgia" w:hAnsi="Georgia" w:cs="Georgia"/>
@@ -47916,7 +45948,7 @@
         </w:rPr>
         <w:t xml:space="preserve">: Real-Time Collaborative Dialogue Mapping with LLMs in Online Meetings”.  </w:t>
       </w:r>
-      <w:hyperlink r:id="rId50">
+      <w:hyperlink r:id="rId49">
         <w:r>
           <w:rPr>
             <w:rFonts w:ascii="Georgia" w:eastAsia="Georgia" w:hAnsi="Georgia" w:cs="Georgia"/>
@@ -47993,7 +46025,7 @@
         </w:rPr>
         <w:t xml:space="preserve">. Interact., vol. 7, no. CSCW1, pp. 1–29, Apr. 2023, </w:t>
       </w:r>
-      <w:hyperlink r:id="rId51">
+      <w:hyperlink r:id="rId50">
         <w:r>
           <w:rPr>
             <w:rFonts w:ascii="Georgia" w:eastAsia="Georgia" w:hAnsi="Georgia" w:cs="Georgia"/>
@@ -48061,7 +46093,7 @@
         </w:rPr>
         <w:t xml:space="preserve"> preprint, </w:t>
       </w:r>
-      <w:hyperlink r:id="rId52">
+      <w:hyperlink r:id="rId51">
         <w:r>
           <w:rPr>
             <w:rFonts w:ascii="Georgia" w:eastAsia="Georgia" w:hAnsi="Georgia" w:cs="Georgia"/>
@@ -48110,7 +46142,7 @@
         </w:rPr>
         <w:t xml:space="preserve"> preprint, </w:t>
       </w:r>
-      <w:hyperlink r:id="rId53">
+      <w:hyperlink r:id="rId52">
         <w:r>
           <w:rPr>
             <w:rFonts w:ascii="Georgia" w:eastAsia="Georgia" w:hAnsi="Georgia" w:cs="Georgia"/>
@@ -48141,7 +46173,7 @@
         </w:rPr>
         <w:t xml:space="preserve">[17] Q. Zhang, J. Wang, Y. Liu, and F. Wei, “MUG: A general meeting understanding and generation benchmark,” in Proc. IEEE Int. Conf. Acoustics, Speech and Signal Processing (ICASSP), Rhodes, Greece, Jun. 2023, pp. 1–5, </w:t>
       </w:r>
-      <w:hyperlink r:id="rId54">
+      <w:hyperlink r:id="rId53">
         <w:r>
           <w:rPr>
             <w:rFonts w:ascii="Georgia" w:eastAsia="Georgia" w:hAnsi="Georgia" w:cs="Georgia"/>
@@ -48227,7 +46259,7 @@
         </w:rPr>
         <w:t xml:space="preserve"> preprint, </w:t>
       </w:r>
-      <w:hyperlink r:id="rId55">
+      <w:hyperlink r:id="rId54">
         <w:r>
           <w:rPr>
             <w:rFonts w:ascii="Georgia" w:eastAsia="Georgia" w:hAnsi="Georgia" w:cs="Georgia"/>
@@ -48294,7 +46326,7 @@
         </w:rPr>
         <w:t xml:space="preserve"> preprint, </w:t>
       </w:r>
-      <w:hyperlink r:id="rId56">
+      <w:hyperlink r:id="rId55">
         <w:r>
           <w:rPr>
             <w:rFonts w:ascii="Georgia" w:eastAsia="Georgia" w:hAnsi="Georgia" w:cs="Georgia"/>
@@ -48361,7 +46393,7 @@
         </w:rPr>
         <w:t xml:space="preserve">. Oper. Manag. Symp. (NOMS), Seoul, South Korea, Apr. 2025, pp. 1–9, </w:t>
       </w:r>
-      <w:hyperlink r:id="rId57">
+      <w:hyperlink r:id="rId56">
         <w:r>
           <w:rPr>
             <w:rFonts w:ascii="Georgia" w:eastAsia="Georgia" w:hAnsi="Georgia" w:cs="Georgia"/>
@@ -48412,7 +46444,7 @@
         </w:rPr>
         <w:t xml:space="preserve"> website. </w:t>
       </w:r>
-      <w:hyperlink r:id="rId58">
+      <w:hyperlink r:id="rId57">
         <w:r>
           <w:rPr>
             <w:rFonts w:ascii="Georgia" w:eastAsia="Georgia" w:hAnsi="Georgia" w:cs="Georgia"/>
@@ -48461,7 +46493,7 @@
         </w:rPr>
         <w:t xml:space="preserve"> website. </w:t>
       </w:r>
-      <w:hyperlink r:id="rId59">
+      <w:hyperlink r:id="rId58">
         <w:r>
           <w:rPr>
             <w:rFonts w:ascii="Georgia" w:eastAsia="Georgia" w:hAnsi="Georgia" w:cs="Georgia"/>
@@ -48510,7 +46542,7 @@
         </w:rPr>
         <w:t xml:space="preserve"> website. </w:t>
       </w:r>
-      <w:hyperlink r:id="rId60">
+      <w:hyperlink r:id="rId59">
         <w:r>
           <w:rPr>
             <w:rFonts w:ascii="Georgia" w:eastAsia="Georgia" w:hAnsi="Georgia" w:cs="Georgia"/>
@@ -48541,7 +46573,7 @@
         </w:rPr>
         <w:t>[25] OpenAI, "Whisper API Documentation - Speech to Text," OpenAI Platform Documentation, 2024. Available:</w:t>
       </w:r>
-      <w:hyperlink r:id="rId61">
+      <w:hyperlink r:id="rId60">
         <w:r>
           <w:rPr>
             <w:rFonts w:ascii="Georgia" w:eastAsia="Georgia" w:hAnsi="Georgia" w:cs="Georgia"/>
@@ -48551,7 +46583,7 @@
           <w:t xml:space="preserve"> </w:t>
         </w:r>
       </w:hyperlink>
-      <w:hyperlink r:id="rId62">
+      <w:hyperlink r:id="rId61">
         <w:r>
           <w:rPr>
             <w:rFonts w:ascii="Georgia" w:eastAsia="Georgia" w:hAnsi="Georgia" w:cs="Georgia"/>
@@ -48592,7 +46624,7 @@
         </w:rPr>
         <w:t>[26] OpenAI, "GPT-4 API Documentation," OpenAI Platform Documentation, 2024. Available:</w:t>
       </w:r>
-      <w:hyperlink r:id="rId63">
+      <w:hyperlink r:id="rId62">
         <w:r>
           <w:rPr>
             <w:rFonts w:ascii="Georgia" w:eastAsia="Georgia" w:hAnsi="Georgia" w:cs="Georgia"/>
@@ -48602,7 +46634,7 @@
           <w:t xml:space="preserve"> </w:t>
         </w:r>
       </w:hyperlink>
-      <w:hyperlink r:id="rId64">
+      <w:hyperlink r:id="rId63">
         <w:r>
           <w:rPr>
             <w:rFonts w:ascii="Georgia" w:eastAsia="Georgia" w:hAnsi="Georgia" w:cs="Georgia"/>
@@ -48641,7 +46673,7 @@
         </w:rPr>
         <w:t>[26] OpenAI, "GPT-4 API Documentation," OpenAI Platform Documentation, 2024. Available:</w:t>
       </w:r>
-      <w:hyperlink r:id="rId65">
+      <w:hyperlink r:id="rId64">
         <w:r>
           <w:rPr>
             <w:rFonts w:ascii="Georgia" w:eastAsia="Georgia" w:hAnsi="Georgia" w:cs="Georgia"/>
@@ -48651,7 +46683,7 @@
           <w:t xml:space="preserve"> </w:t>
         </w:r>
       </w:hyperlink>
-      <w:hyperlink r:id="rId66">
+      <w:hyperlink r:id="rId65">
         <w:r>
           <w:rPr>
             <w:rFonts w:ascii="Georgia" w:eastAsia="Georgia" w:hAnsi="Georgia" w:cs="Georgia"/>
@@ -48682,7 +46714,7 @@
         </w:rPr>
         <w:t>[27] Pinecone Systems, "Pinecone Vector Database Documentation," 2024. Available:</w:t>
       </w:r>
-      <w:hyperlink r:id="rId67">
+      <w:hyperlink r:id="rId66">
         <w:r>
           <w:rPr>
             <w:rFonts w:ascii="Georgia" w:eastAsia="Georgia" w:hAnsi="Georgia" w:cs="Georgia"/>
@@ -48692,7 +46724,7 @@
           <w:t xml:space="preserve"> </w:t>
         </w:r>
       </w:hyperlink>
-      <w:hyperlink r:id="rId68">
+      <w:hyperlink r:id="rId67">
         <w:r>
           <w:rPr>
             <w:rFonts w:ascii="Georgia" w:eastAsia="Georgia" w:hAnsi="Georgia" w:cs="Georgia"/>
@@ -48722,9 +46754,25 @@
           <w:szCs w:val="24"/>
         </w:rPr>
         <w:lastRenderedPageBreak/>
-        <w:t>[28] Zoom Video Communications, "Zoom API Documentation," Zoom Marketplace, 2024. Available:</w:t>
-      </w:r>
-      <w:hyperlink r:id="rId69">
+        <w:t>[2</w:t>
+      </w:r>
+      <w:r>
+        <w:rPr>
+          <w:rFonts w:ascii="Georgia" w:eastAsia="Georgia" w:hAnsi="Georgia" w:cs="Georgia"/>
+          <w:sz w:val="24"/>
+          <w:szCs w:val="24"/>
+        </w:rPr>
+        <w:t>8</w:t>
+      </w:r>
+      <w:r>
+        <w:rPr>
+          <w:rFonts w:ascii="Georgia" w:eastAsia="Georgia" w:hAnsi="Georgia" w:cs="Georgia"/>
+          <w:sz w:val="24"/>
+          <w:szCs w:val="24"/>
+        </w:rPr>
+        <w:t>] Microsoft Corporation, "Microsoft Graph API Documentation - Teams," Microsoft Learn, 2024. Available:</w:t>
+      </w:r>
+      <w:hyperlink r:id="rId68">
         <w:r>
           <w:rPr>
             <w:rFonts w:ascii="Georgia" w:eastAsia="Georgia" w:hAnsi="Georgia" w:cs="Georgia"/>
@@ -48734,48 +46782,7 @@
           <w:t xml:space="preserve"> </w:t>
         </w:r>
       </w:hyperlink>
-      <w:hyperlink r:id="rId70">
-        <w:r>
-          <w:rPr>
-            <w:rFonts w:ascii="Georgia" w:eastAsia="Georgia" w:hAnsi="Georgia" w:cs="Georgia"/>
-            <w:color w:val="1155CC"/>
-            <w:sz w:val="24"/>
-            <w:szCs w:val="24"/>
-            <w:u w:val="single"/>
-          </w:rPr>
-          <w:t>https://marketplace.zoom.us/docs/api-reference/</w:t>
-        </w:r>
-      </w:hyperlink>
-    </w:p>
-    <w:p>
-      <w:pPr>
-        <w:spacing w:line="240" w:lineRule="auto"/>
-        <w:jc w:val="both"/>
-        <w:rPr>
-          <w:rFonts w:ascii="Georgia" w:eastAsia="Georgia" w:hAnsi="Georgia" w:cs="Georgia"/>
-          <w:sz w:val="24"/>
-          <w:szCs w:val="24"/>
-        </w:rPr>
-      </w:pPr>
-      <w:r>
-        <w:rPr>
-          <w:rFonts w:ascii="Georgia" w:eastAsia="Georgia" w:hAnsi="Georgia" w:cs="Georgia"/>
-          <w:sz w:val="24"/>
-          <w:szCs w:val="24"/>
-        </w:rPr>
-        <w:t>[29] Microsoft Corporation, "Microsoft Graph API Documentation - Teams," Microsoft Learn, 2024. Available:</w:t>
-      </w:r>
-      <w:hyperlink r:id="rId71">
-        <w:r>
-          <w:rPr>
-            <w:rFonts w:ascii="Georgia" w:eastAsia="Georgia" w:hAnsi="Georgia" w:cs="Georgia"/>
-            <w:sz w:val="24"/>
-            <w:szCs w:val="24"/>
-          </w:rPr>
-          <w:t xml:space="preserve"> </w:t>
-        </w:r>
-      </w:hyperlink>
-      <w:hyperlink r:id="rId72">
+      <w:hyperlink r:id="rId69">
         <w:r>
           <w:rPr>
             <w:rFonts w:ascii="Georgia" w:eastAsia="Georgia" w:hAnsi="Georgia" w:cs="Georgia"/>
@@ -48804,9 +46811,25 @@
           <w:sz w:val="24"/>
           <w:szCs w:val="24"/>
         </w:rPr>
-        <w:t>[30] Google LLC, "Google Meet API Documentation," Google Developers, 2024. Available:</w:t>
-      </w:r>
-      <w:hyperlink r:id="rId73">
+        <w:t>[</w:t>
+      </w:r>
+      <w:r>
+        <w:rPr>
+          <w:rFonts w:ascii="Georgia" w:eastAsia="Georgia" w:hAnsi="Georgia" w:cs="Georgia"/>
+          <w:sz w:val="24"/>
+          <w:szCs w:val="24"/>
+        </w:rPr>
+        <w:t>29</w:t>
+      </w:r>
+      <w:r>
+        <w:rPr>
+          <w:rFonts w:ascii="Georgia" w:eastAsia="Georgia" w:hAnsi="Georgia" w:cs="Georgia"/>
+          <w:sz w:val="24"/>
+          <w:szCs w:val="24"/>
+        </w:rPr>
+        <w:t>] Google LLC, "Google Meet API Documentation," Google Developers, 2024. Available:</w:t>
+      </w:r>
+      <w:hyperlink r:id="rId70">
         <w:r>
           <w:rPr>
             <w:rFonts w:ascii="Georgia" w:eastAsia="Georgia" w:hAnsi="Georgia" w:cs="Georgia"/>
@@ -48816,7 +46839,7 @@
           <w:t xml:space="preserve"> </w:t>
         </w:r>
       </w:hyperlink>
-      <w:hyperlink r:id="rId74">
+      <w:hyperlink r:id="rId71">
         <w:r>
           <w:rPr>
             <w:rFonts w:ascii="Georgia" w:eastAsia="Georgia" w:hAnsi="Georgia" w:cs="Georgia"/>
@@ -48845,9 +46868,25 @@
           <w:sz w:val="24"/>
           <w:szCs w:val="24"/>
         </w:rPr>
-        <w:t>[31] Slack Technologies, "Slack Bolt Framework Documentation for JavaScript," Slack API Documentation, 2024. Available:</w:t>
-      </w:r>
-      <w:hyperlink r:id="rId75">
+        <w:t>[3</w:t>
+      </w:r>
+      <w:r>
+        <w:rPr>
+          <w:rFonts w:ascii="Georgia" w:eastAsia="Georgia" w:hAnsi="Georgia" w:cs="Georgia"/>
+          <w:sz w:val="24"/>
+          <w:szCs w:val="24"/>
+        </w:rPr>
+        <w:t>0</w:t>
+      </w:r>
+      <w:r>
+        <w:rPr>
+          <w:rFonts w:ascii="Georgia" w:eastAsia="Georgia" w:hAnsi="Georgia" w:cs="Georgia"/>
+          <w:sz w:val="24"/>
+          <w:szCs w:val="24"/>
+        </w:rPr>
+        <w:t>] Atlassian, "Jira Cloud REST API Documentation - Version 3," Atlassian Developer Documentation, 2024. Available:</w:t>
+      </w:r>
+      <w:hyperlink r:id="rId72">
         <w:r>
           <w:rPr>
             <w:rFonts w:ascii="Georgia" w:eastAsia="Georgia" w:hAnsi="Georgia" w:cs="Georgia"/>
@@ -48857,89 +46896,7 @@
           <w:t xml:space="preserve"> </w:t>
         </w:r>
       </w:hyperlink>
-      <w:hyperlink r:id="rId76">
-        <w:r>
-          <w:rPr>
-            <w:rFonts w:ascii="Georgia" w:eastAsia="Georgia" w:hAnsi="Georgia" w:cs="Georgia"/>
-            <w:color w:val="1155CC"/>
-            <w:sz w:val="24"/>
-            <w:szCs w:val="24"/>
-            <w:u w:val="single"/>
-          </w:rPr>
-          <w:t>https://slack.dev/bolt-js/</w:t>
-        </w:r>
-      </w:hyperlink>
-    </w:p>
-    <w:p>
-      <w:pPr>
-        <w:spacing w:line="240" w:lineRule="auto"/>
-        <w:jc w:val="both"/>
-        <w:rPr>
-          <w:rFonts w:ascii="Georgia" w:eastAsia="Georgia" w:hAnsi="Georgia" w:cs="Georgia"/>
-          <w:sz w:val="24"/>
-          <w:szCs w:val="24"/>
-        </w:rPr>
-      </w:pPr>
-      <w:r>
-        <w:rPr>
-          <w:rFonts w:ascii="Georgia" w:eastAsia="Georgia" w:hAnsi="Georgia" w:cs="Georgia"/>
-          <w:sz w:val="24"/>
-          <w:szCs w:val="24"/>
-        </w:rPr>
-        <w:t>[32] Slack Technologies, "Slack API Reference," Slack API Documentation, 2024. Available:</w:t>
-      </w:r>
-      <w:hyperlink r:id="rId77">
-        <w:r>
-          <w:rPr>
-            <w:rFonts w:ascii="Georgia" w:eastAsia="Georgia" w:hAnsi="Georgia" w:cs="Georgia"/>
-            <w:sz w:val="24"/>
-            <w:szCs w:val="24"/>
-          </w:rPr>
-          <w:t xml:space="preserve"> </w:t>
-        </w:r>
-      </w:hyperlink>
-      <w:hyperlink r:id="rId78">
-        <w:r>
-          <w:rPr>
-            <w:rFonts w:ascii="Georgia" w:eastAsia="Georgia" w:hAnsi="Georgia" w:cs="Georgia"/>
-            <w:color w:val="1155CC"/>
-            <w:sz w:val="24"/>
-            <w:szCs w:val="24"/>
-            <w:u w:val="single"/>
-          </w:rPr>
-          <w:t>https://api.slack.com/</w:t>
-        </w:r>
-      </w:hyperlink>
-    </w:p>
-    <w:p>
-      <w:pPr>
-        <w:spacing w:line="240" w:lineRule="auto"/>
-        <w:jc w:val="both"/>
-        <w:rPr>
-          <w:rFonts w:ascii="Georgia" w:eastAsia="Georgia" w:hAnsi="Georgia" w:cs="Georgia"/>
-          <w:sz w:val="24"/>
-          <w:szCs w:val="24"/>
-        </w:rPr>
-      </w:pPr>
-      <w:r>
-        <w:rPr>
-          <w:rFonts w:ascii="Georgia" w:eastAsia="Georgia" w:hAnsi="Georgia" w:cs="Georgia"/>
-          <w:sz w:val="24"/>
-          <w:szCs w:val="24"/>
-        </w:rPr>
-        <w:t>[33] Atlassian, "Jira Cloud REST API Documentation - Version 3," Atlassian Developer Documentation, 2024. Available:</w:t>
-      </w:r>
-      <w:hyperlink r:id="rId79">
-        <w:r>
-          <w:rPr>
-            <w:rFonts w:ascii="Georgia" w:eastAsia="Georgia" w:hAnsi="Georgia" w:cs="Georgia"/>
-            <w:sz w:val="24"/>
-            <w:szCs w:val="24"/>
-          </w:rPr>
-          <w:t xml:space="preserve"> </w:t>
-        </w:r>
-      </w:hyperlink>
-      <w:hyperlink r:id="rId80">
+      <w:hyperlink r:id="rId73">
         <w:r>
           <w:rPr>
             <w:rFonts w:ascii="Georgia" w:eastAsia="Georgia" w:hAnsi="Georgia" w:cs="Georgia"/>
@@ -48968,9 +46925,25 @@
           <w:sz w:val="24"/>
           <w:szCs w:val="24"/>
         </w:rPr>
-        <w:t>[34] Trello, "Trello REST API Documentation," Atlassian Developer Documentation, 2024. Available:</w:t>
-      </w:r>
-      <w:hyperlink r:id="rId81">
+        <w:t>[3</w:t>
+      </w:r>
+      <w:r>
+        <w:rPr>
+          <w:rFonts w:ascii="Georgia" w:eastAsia="Georgia" w:hAnsi="Georgia" w:cs="Georgia"/>
+          <w:sz w:val="24"/>
+          <w:szCs w:val="24"/>
+        </w:rPr>
+        <w:t>1</w:t>
+      </w:r>
+      <w:r>
+        <w:rPr>
+          <w:rFonts w:ascii="Georgia" w:eastAsia="Georgia" w:hAnsi="Georgia" w:cs="Georgia"/>
+          <w:sz w:val="24"/>
+          <w:szCs w:val="24"/>
+        </w:rPr>
+        <w:t>] Trello, "Trello REST API Documentation," Atlassian Developer Documentation, 2024. Available:</w:t>
+      </w:r>
+      <w:hyperlink r:id="rId74">
         <w:r>
           <w:rPr>
             <w:rFonts w:ascii="Georgia" w:eastAsia="Georgia" w:hAnsi="Georgia" w:cs="Georgia"/>
@@ -48980,7 +46953,7 @@
           <w:t xml:space="preserve"> </w:t>
         </w:r>
       </w:hyperlink>
-      <w:hyperlink r:id="rId82">
+      <w:hyperlink r:id="rId75">
         <w:r>
           <w:rPr>
             <w:rFonts w:ascii="Georgia" w:eastAsia="Georgia" w:hAnsi="Georgia" w:cs="Georgia"/>
@@ -49009,9 +46982,25 @@
           <w:sz w:val="24"/>
           <w:szCs w:val="24"/>
         </w:rPr>
-        <w:t>[35] Asana, "Asana API Documentation - Version 1.0," Asana Developers, 2024. Available:</w:t>
-      </w:r>
-      <w:hyperlink r:id="rId83">
+        <w:t>[3</w:t>
+      </w:r>
+      <w:r>
+        <w:rPr>
+          <w:rFonts w:ascii="Georgia" w:eastAsia="Georgia" w:hAnsi="Georgia" w:cs="Georgia"/>
+          <w:sz w:val="24"/>
+          <w:szCs w:val="24"/>
+        </w:rPr>
+        <w:t>2</w:t>
+      </w:r>
+      <w:r>
+        <w:rPr>
+          <w:rFonts w:ascii="Georgia" w:eastAsia="Georgia" w:hAnsi="Georgia" w:cs="Georgia"/>
+          <w:sz w:val="24"/>
+          <w:szCs w:val="24"/>
+        </w:rPr>
+        <w:t>] Asana, "Asana API Documentation - Version 1.0," Asana Developers, 2024. Available:</w:t>
+      </w:r>
+      <w:hyperlink r:id="rId76">
         <w:r>
           <w:rPr>
             <w:rFonts w:ascii="Georgia" w:eastAsia="Georgia" w:hAnsi="Georgia" w:cs="Georgia"/>
@@ -49021,7 +47010,7 @@
           <w:t xml:space="preserve"> </w:t>
         </w:r>
       </w:hyperlink>
-      <w:hyperlink r:id="rId84">
+      <w:hyperlink r:id="rId77">
         <w:r>
           <w:rPr>
             <w:rFonts w:ascii="Georgia" w:eastAsia="Georgia" w:hAnsi="Georgia" w:cs="Georgia"/>
@@ -49050,9 +47039,25 @@
           <w:sz w:val="24"/>
           <w:szCs w:val="24"/>
         </w:rPr>
-        <w:t>[36] Stripe, Inc., "Stripe API Documentation - Version 2023-10-16," Stripe Documentation, 2024. Available:</w:t>
-      </w:r>
-      <w:hyperlink r:id="rId85">
+        <w:t>[3</w:t>
+      </w:r>
+      <w:r>
+        <w:rPr>
+          <w:rFonts w:ascii="Georgia" w:eastAsia="Georgia" w:hAnsi="Georgia" w:cs="Georgia"/>
+          <w:sz w:val="24"/>
+          <w:szCs w:val="24"/>
+        </w:rPr>
+        <w:t>3</w:t>
+      </w:r>
+      <w:r>
+        <w:rPr>
+          <w:rFonts w:ascii="Georgia" w:eastAsia="Georgia" w:hAnsi="Georgia" w:cs="Georgia"/>
+          <w:sz w:val="24"/>
+          <w:szCs w:val="24"/>
+        </w:rPr>
+        <w:t>] Stripe, Inc., "Stripe API Documentation - Version 2023-10-16," Stripe Documentation, 2024. Available:</w:t>
+      </w:r>
+      <w:hyperlink r:id="rId78">
         <w:r>
           <w:rPr>
             <w:rFonts w:ascii="Georgia" w:eastAsia="Georgia" w:hAnsi="Georgia" w:cs="Georgia"/>
@@ -49062,7 +47067,7 @@
           <w:t xml:space="preserve"> </w:t>
         </w:r>
       </w:hyperlink>
-      <w:hyperlink r:id="rId86">
+      <w:hyperlink r:id="rId79">
         <w:r>
           <w:rPr>
             <w:rFonts w:ascii="Georgia" w:eastAsia="Georgia" w:hAnsi="Georgia" w:cs="Georgia"/>
@@ -49091,9 +47096,25 @@
           <w:sz w:val="24"/>
           <w:szCs w:val="24"/>
         </w:rPr>
-        <w:t>[37] Google LLC, "Google Cloud Translation API Documentation - Version 3," Google Cloud Documentation, 2024. Available:</w:t>
-      </w:r>
-      <w:hyperlink r:id="rId87">
+        <w:t>[3</w:t>
+      </w:r>
+      <w:r>
+        <w:rPr>
+          <w:rFonts w:ascii="Georgia" w:eastAsia="Georgia" w:hAnsi="Georgia" w:cs="Georgia"/>
+          <w:sz w:val="24"/>
+          <w:szCs w:val="24"/>
+        </w:rPr>
+        <w:t>4</w:t>
+      </w:r>
+      <w:r>
+        <w:rPr>
+          <w:rFonts w:ascii="Georgia" w:eastAsia="Georgia" w:hAnsi="Georgia" w:cs="Georgia"/>
+          <w:sz w:val="24"/>
+          <w:szCs w:val="24"/>
+        </w:rPr>
+        <w:t>] Google LLC, "Google Cloud Translation API Documentation - Version 3," Google Cloud Documentation, 2024. Available:</w:t>
+      </w:r>
+      <w:hyperlink r:id="rId80">
         <w:r>
           <w:rPr>
             <w:rFonts w:ascii="Georgia" w:eastAsia="Georgia" w:hAnsi="Georgia" w:cs="Georgia"/>
@@ -49103,7 +47124,7 @@
           <w:t xml:space="preserve"> </w:t>
         </w:r>
       </w:hyperlink>
-      <w:hyperlink r:id="rId88">
+      <w:hyperlink r:id="rId81">
         <w:r>
           <w:rPr>
             <w:rFonts w:ascii="Georgia" w:eastAsia="Georgia" w:hAnsi="Georgia" w:cs="Georgia"/>
@@ -49186,6 +47207,83 @@
     <w:p>
       <w:pPr>
         <w:keepLines/>
+        <w:spacing w:line="240" w:lineRule="auto"/>
+        <w:jc w:val="both"/>
+        <w:rPr>
+          <w:rFonts w:ascii="Georgia" w:eastAsia="Georgia" w:hAnsi="Georgia" w:cs="Georgia"/>
+          <w:sz w:val="20"/>
+          <w:szCs w:val="20"/>
+        </w:rPr>
+      </w:pPr>
+    </w:p>
+    <w:p>
+      <w:pPr>
+        <w:spacing w:line="240" w:lineRule="auto"/>
+        <w:jc w:val="both"/>
+        <w:rPr>
+          <w:rFonts w:ascii="Georgia" w:eastAsia="Georgia" w:hAnsi="Georgia" w:cs="Georgia"/>
+          <w:sz w:val="20"/>
+          <w:szCs w:val="20"/>
+        </w:rPr>
+      </w:pPr>
+    </w:p>
+    <w:p>
+      <w:pPr>
+        <w:spacing w:line="240" w:lineRule="auto"/>
+        <w:jc w:val="both"/>
+        <w:rPr>
+          <w:rFonts w:ascii="Georgia" w:eastAsia="Georgia" w:hAnsi="Georgia" w:cs="Georgia"/>
+          <w:sz w:val="20"/>
+          <w:szCs w:val="20"/>
+        </w:rPr>
+      </w:pPr>
+    </w:p>
+    <w:p>
+      <w:pPr>
+        <w:spacing w:line="240" w:lineRule="auto"/>
+        <w:jc w:val="both"/>
+        <w:rPr>
+          <w:rFonts w:ascii="Georgia" w:eastAsia="Georgia" w:hAnsi="Georgia" w:cs="Georgia"/>
+          <w:sz w:val="20"/>
+          <w:szCs w:val="20"/>
+        </w:rPr>
+      </w:pPr>
+    </w:p>
+    <w:p>
+      <w:pPr>
+        <w:spacing w:line="240" w:lineRule="auto"/>
+        <w:jc w:val="both"/>
+        <w:rPr>
+          <w:rFonts w:ascii="Georgia" w:eastAsia="Georgia" w:hAnsi="Georgia" w:cs="Georgia"/>
+          <w:sz w:val="20"/>
+          <w:szCs w:val="20"/>
+        </w:rPr>
+      </w:pPr>
+    </w:p>
+    <w:p>
+      <w:pPr>
+        <w:spacing w:line="240" w:lineRule="auto"/>
+        <w:jc w:val="both"/>
+        <w:rPr>
+          <w:rFonts w:ascii="Georgia" w:eastAsia="Georgia" w:hAnsi="Georgia" w:cs="Georgia"/>
+          <w:sz w:val="20"/>
+          <w:szCs w:val="20"/>
+        </w:rPr>
+      </w:pPr>
+    </w:p>
+    <w:p>
+      <w:pPr>
+        <w:spacing w:line="240" w:lineRule="auto"/>
+        <w:jc w:val="both"/>
+        <w:rPr>
+          <w:rFonts w:ascii="Georgia" w:eastAsia="Georgia" w:hAnsi="Georgia" w:cs="Georgia"/>
+          <w:sz w:val="20"/>
+          <w:szCs w:val="20"/>
+        </w:rPr>
+      </w:pPr>
+    </w:p>
+    <w:p>
+      <w:pPr>
         <w:spacing w:line="240" w:lineRule="auto"/>
         <w:jc w:val="both"/>
         <w:rPr>
@@ -53624,6 +51722,7 @@
   <w:style w:type="character" w:default="1" w:styleId="DefaultParagraphFont">
     <w:name w:val="Default Paragraph Font"/>
     <w:uiPriority w:val="1"/>
+    <w:semiHidden/>
     <w:unhideWhenUsed/>
   </w:style>
   <w:style w:type="table" w:default="1" w:styleId="TableNormal">
